--- a/source/Minitab应用实战手册_V1.5_OpenClaw版.docx
+++ b/source/Minitab应用实战手册_V1.5_OpenClaw版.docx
@@ -4094,6 +4094,12 @@
             <w:insideH w:val="single" w:color="auto" w:sz="4" w:space="0"/>
             <w:insideV w:val="single" w:color="auto" w:sz="4" w:space="0"/>
           </w:tblBorders>
+          <w:tblCellMar>
+            <w:top w:w="0" w:type="dxa"/>
+            <w:left w:w="108" w:type="dxa"/>
+            <w:bottom w:w="0" w:type="dxa"/>
+            <w:right w:w="108" w:type="dxa"/>
+          </w:tblCellMar>
         </w:tblPrEx>
         <w:trPr>
           <w:jc w:val="center"/>
@@ -7756,6 +7762,12 @@
             <w:insideH w:val="single" w:color="auto" w:sz="4" w:space="0"/>
             <w:insideV w:val="single" w:color="auto" w:sz="4" w:space="0"/>
           </w:tblBorders>
+          <w:tblCellMar>
+            <w:top w:w="0" w:type="dxa"/>
+            <w:left w:w="108" w:type="dxa"/>
+            <w:bottom w:w="0" w:type="dxa"/>
+            <w:right w:w="108" w:type="dxa"/>
+          </w:tblCellMar>
         </w:tblPrEx>
         <w:trPr>
           <w:jc w:val="center"/>
@@ -10214,12 +10226,6 @@
             <w:insideH w:val="single" w:color="auto" w:sz="4" w:space="0"/>
             <w:insideV w:val="single" w:color="auto" w:sz="4" w:space="0"/>
           </w:tblBorders>
-          <w:tblCellMar>
-            <w:top w:w="0" w:type="dxa"/>
-            <w:left w:w="108" w:type="dxa"/>
-            <w:bottom w:w="0" w:type="dxa"/>
-            <w:right w:w="108" w:type="dxa"/>
-          </w:tblCellMar>
         </w:tblPrEx>
         <w:trPr>
           <w:jc w:val="center"/>
@@ -11585,12 +11591,6 @@
             <w:insideH w:val="single" w:color="auto" w:sz="4" w:space="0"/>
             <w:insideV w:val="single" w:color="auto" w:sz="4" w:space="0"/>
           </w:tblBorders>
-          <w:tblCellMar>
-            <w:top w:w="0" w:type="dxa"/>
-            <w:left w:w="108" w:type="dxa"/>
-            <w:bottom w:w="0" w:type="dxa"/>
-            <w:right w:w="108" w:type="dxa"/>
-          </w:tblCellMar>
         </w:tblPrEx>
         <w:trPr>
           <w:jc w:val="center"/>
@@ -13869,6 +13869,12 @@
       </w:r>
     </w:p>
     <w:p>
+      <w:pPr>
+        <w:rPr>
+          <w:rFonts w:hint="eastAsia" w:eastAsia="微软雅黑"/>
+          <w:lang w:eastAsia="zh-CN"/>
+        </w:rPr>
+      </w:pPr>
       <w:r>
         <w:rPr>
           <w:rFonts w:ascii="微软雅黑" w:hAnsi="微软雅黑" w:eastAsia="微软雅黑"/>
@@ -13888,12 +13894,41 @@
           <w:rFonts w:ascii="微软雅黑" w:hAnsi="微软雅黑" w:eastAsia="微软雅黑"/>
           <w:sz w:val="19"/>
         </w:rPr>
-        <w:t>统一案例结果（MLE）：β=1.98，η=8.50，B10=2.72，B50=7.06。</w:t>
+        <w:t>统一案例结果（MLE）：β=1.98，η=8.50，B10=</w:t>
       </w:r>
       <w:r>
         <w:rPr>
           <w:rFonts w:ascii="微软雅黑" w:hAnsi="微软雅黑" w:eastAsia="微软雅黑"/>
           <w:sz w:val="19"/>
+          <w:lang w:val="en-US" w:eastAsia="zh-CN"/>
+        </w:rPr>
+        <w:t>2.56098</w:t>
+      </w:r>
+      <w:r>
+        <w:rPr>
+          <w:rFonts w:ascii="微软雅黑" w:hAnsi="微软雅黑" w:eastAsia="微软雅黑"/>
+          <w:sz w:val="19"/>
+        </w:rPr>
+        <w:t>，B50=</w:t>
+      </w:r>
+      <w:r>
+        <w:rPr>
+          <w:rFonts w:hint="eastAsia" w:ascii="微软雅黑" w:hAnsi="微软雅黑" w:eastAsia="微软雅黑"/>
+          <w:sz w:val="19"/>
+        </w:rPr>
+        <w:t xml:space="preserve">  6.99272</w:t>
+      </w:r>
+      <w:r>
+        <w:rPr>
+          <w:rFonts w:ascii="微软雅黑" w:hAnsi="微软雅黑" w:eastAsia="微软雅黑"/>
+          <w:sz w:val="19"/>
+        </w:rPr>
+        <w:t>。</w:t>
+      </w:r>
+      <w:r>
+        <w:rPr>
+          <w:rFonts w:ascii="微软雅黑" w:hAnsi="微软雅黑" w:eastAsia="微软雅黑"/>
+          <w:sz w:val="19"/>
         </w:rPr>
         <w:br w:type="textWrapping"/>
       </w:r>
@@ -13903,6 +13938,66 @@
           <w:sz w:val="19"/>
         </w:rPr>
         <w:t>本次只关注：β 的点估计值——若数据集中在 2~3 个值，务必确认使用的是 MLE 而非 LSXY，否则 β 可能算崩到 9+（完全失真）。</w:t>
+      </w:r>
+      <w:r>
+        <w:rPr>
+          <w:rFonts w:ascii="微软雅黑" w:hAnsi="微软雅黑" w:eastAsia="微软雅黑"/>
+          <w:sz w:val="19"/>
+        </w:rPr>
+        <w:br w:type="textWrapping"/>
+      </w:r>
+      <w:bookmarkStart w:id="0" w:name="_GoBack"/>
+      <w:bookmarkEnd w:id="0"/>
+      <w:r>
+        <w:rPr>
+          <w:rFonts w:hint="eastAsia" w:eastAsia="微软雅黑"/>
+          <w:lang w:eastAsia="zh-CN"/>
+        </w:rPr>
+        <w:drawing>
+          <wp:anchor distT="0" distB="0" distL="114300" distR="114300" simplePos="0" relativeHeight="251659264" behindDoc="0" locked="0" layoutInCell="1" allowOverlap="1">
+            <wp:simplePos x="0" y="0"/>
+            <wp:positionH relativeFrom="column">
+              <wp:posOffset>0</wp:posOffset>
+            </wp:positionH>
+            <wp:positionV relativeFrom="paragraph">
+              <wp:posOffset>951865</wp:posOffset>
+            </wp:positionV>
+            <wp:extent cx="5513705" cy="2191385"/>
+            <wp:effectExtent l="0" t="0" r="1270" b="8890"/>
+            <wp:wrapSquare wrapText="bothSides"/>
+            <wp:docPr id="10" name="图片 10" descr="img_v3_0213m_3dc5337a-9f53-454a-a05d-81cb5fd0285g"/>
+            <wp:cNvGraphicFramePr>
+              <a:graphicFrameLocks xmlns:a="http://schemas.openxmlformats.org/drawingml/2006/main" noChangeAspect="1"/>
+            </wp:cNvGraphicFramePr>
+            <a:graphic xmlns:a="http://schemas.openxmlformats.org/drawingml/2006/main">
+              <a:graphicData uri="http://schemas.openxmlformats.org/drawingml/2006/picture">
+                <pic:pic xmlns:pic="http://schemas.openxmlformats.org/drawingml/2006/picture">
+                  <pic:nvPicPr>
+                    <pic:cNvPr id="10" name="图片 10" descr="img_v3_0213m_3dc5337a-9f53-454a-a05d-81cb5fd0285g"/>
+                    <pic:cNvPicPr>
+                      <a:picLocks noChangeAspect="1"/>
+                    </pic:cNvPicPr>
+                  </pic:nvPicPr>
+                  <pic:blipFill>
+                    <a:blip r:embed="rId7"/>
+                    <a:stretch>
+                      <a:fillRect/>
+                    </a:stretch>
+                  </pic:blipFill>
+                  <pic:spPr>
+                    <a:xfrm>
+                      <a:off x="0" y="0"/>
+                      <a:ext cx="5513705" cy="2191385"/>
+                    </a:xfrm>
+                    <a:prstGeom prst="rect">
+                      <a:avLst/>
+                    </a:prstGeom>
+                  </pic:spPr>
+                </pic:pic>
+              </a:graphicData>
+            </a:graphic>
+          </wp:anchor>
+        </w:drawing>
       </w:r>
     </w:p>
     <w:p>
@@ -13938,7 +14033,7 @@
                     </pic:cNvPicPr>
                   </pic:nvPicPr>
                   <pic:blipFill>
-                    <a:blip r:embed="rId7"/>
+                    <a:blip r:embed="rId8"/>
                     <a:stretch>
                       <a:fillRect/>
                     </a:stretch>
@@ -16753,7 +16848,7 @@
                     </pic:cNvPicPr>
                   </pic:nvPicPr>
                   <pic:blipFill>
-                    <a:blip r:embed="rId8"/>
+                    <a:blip r:embed="rId9"/>
                     <a:stretch>
                       <a:fillRect/>
                     </a:stretch>
@@ -18484,7 +18579,7 @@
                     </pic:cNvPicPr>
                   </pic:nvPicPr>
                   <pic:blipFill>
-                    <a:blip r:embed="rId9"/>
+                    <a:blip r:embed="rId10"/>
                     <a:stretch>
                       <a:fillRect/>
                     </a:stretch>
@@ -21122,7 +21217,7 @@
                     </pic:cNvPicPr>
                   </pic:nvPicPr>
                   <pic:blipFill>
-                    <a:blip r:embed="rId10"/>
+                    <a:blip r:embed="rId11"/>
                     <a:stretch>
                       <a:fillRect/>
                     </a:stretch>
@@ -22807,7 +22902,7 @@
                     </pic:cNvPicPr>
                   </pic:nvPicPr>
                   <pic:blipFill>
-                    <a:blip r:embed="rId11"/>
+                    <a:blip r:embed="rId12"/>
                     <a:stretch>
                       <a:fillRect/>
                     </a:stretch>
@@ -23080,7 +23175,7 @@
                     </pic:cNvPicPr>
                   </pic:nvPicPr>
                   <pic:blipFill>
-                    <a:blip r:embed="rId12"/>
+                    <a:blip r:embed="rId13"/>
                     <a:stretch>
                       <a:fillRect/>
                     </a:stretch>
@@ -23113,3248 +23208,6 @@
           <w:sz w:val="20"/>
         </w:rPr>
         <w:t>▎CI 演示数据（20 台，分散型，可出 CI）——复制到 C1/C2</w:t>
-      </w:r>
-    </w:p>
-    <w:tbl>
-      <w:tblPr>
-        <w:tblStyle w:val="33"/>
-        <w:tblW w:w="0" w:type="auto"/>
-        <w:jc w:val="center"/>
-        <w:tblBorders>
-          <w:top w:val="single" w:color="auto" w:sz="4" w:space="0"/>
-          <w:left w:val="single" w:color="auto" w:sz="4" w:space="0"/>
-          <w:bottom w:val="single" w:color="auto" w:sz="4" w:space="0"/>
-          <w:right w:val="single" w:color="auto" w:sz="4" w:space="0"/>
-          <w:insideH w:val="single" w:color="auto" w:sz="4" w:space="0"/>
-          <w:insideV w:val="single" w:color="auto" w:sz="4" w:space="0"/>
-        </w:tblBorders>
-        <w:tblLayout w:type="autofit"/>
-        <w:tblCellMar>
-          <w:top w:w="0" w:type="dxa"/>
-          <w:left w:w="108" w:type="dxa"/>
-          <w:bottom w:w="0" w:type="dxa"/>
-          <w:right w:w="108" w:type="dxa"/>
-        </w:tblCellMar>
-      </w:tblPr>
-      <w:tblGrid>
-        <w:gridCol w:w="680"/>
-        <w:gridCol w:w="1134"/>
-        <w:gridCol w:w="1134"/>
-        <w:gridCol w:w="1701"/>
-      </w:tblGrid>
-      <w:tr>
-        <w:tblPrEx>
-          <w:tblBorders>
-            <w:top w:val="single" w:color="auto" w:sz="4" w:space="0"/>
-            <w:left w:val="single" w:color="auto" w:sz="4" w:space="0"/>
-            <w:bottom w:val="single" w:color="auto" w:sz="4" w:space="0"/>
-            <w:right w:val="single" w:color="auto" w:sz="4" w:space="0"/>
-            <w:insideH w:val="single" w:color="auto" w:sz="4" w:space="0"/>
-            <w:insideV w:val="single" w:color="auto" w:sz="4" w:space="0"/>
-          </w:tblBorders>
-        </w:tblPrEx>
-        <w:trPr>
-          <w:jc w:val="center"/>
-        </w:trPr>
-        <w:tc>
-          <w:tcPr>
-            <w:tcW w:w="680" w:type="dxa"/>
-            <w:shd w:val="clear" w:color="auto" w:fill="2E5A7C"/>
-          </w:tcPr>
-          <w:p>
-            <w:pPr>
-              <w:spacing w:after="0" w:line="240" w:lineRule="auto"/>
-              <w:jc w:val="center"/>
-            </w:pPr>
-            <w:r>
-              <w:rPr>
-                <w:rFonts w:ascii="微软雅黑" w:hAnsi="微软雅黑" w:eastAsia="微软雅黑"/>
-                <w:b/>
-                <w:color w:val="FFFFFF"/>
-                <w:sz w:val="18"/>
-              </w:rPr>
-              <w:t>行号</w:t>
-            </w:r>
-          </w:p>
-        </w:tc>
-        <w:tc>
-          <w:tcPr>
-            <w:tcW w:w="1134" w:type="dxa"/>
-            <w:shd w:val="clear" w:color="auto" w:fill="2E5A7C"/>
-          </w:tcPr>
-          <w:p>
-            <w:pPr>
-              <w:spacing w:after="0" w:line="240" w:lineRule="auto"/>
-              <w:jc w:val="center"/>
-            </w:pPr>
-            <w:r>
-              <w:rPr>
-                <w:rFonts w:ascii="微软雅黑" w:hAnsi="微软雅黑" w:eastAsia="微软雅黑"/>
-                <w:b/>
-                <w:color w:val="FFFFFF"/>
-                <w:sz w:val="18"/>
-              </w:rPr>
-              <w:t>C1(次数)</w:t>
-            </w:r>
-          </w:p>
-        </w:tc>
-        <w:tc>
-          <w:tcPr>
-            <w:tcW w:w="1134" w:type="dxa"/>
-            <w:shd w:val="clear" w:color="auto" w:fill="2E5A7C"/>
-          </w:tcPr>
-          <w:p>
-            <w:pPr>
-              <w:spacing w:after="0" w:line="240" w:lineRule="auto"/>
-              <w:jc w:val="center"/>
-            </w:pPr>
-            <w:r>
-              <w:rPr>
-                <w:rFonts w:ascii="微软雅黑" w:hAnsi="微软雅黑" w:eastAsia="微软雅黑"/>
-                <w:b/>
-                <w:color w:val="FFFFFF"/>
-                <w:sz w:val="18"/>
-              </w:rPr>
-              <w:t>C2(删失)</w:t>
-            </w:r>
-          </w:p>
-        </w:tc>
-        <w:tc>
-          <w:tcPr>
-            <w:tcW w:w="1701" w:type="dxa"/>
-            <w:shd w:val="clear" w:color="auto" w:fill="2E5A7C"/>
-          </w:tcPr>
-          <w:p>
-            <w:pPr>
-              <w:spacing w:after="0" w:line="240" w:lineRule="auto"/>
-              <w:jc w:val="center"/>
-            </w:pPr>
-            <w:r>
-              <w:rPr>
-                <w:rFonts w:ascii="微软雅黑" w:hAnsi="微软雅黑" w:eastAsia="微软雅黑"/>
-                <w:b/>
-                <w:color w:val="FFFFFF"/>
-                <w:sz w:val="18"/>
-              </w:rPr>
-              <w:t>备注</w:t>
-            </w:r>
-          </w:p>
-        </w:tc>
-      </w:tr>
-      <w:tr>
-        <w:tblPrEx>
-          <w:tblBorders>
-            <w:top w:val="single" w:color="auto" w:sz="4" w:space="0"/>
-            <w:left w:val="single" w:color="auto" w:sz="4" w:space="0"/>
-            <w:bottom w:val="single" w:color="auto" w:sz="4" w:space="0"/>
-            <w:right w:val="single" w:color="auto" w:sz="4" w:space="0"/>
-            <w:insideH w:val="single" w:color="auto" w:sz="4" w:space="0"/>
-            <w:insideV w:val="single" w:color="auto" w:sz="4" w:space="0"/>
-          </w:tblBorders>
-          <w:tblCellMar>
-            <w:top w:w="0" w:type="dxa"/>
-            <w:left w:w="108" w:type="dxa"/>
-            <w:bottom w:w="0" w:type="dxa"/>
-            <w:right w:w="108" w:type="dxa"/>
-          </w:tblCellMar>
-        </w:tblPrEx>
-        <w:trPr>
-          <w:jc w:val="center"/>
-        </w:trPr>
-        <w:tc>
-          <w:tcPr>
-            <w:tcW w:w="680" w:type="dxa"/>
-          </w:tcPr>
-          <w:p>
-            <w:pPr>
-              <w:spacing w:after="0" w:line="240" w:lineRule="auto"/>
-            </w:pPr>
-            <w:r>
-              <w:rPr>
-                <w:rFonts w:ascii="微软雅黑" w:hAnsi="微软雅黑" w:eastAsia="微软雅黑"/>
-                <w:sz w:val="18"/>
-              </w:rPr>
-              <w:t>1</w:t>
-            </w:r>
-          </w:p>
-        </w:tc>
-        <w:tc>
-          <w:tcPr>
-            <w:tcW w:w="1134" w:type="dxa"/>
-          </w:tcPr>
-          <w:p>
-            <w:pPr>
-              <w:spacing w:after="0" w:line="240" w:lineRule="auto"/>
-            </w:pPr>
-            <w:r>
-              <w:rPr>
-                <w:rFonts w:ascii="微软雅黑" w:hAnsi="微软雅黑" w:eastAsia="微软雅黑"/>
-                <w:sz w:val="18"/>
-              </w:rPr>
-              <w:t>1</w:t>
-            </w:r>
-          </w:p>
-        </w:tc>
-        <w:tc>
-          <w:tcPr>
-            <w:tcW w:w="1134" w:type="dxa"/>
-          </w:tcPr>
-          <w:p>
-            <w:pPr>
-              <w:spacing w:after="0" w:line="240" w:lineRule="auto"/>
-            </w:pPr>
-            <w:r>
-              <w:rPr>
-                <w:rFonts w:ascii="微软雅黑" w:hAnsi="微软雅黑" w:eastAsia="微软雅黑"/>
-                <w:sz w:val="18"/>
-              </w:rPr>
-              <w:t>0</w:t>
-            </w:r>
-          </w:p>
-        </w:tc>
-        <w:tc>
-          <w:tcPr>
-            <w:tcW w:w="1701" w:type="dxa"/>
-          </w:tcPr>
-          <w:p>
-            <w:pPr>
-              <w:spacing w:after="0" w:line="240" w:lineRule="auto"/>
-            </w:pPr>
-            <w:r>
-              <w:rPr>
-                <w:rFonts w:ascii="微软雅黑" w:hAnsi="微软雅黑" w:eastAsia="微软雅黑"/>
-                <w:sz w:val="18"/>
-              </w:rPr>
-              <w:t>失效</w:t>
-            </w:r>
-          </w:p>
-        </w:tc>
-      </w:tr>
-      <w:tr>
-        <w:tblPrEx>
-          <w:tblBorders>
-            <w:top w:val="single" w:color="auto" w:sz="4" w:space="0"/>
-            <w:left w:val="single" w:color="auto" w:sz="4" w:space="0"/>
-            <w:bottom w:val="single" w:color="auto" w:sz="4" w:space="0"/>
-            <w:right w:val="single" w:color="auto" w:sz="4" w:space="0"/>
-            <w:insideH w:val="single" w:color="auto" w:sz="4" w:space="0"/>
-            <w:insideV w:val="single" w:color="auto" w:sz="4" w:space="0"/>
-          </w:tblBorders>
-          <w:tblCellMar>
-            <w:top w:w="0" w:type="dxa"/>
-            <w:left w:w="108" w:type="dxa"/>
-            <w:bottom w:w="0" w:type="dxa"/>
-            <w:right w:w="108" w:type="dxa"/>
-          </w:tblCellMar>
-        </w:tblPrEx>
-        <w:trPr>
-          <w:jc w:val="center"/>
-        </w:trPr>
-        <w:tc>
-          <w:tcPr>
-            <w:tcW w:w="680" w:type="dxa"/>
-            <w:shd w:val="clear" w:color="auto" w:fill="F8FAFC"/>
-          </w:tcPr>
-          <w:p>
-            <w:pPr>
-              <w:spacing w:after="0" w:line="240" w:lineRule="auto"/>
-            </w:pPr>
-            <w:r>
-              <w:rPr>
-                <w:rFonts w:ascii="微软雅黑" w:hAnsi="微软雅黑" w:eastAsia="微软雅黑"/>
-                <w:sz w:val="18"/>
-              </w:rPr>
-              <w:t>2</w:t>
-            </w:r>
-          </w:p>
-        </w:tc>
-        <w:tc>
-          <w:tcPr>
-            <w:tcW w:w="1134" w:type="dxa"/>
-            <w:shd w:val="clear" w:color="auto" w:fill="F8FAFC"/>
-          </w:tcPr>
-          <w:p>
-            <w:pPr>
-              <w:spacing w:after="0" w:line="240" w:lineRule="auto"/>
-            </w:pPr>
-            <w:r>
-              <w:rPr>
-                <w:rFonts w:ascii="微软雅黑" w:hAnsi="微软雅黑" w:eastAsia="微软雅黑"/>
-                <w:sz w:val="18"/>
-              </w:rPr>
-              <w:t>2</w:t>
-            </w:r>
-          </w:p>
-        </w:tc>
-        <w:tc>
-          <w:tcPr>
-            <w:tcW w:w="1134" w:type="dxa"/>
-            <w:shd w:val="clear" w:color="auto" w:fill="F8FAFC"/>
-          </w:tcPr>
-          <w:p>
-            <w:pPr>
-              <w:spacing w:after="0" w:line="240" w:lineRule="auto"/>
-            </w:pPr>
-            <w:r>
-              <w:rPr>
-                <w:rFonts w:ascii="微软雅黑" w:hAnsi="微软雅黑" w:eastAsia="微软雅黑"/>
-                <w:sz w:val="18"/>
-              </w:rPr>
-              <w:t>0</w:t>
-            </w:r>
-          </w:p>
-        </w:tc>
-        <w:tc>
-          <w:tcPr>
-            <w:tcW w:w="1701" w:type="dxa"/>
-            <w:shd w:val="clear" w:color="auto" w:fill="F8FAFC"/>
-          </w:tcPr>
-          <w:p>
-            <w:pPr>
-              <w:spacing w:after="0" w:line="240" w:lineRule="auto"/>
-            </w:pPr>
-            <w:r>
-              <w:rPr>
-                <w:rFonts w:ascii="微软雅黑" w:hAnsi="微软雅黑" w:eastAsia="微软雅黑"/>
-                <w:sz w:val="18"/>
-              </w:rPr>
-              <w:t>失效</w:t>
-            </w:r>
-          </w:p>
-        </w:tc>
-      </w:tr>
-      <w:tr>
-        <w:tblPrEx>
-          <w:tblBorders>
-            <w:top w:val="single" w:color="auto" w:sz="4" w:space="0"/>
-            <w:left w:val="single" w:color="auto" w:sz="4" w:space="0"/>
-            <w:bottom w:val="single" w:color="auto" w:sz="4" w:space="0"/>
-            <w:right w:val="single" w:color="auto" w:sz="4" w:space="0"/>
-            <w:insideH w:val="single" w:color="auto" w:sz="4" w:space="0"/>
-            <w:insideV w:val="single" w:color="auto" w:sz="4" w:space="0"/>
-          </w:tblBorders>
-          <w:tblCellMar>
-            <w:top w:w="0" w:type="dxa"/>
-            <w:left w:w="108" w:type="dxa"/>
-            <w:bottom w:w="0" w:type="dxa"/>
-            <w:right w:w="108" w:type="dxa"/>
-          </w:tblCellMar>
-        </w:tblPrEx>
-        <w:trPr>
-          <w:jc w:val="center"/>
-        </w:trPr>
-        <w:tc>
-          <w:tcPr>
-            <w:tcW w:w="680" w:type="dxa"/>
-          </w:tcPr>
-          <w:p>
-            <w:pPr>
-              <w:spacing w:after="0" w:line="240" w:lineRule="auto"/>
-            </w:pPr>
-            <w:r>
-              <w:rPr>
-                <w:rFonts w:ascii="微软雅黑" w:hAnsi="微软雅黑" w:eastAsia="微软雅黑"/>
-                <w:sz w:val="18"/>
-              </w:rPr>
-              <w:t>3</w:t>
-            </w:r>
-          </w:p>
-        </w:tc>
-        <w:tc>
-          <w:tcPr>
-            <w:tcW w:w="1134" w:type="dxa"/>
-          </w:tcPr>
-          <w:p>
-            <w:pPr>
-              <w:spacing w:after="0" w:line="240" w:lineRule="auto"/>
-            </w:pPr>
-            <w:r>
-              <w:rPr>
-                <w:rFonts w:ascii="微软雅黑" w:hAnsi="微软雅黑" w:eastAsia="微软雅黑"/>
-                <w:sz w:val="18"/>
-              </w:rPr>
-              <w:t>2</w:t>
-            </w:r>
-          </w:p>
-        </w:tc>
-        <w:tc>
-          <w:tcPr>
-            <w:tcW w:w="1134" w:type="dxa"/>
-          </w:tcPr>
-          <w:p>
-            <w:pPr>
-              <w:spacing w:after="0" w:line="240" w:lineRule="auto"/>
-            </w:pPr>
-            <w:r>
-              <w:rPr>
-                <w:rFonts w:ascii="微软雅黑" w:hAnsi="微软雅黑" w:eastAsia="微软雅黑"/>
-                <w:sz w:val="18"/>
-              </w:rPr>
-              <w:t>0</w:t>
-            </w:r>
-          </w:p>
-        </w:tc>
-        <w:tc>
-          <w:tcPr>
-            <w:tcW w:w="1701" w:type="dxa"/>
-          </w:tcPr>
-          <w:p>
-            <w:pPr>
-              <w:spacing w:after="0" w:line="240" w:lineRule="auto"/>
-            </w:pPr>
-            <w:r>
-              <w:rPr>
-                <w:rFonts w:ascii="微软雅黑" w:hAnsi="微软雅黑" w:eastAsia="微软雅黑"/>
-                <w:sz w:val="18"/>
-              </w:rPr>
-              <w:t>失效</w:t>
-            </w:r>
-          </w:p>
-        </w:tc>
-      </w:tr>
-      <w:tr>
-        <w:tblPrEx>
-          <w:tblBorders>
-            <w:top w:val="single" w:color="auto" w:sz="4" w:space="0"/>
-            <w:left w:val="single" w:color="auto" w:sz="4" w:space="0"/>
-            <w:bottom w:val="single" w:color="auto" w:sz="4" w:space="0"/>
-            <w:right w:val="single" w:color="auto" w:sz="4" w:space="0"/>
-            <w:insideH w:val="single" w:color="auto" w:sz="4" w:space="0"/>
-            <w:insideV w:val="single" w:color="auto" w:sz="4" w:space="0"/>
-          </w:tblBorders>
-          <w:tblCellMar>
-            <w:top w:w="0" w:type="dxa"/>
-            <w:left w:w="108" w:type="dxa"/>
-            <w:bottom w:w="0" w:type="dxa"/>
-            <w:right w:w="108" w:type="dxa"/>
-          </w:tblCellMar>
-        </w:tblPrEx>
-        <w:trPr>
-          <w:jc w:val="center"/>
-        </w:trPr>
-        <w:tc>
-          <w:tcPr>
-            <w:tcW w:w="680" w:type="dxa"/>
-            <w:shd w:val="clear" w:color="auto" w:fill="F8FAFC"/>
-          </w:tcPr>
-          <w:p>
-            <w:pPr>
-              <w:spacing w:after="0" w:line="240" w:lineRule="auto"/>
-            </w:pPr>
-            <w:r>
-              <w:rPr>
-                <w:rFonts w:ascii="微软雅黑" w:hAnsi="微软雅黑" w:eastAsia="微软雅黑"/>
-                <w:sz w:val="18"/>
-              </w:rPr>
-              <w:t>4</w:t>
-            </w:r>
-          </w:p>
-        </w:tc>
-        <w:tc>
-          <w:tcPr>
-            <w:tcW w:w="1134" w:type="dxa"/>
-            <w:shd w:val="clear" w:color="auto" w:fill="F8FAFC"/>
-          </w:tcPr>
-          <w:p>
-            <w:pPr>
-              <w:spacing w:after="0" w:line="240" w:lineRule="auto"/>
-            </w:pPr>
-            <w:r>
-              <w:rPr>
-                <w:rFonts w:ascii="微软雅黑" w:hAnsi="微软雅黑" w:eastAsia="微软雅黑"/>
-                <w:sz w:val="18"/>
-              </w:rPr>
-              <w:t>3</w:t>
-            </w:r>
-          </w:p>
-        </w:tc>
-        <w:tc>
-          <w:tcPr>
-            <w:tcW w:w="1134" w:type="dxa"/>
-            <w:shd w:val="clear" w:color="auto" w:fill="F8FAFC"/>
-          </w:tcPr>
-          <w:p>
-            <w:pPr>
-              <w:spacing w:after="0" w:line="240" w:lineRule="auto"/>
-            </w:pPr>
-            <w:r>
-              <w:rPr>
-                <w:rFonts w:ascii="微软雅黑" w:hAnsi="微软雅黑" w:eastAsia="微软雅黑"/>
-                <w:sz w:val="18"/>
-              </w:rPr>
-              <w:t>0</w:t>
-            </w:r>
-          </w:p>
-        </w:tc>
-        <w:tc>
-          <w:tcPr>
-            <w:tcW w:w="1701" w:type="dxa"/>
-            <w:shd w:val="clear" w:color="auto" w:fill="F8FAFC"/>
-          </w:tcPr>
-          <w:p>
-            <w:pPr>
-              <w:spacing w:after="0" w:line="240" w:lineRule="auto"/>
-            </w:pPr>
-            <w:r>
-              <w:rPr>
-                <w:rFonts w:ascii="微软雅黑" w:hAnsi="微软雅黑" w:eastAsia="微软雅黑"/>
-                <w:sz w:val="18"/>
-              </w:rPr>
-              <w:t>失效</w:t>
-            </w:r>
-          </w:p>
-        </w:tc>
-      </w:tr>
-      <w:tr>
-        <w:tblPrEx>
-          <w:tblBorders>
-            <w:top w:val="single" w:color="auto" w:sz="4" w:space="0"/>
-            <w:left w:val="single" w:color="auto" w:sz="4" w:space="0"/>
-            <w:bottom w:val="single" w:color="auto" w:sz="4" w:space="0"/>
-            <w:right w:val="single" w:color="auto" w:sz="4" w:space="0"/>
-            <w:insideH w:val="single" w:color="auto" w:sz="4" w:space="0"/>
-            <w:insideV w:val="single" w:color="auto" w:sz="4" w:space="0"/>
-          </w:tblBorders>
-          <w:tblCellMar>
-            <w:top w:w="0" w:type="dxa"/>
-            <w:left w:w="108" w:type="dxa"/>
-            <w:bottom w:w="0" w:type="dxa"/>
-            <w:right w:w="108" w:type="dxa"/>
-          </w:tblCellMar>
-        </w:tblPrEx>
-        <w:trPr>
-          <w:jc w:val="center"/>
-        </w:trPr>
-        <w:tc>
-          <w:tcPr>
-            <w:tcW w:w="680" w:type="dxa"/>
-          </w:tcPr>
-          <w:p>
-            <w:pPr>
-              <w:spacing w:after="0" w:line="240" w:lineRule="auto"/>
-            </w:pPr>
-            <w:r>
-              <w:rPr>
-                <w:rFonts w:ascii="微软雅黑" w:hAnsi="微软雅黑" w:eastAsia="微软雅黑"/>
-                <w:sz w:val="18"/>
-              </w:rPr>
-              <w:t>5</w:t>
-            </w:r>
-          </w:p>
-        </w:tc>
-        <w:tc>
-          <w:tcPr>
-            <w:tcW w:w="1134" w:type="dxa"/>
-          </w:tcPr>
-          <w:p>
-            <w:pPr>
-              <w:spacing w:after="0" w:line="240" w:lineRule="auto"/>
-            </w:pPr>
-            <w:r>
-              <w:rPr>
-                <w:rFonts w:ascii="微软雅黑" w:hAnsi="微软雅黑" w:eastAsia="微软雅黑"/>
-                <w:sz w:val="18"/>
-              </w:rPr>
-              <w:t>4</w:t>
-            </w:r>
-          </w:p>
-        </w:tc>
-        <w:tc>
-          <w:tcPr>
-            <w:tcW w:w="1134" w:type="dxa"/>
-          </w:tcPr>
-          <w:p>
-            <w:pPr>
-              <w:spacing w:after="0" w:line="240" w:lineRule="auto"/>
-            </w:pPr>
-            <w:r>
-              <w:rPr>
-                <w:rFonts w:ascii="微软雅黑" w:hAnsi="微软雅黑" w:eastAsia="微软雅黑"/>
-                <w:sz w:val="18"/>
-              </w:rPr>
-              <w:t>0</w:t>
-            </w:r>
-          </w:p>
-        </w:tc>
-        <w:tc>
-          <w:tcPr>
-            <w:tcW w:w="1701" w:type="dxa"/>
-          </w:tcPr>
-          <w:p>
-            <w:pPr>
-              <w:spacing w:after="0" w:line="240" w:lineRule="auto"/>
-            </w:pPr>
-            <w:r>
-              <w:rPr>
-                <w:rFonts w:ascii="微软雅黑" w:hAnsi="微软雅黑" w:eastAsia="微软雅黑"/>
-                <w:sz w:val="18"/>
-              </w:rPr>
-              <w:t>失效</w:t>
-            </w:r>
-          </w:p>
-        </w:tc>
-      </w:tr>
-      <w:tr>
-        <w:tblPrEx>
-          <w:tblBorders>
-            <w:top w:val="single" w:color="auto" w:sz="4" w:space="0"/>
-            <w:left w:val="single" w:color="auto" w:sz="4" w:space="0"/>
-            <w:bottom w:val="single" w:color="auto" w:sz="4" w:space="0"/>
-            <w:right w:val="single" w:color="auto" w:sz="4" w:space="0"/>
-            <w:insideH w:val="single" w:color="auto" w:sz="4" w:space="0"/>
-            <w:insideV w:val="single" w:color="auto" w:sz="4" w:space="0"/>
-          </w:tblBorders>
-          <w:tblCellMar>
-            <w:top w:w="0" w:type="dxa"/>
-            <w:left w:w="108" w:type="dxa"/>
-            <w:bottom w:w="0" w:type="dxa"/>
-            <w:right w:w="108" w:type="dxa"/>
-          </w:tblCellMar>
-        </w:tblPrEx>
-        <w:trPr>
-          <w:jc w:val="center"/>
-        </w:trPr>
-        <w:tc>
-          <w:tcPr>
-            <w:tcW w:w="680" w:type="dxa"/>
-            <w:shd w:val="clear" w:color="auto" w:fill="F8FAFC"/>
-          </w:tcPr>
-          <w:p>
-            <w:pPr>
-              <w:spacing w:after="0" w:line="240" w:lineRule="auto"/>
-            </w:pPr>
-            <w:r>
-              <w:rPr>
-                <w:rFonts w:ascii="微软雅黑" w:hAnsi="微软雅黑" w:eastAsia="微软雅黑"/>
-                <w:sz w:val="18"/>
-              </w:rPr>
-              <w:t>6</w:t>
-            </w:r>
-          </w:p>
-        </w:tc>
-        <w:tc>
-          <w:tcPr>
-            <w:tcW w:w="1134" w:type="dxa"/>
-            <w:shd w:val="clear" w:color="auto" w:fill="F8FAFC"/>
-          </w:tcPr>
-          <w:p>
-            <w:pPr>
-              <w:spacing w:after="0" w:line="240" w:lineRule="auto"/>
-            </w:pPr>
-            <w:r>
-              <w:rPr>
-                <w:rFonts w:ascii="微软雅黑" w:hAnsi="微软雅黑" w:eastAsia="微软雅黑"/>
-                <w:sz w:val="18"/>
-              </w:rPr>
-              <w:t>5</w:t>
-            </w:r>
-          </w:p>
-        </w:tc>
-        <w:tc>
-          <w:tcPr>
-            <w:tcW w:w="1134" w:type="dxa"/>
-            <w:shd w:val="clear" w:color="auto" w:fill="F8FAFC"/>
-          </w:tcPr>
-          <w:p>
-            <w:pPr>
-              <w:spacing w:after="0" w:line="240" w:lineRule="auto"/>
-            </w:pPr>
-            <w:r>
-              <w:rPr>
-                <w:rFonts w:ascii="微软雅黑" w:hAnsi="微软雅黑" w:eastAsia="微软雅黑"/>
-                <w:sz w:val="18"/>
-              </w:rPr>
-              <w:t>0</w:t>
-            </w:r>
-          </w:p>
-        </w:tc>
-        <w:tc>
-          <w:tcPr>
-            <w:tcW w:w="1701" w:type="dxa"/>
-            <w:shd w:val="clear" w:color="auto" w:fill="F8FAFC"/>
-          </w:tcPr>
-          <w:p>
-            <w:pPr>
-              <w:spacing w:after="0" w:line="240" w:lineRule="auto"/>
-            </w:pPr>
-            <w:r>
-              <w:rPr>
-                <w:rFonts w:ascii="微软雅黑" w:hAnsi="微软雅黑" w:eastAsia="微软雅黑"/>
-                <w:sz w:val="18"/>
-              </w:rPr>
-              <w:t>失效</w:t>
-            </w:r>
-          </w:p>
-        </w:tc>
-      </w:tr>
-      <w:tr>
-        <w:tblPrEx>
-          <w:tblBorders>
-            <w:top w:val="single" w:color="auto" w:sz="4" w:space="0"/>
-            <w:left w:val="single" w:color="auto" w:sz="4" w:space="0"/>
-            <w:bottom w:val="single" w:color="auto" w:sz="4" w:space="0"/>
-            <w:right w:val="single" w:color="auto" w:sz="4" w:space="0"/>
-            <w:insideH w:val="single" w:color="auto" w:sz="4" w:space="0"/>
-            <w:insideV w:val="single" w:color="auto" w:sz="4" w:space="0"/>
-          </w:tblBorders>
-          <w:tblCellMar>
-            <w:top w:w="0" w:type="dxa"/>
-            <w:left w:w="108" w:type="dxa"/>
-            <w:bottom w:w="0" w:type="dxa"/>
-            <w:right w:w="108" w:type="dxa"/>
-          </w:tblCellMar>
-        </w:tblPrEx>
-        <w:trPr>
-          <w:jc w:val="center"/>
-        </w:trPr>
-        <w:tc>
-          <w:tcPr>
-            <w:tcW w:w="680" w:type="dxa"/>
-          </w:tcPr>
-          <w:p>
-            <w:pPr>
-              <w:spacing w:after="0" w:line="240" w:lineRule="auto"/>
-            </w:pPr>
-            <w:r>
-              <w:rPr>
-                <w:rFonts w:ascii="微软雅黑" w:hAnsi="微软雅黑" w:eastAsia="微软雅黑"/>
-                <w:sz w:val="18"/>
-              </w:rPr>
-              <w:t>7</w:t>
-            </w:r>
-          </w:p>
-        </w:tc>
-        <w:tc>
-          <w:tcPr>
-            <w:tcW w:w="1134" w:type="dxa"/>
-          </w:tcPr>
-          <w:p>
-            <w:pPr>
-              <w:spacing w:after="0" w:line="240" w:lineRule="auto"/>
-            </w:pPr>
-            <w:r>
-              <w:rPr>
-                <w:rFonts w:ascii="微软雅黑" w:hAnsi="微软雅黑" w:eastAsia="微软雅黑"/>
-                <w:sz w:val="18"/>
-              </w:rPr>
-              <w:t>6</w:t>
-            </w:r>
-          </w:p>
-        </w:tc>
-        <w:tc>
-          <w:tcPr>
-            <w:tcW w:w="1134" w:type="dxa"/>
-          </w:tcPr>
-          <w:p>
-            <w:pPr>
-              <w:spacing w:after="0" w:line="240" w:lineRule="auto"/>
-            </w:pPr>
-            <w:r>
-              <w:rPr>
-                <w:rFonts w:ascii="微软雅黑" w:hAnsi="微软雅黑" w:eastAsia="微软雅黑"/>
-                <w:sz w:val="18"/>
-              </w:rPr>
-              <w:t>0</w:t>
-            </w:r>
-          </w:p>
-        </w:tc>
-        <w:tc>
-          <w:tcPr>
-            <w:tcW w:w="1701" w:type="dxa"/>
-          </w:tcPr>
-          <w:p>
-            <w:pPr>
-              <w:spacing w:after="0" w:line="240" w:lineRule="auto"/>
-            </w:pPr>
-            <w:r>
-              <w:rPr>
-                <w:rFonts w:ascii="微软雅黑" w:hAnsi="微软雅黑" w:eastAsia="微软雅黑"/>
-                <w:sz w:val="18"/>
-              </w:rPr>
-              <w:t>失效</w:t>
-            </w:r>
-          </w:p>
-        </w:tc>
-      </w:tr>
-      <w:tr>
-        <w:tblPrEx>
-          <w:tblBorders>
-            <w:top w:val="single" w:color="auto" w:sz="4" w:space="0"/>
-            <w:left w:val="single" w:color="auto" w:sz="4" w:space="0"/>
-            <w:bottom w:val="single" w:color="auto" w:sz="4" w:space="0"/>
-            <w:right w:val="single" w:color="auto" w:sz="4" w:space="0"/>
-            <w:insideH w:val="single" w:color="auto" w:sz="4" w:space="0"/>
-            <w:insideV w:val="single" w:color="auto" w:sz="4" w:space="0"/>
-          </w:tblBorders>
-          <w:tblCellMar>
-            <w:top w:w="0" w:type="dxa"/>
-            <w:left w:w="108" w:type="dxa"/>
-            <w:bottom w:w="0" w:type="dxa"/>
-            <w:right w:w="108" w:type="dxa"/>
-          </w:tblCellMar>
-        </w:tblPrEx>
-        <w:trPr>
-          <w:jc w:val="center"/>
-        </w:trPr>
-        <w:tc>
-          <w:tcPr>
-            <w:tcW w:w="680" w:type="dxa"/>
-            <w:shd w:val="clear" w:color="auto" w:fill="F8FAFC"/>
-          </w:tcPr>
-          <w:p>
-            <w:pPr>
-              <w:spacing w:after="0" w:line="240" w:lineRule="auto"/>
-            </w:pPr>
-            <w:r>
-              <w:rPr>
-                <w:rFonts w:ascii="微软雅黑" w:hAnsi="微软雅黑" w:eastAsia="微软雅黑"/>
-                <w:sz w:val="18"/>
-              </w:rPr>
-              <w:t>8</w:t>
-            </w:r>
-          </w:p>
-        </w:tc>
-        <w:tc>
-          <w:tcPr>
-            <w:tcW w:w="1134" w:type="dxa"/>
-            <w:shd w:val="clear" w:color="auto" w:fill="F8FAFC"/>
-          </w:tcPr>
-          <w:p>
-            <w:pPr>
-              <w:spacing w:after="0" w:line="240" w:lineRule="auto"/>
-            </w:pPr>
-            <w:r>
-              <w:rPr>
-                <w:rFonts w:ascii="微软雅黑" w:hAnsi="微软雅黑" w:eastAsia="微软雅黑"/>
-                <w:sz w:val="18"/>
-              </w:rPr>
-              <w:t>7</w:t>
-            </w:r>
-          </w:p>
-        </w:tc>
-        <w:tc>
-          <w:tcPr>
-            <w:tcW w:w="1134" w:type="dxa"/>
-            <w:shd w:val="clear" w:color="auto" w:fill="F8FAFC"/>
-          </w:tcPr>
-          <w:p>
-            <w:pPr>
-              <w:spacing w:after="0" w:line="240" w:lineRule="auto"/>
-            </w:pPr>
-            <w:r>
-              <w:rPr>
-                <w:rFonts w:ascii="微软雅黑" w:hAnsi="微软雅黑" w:eastAsia="微软雅黑"/>
-                <w:sz w:val="18"/>
-              </w:rPr>
-              <w:t>0</w:t>
-            </w:r>
-          </w:p>
-        </w:tc>
-        <w:tc>
-          <w:tcPr>
-            <w:tcW w:w="1701" w:type="dxa"/>
-            <w:shd w:val="clear" w:color="auto" w:fill="F8FAFC"/>
-          </w:tcPr>
-          <w:p>
-            <w:pPr>
-              <w:spacing w:after="0" w:line="240" w:lineRule="auto"/>
-            </w:pPr>
-            <w:r>
-              <w:rPr>
-                <w:rFonts w:ascii="微软雅黑" w:hAnsi="微软雅黑" w:eastAsia="微软雅黑"/>
-                <w:sz w:val="18"/>
-              </w:rPr>
-              <w:t>失效</w:t>
-            </w:r>
-          </w:p>
-        </w:tc>
-      </w:tr>
-      <w:tr>
-        <w:tblPrEx>
-          <w:tblBorders>
-            <w:top w:val="single" w:color="auto" w:sz="4" w:space="0"/>
-            <w:left w:val="single" w:color="auto" w:sz="4" w:space="0"/>
-            <w:bottom w:val="single" w:color="auto" w:sz="4" w:space="0"/>
-            <w:right w:val="single" w:color="auto" w:sz="4" w:space="0"/>
-            <w:insideH w:val="single" w:color="auto" w:sz="4" w:space="0"/>
-            <w:insideV w:val="single" w:color="auto" w:sz="4" w:space="0"/>
-          </w:tblBorders>
-          <w:tblCellMar>
-            <w:top w:w="0" w:type="dxa"/>
-            <w:left w:w="108" w:type="dxa"/>
-            <w:bottom w:w="0" w:type="dxa"/>
-            <w:right w:w="108" w:type="dxa"/>
-          </w:tblCellMar>
-        </w:tblPrEx>
-        <w:trPr>
-          <w:jc w:val="center"/>
-        </w:trPr>
-        <w:tc>
-          <w:tcPr>
-            <w:tcW w:w="680" w:type="dxa"/>
-          </w:tcPr>
-          <w:p>
-            <w:pPr>
-              <w:spacing w:after="0" w:line="240" w:lineRule="auto"/>
-            </w:pPr>
-            <w:r>
-              <w:rPr>
-                <w:rFonts w:ascii="微软雅黑" w:hAnsi="微软雅黑" w:eastAsia="微软雅黑"/>
-                <w:sz w:val="18"/>
-              </w:rPr>
-              <w:t>9</w:t>
-            </w:r>
-          </w:p>
-        </w:tc>
-        <w:tc>
-          <w:tcPr>
-            <w:tcW w:w="1134" w:type="dxa"/>
-          </w:tcPr>
-          <w:p>
-            <w:pPr>
-              <w:spacing w:after="0" w:line="240" w:lineRule="auto"/>
-            </w:pPr>
-            <w:r>
-              <w:rPr>
-                <w:rFonts w:ascii="微软雅黑" w:hAnsi="微软雅黑" w:eastAsia="微软雅黑"/>
-                <w:sz w:val="18"/>
-              </w:rPr>
-              <w:t>8</w:t>
-            </w:r>
-          </w:p>
-        </w:tc>
-        <w:tc>
-          <w:tcPr>
-            <w:tcW w:w="1134" w:type="dxa"/>
-          </w:tcPr>
-          <w:p>
-            <w:pPr>
-              <w:spacing w:after="0" w:line="240" w:lineRule="auto"/>
-            </w:pPr>
-            <w:r>
-              <w:rPr>
-                <w:rFonts w:ascii="微软雅黑" w:hAnsi="微软雅黑" w:eastAsia="微软雅黑"/>
-                <w:sz w:val="18"/>
-              </w:rPr>
-              <w:t>0</w:t>
-            </w:r>
-          </w:p>
-        </w:tc>
-        <w:tc>
-          <w:tcPr>
-            <w:tcW w:w="1701" w:type="dxa"/>
-          </w:tcPr>
-          <w:p>
-            <w:pPr>
-              <w:spacing w:after="0" w:line="240" w:lineRule="auto"/>
-            </w:pPr>
-            <w:r>
-              <w:rPr>
-                <w:rFonts w:ascii="微软雅黑" w:hAnsi="微软雅黑" w:eastAsia="微软雅黑"/>
-                <w:sz w:val="18"/>
-              </w:rPr>
-              <w:t>失效</w:t>
-            </w:r>
-          </w:p>
-        </w:tc>
-      </w:tr>
-      <w:tr>
-        <w:tblPrEx>
-          <w:tblBorders>
-            <w:top w:val="single" w:color="auto" w:sz="4" w:space="0"/>
-            <w:left w:val="single" w:color="auto" w:sz="4" w:space="0"/>
-            <w:bottom w:val="single" w:color="auto" w:sz="4" w:space="0"/>
-            <w:right w:val="single" w:color="auto" w:sz="4" w:space="0"/>
-            <w:insideH w:val="single" w:color="auto" w:sz="4" w:space="0"/>
-            <w:insideV w:val="single" w:color="auto" w:sz="4" w:space="0"/>
-          </w:tblBorders>
-          <w:tblCellMar>
-            <w:top w:w="0" w:type="dxa"/>
-            <w:left w:w="108" w:type="dxa"/>
-            <w:bottom w:w="0" w:type="dxa"/>
-            <w:right w:w="108" w:type="dxa"/>
-          </w:tblCellMar>
-        </w:tblPrEx>
-        <w:trPr>
-          <w:jc w:val="center"/>
-        </w:trPr>
-        <w:tc>
-          <w:tcPr>
-            <w:tcW w:w="680" w:type="dxa"/>
-            <w:shd w:val="clear" w:color="auto" w:fill="F8FAFC"/>
-          </w:tcPr>
-          <w:p>
-            <w:pPr>
-              <w:spacing w:after="0" w:line="240" w:lineRule="auto"/>
-            </w:pPr>
-            <w:r>
-              <w:rPr>
-                <w:rFonts w:ascii="微软雅黑" w:hAnsi="微软雅黑" w:eastAsia="微软雅黑"/>
-                <w:sz w:val="18"/>
-              </w:rPr>
-              <w:t>10</w:t>
-            </w:r>
-          </w:p>
-        </w:tc>
-        <w:tc>
-          <w:tcPr>
-            <w:tcW w:w="1134" w:type="dxa"/>
-            <w:shd w:val="clear" w:color="auto" w:fill="F8FAFC"/>
-          </w:tcPr>
-          <w:p>
-            <w:pPr>
-              <w:spacing w:after="0" w:line="240" w:lineRule="auto"/>
-            </w:pPr>
-            <w:r>
-              <w:rPr>
-                <w:rFonts w:ascii="微软雅黑" w:hAnsi="微软雅黑" w:eastAsia="微软雅黑"/>
-                <w:sz w:val="18"/>
-              </w:rPr>
-              <w:t>9</w:t>
-            </w:r>
-          </w:p>
-        </w:tc>
-        <w:tc>
-          <w:tcPr>
-            <w:tcW w:w="1134" w:type="dxa"/>
-            <w:shd w:val="clear" w:color="auto" w:fill="F8FAFC"/>
-          </w:tcPr>
-          <w:p>
-            <w:pPr>
-              <w:spacing w:after="0" w:line="240" w:lineRule="auto"/>
-            </w:pPr>
-            <w:r>
-              <w:rPr>
-                <w:rFonts w:ascii="微软雅黑" w:hAnsi="微软雅黑" w:eastAsia="微软雅黑"/>
-                <w:sz w:val="18"/>
-              </w:rPr>
-              <w:t>0</w:t>
-            </w:r>
-          </w:p>
-        </w:tc>
-        <w:tc>
-          <w:tcPr>
-            <w:tcW w:w="1701" w:type="dxa"/>
-            <w:shd w:val="clear" w:color="auto" w:fill="F8FAFC"/>
-          </w:tcPr>
-          <w:p>
-            <w:pPr>
-              <w:spacing w:after="0" w:line="240" w:lineRule="auto"/>
-            </w:pPr>
-            <w:r>
-              <w:rPr>
-                <w:rFonts w:ascii="微软雅黑" w:hAnsi="微软雅黑" w:eastAsia="微软雅黑"/>
-                <w:sz w:val="18"/>
-              </w:rPr>
-              <w:t>失效</w:t>
-            </w:r>
-          </w:p>
-        </w:tc>
-      </w:tr>
-      <w:tr>
-        <w:tblPrEx>
-          <w:tblBorders>
-            <w:top w:val="single" w:color="auto" w:sz="4" w:space="0"/>
-            <w:left w:val="single" w:color="auto" w:sz="4" w:space="0"/>
-            <w:bottom w:val="single" w:color="auto" w:sz="4" w:space="0"/>
-            <w:right w:val="single" w:color="auto" w:sz="4" w:space="0"/>
-            <w:insideH w:val="single" w:color="auto" w:sz="4" w:space="0"/>
-            <w:insideV w:val="single" w:color="auto" w:sz="4" w:space="0"/>
-          </w:tblBorders>
-          <w:tblCellMar>
-            <w:top w:w="0" w:type="dxa"/>
-            <w:left w:w="108" w:type="dxa"/>
-            <w:bottom w:w="0" w:type="dxa"/>
-            <w:right w:w="108" w:type="dxa"/>
-          </w:tblCellMar>
-        </w:tblPrEx>
-        <w:trPr>
-          <w:jc w:val="center"/>
-        </w:trPr>
-        <w:tc>
-          <w:tcPr>
-            <w:tcW w:w="680" w:type="dxa"/>
-          </w:tcPr>
-          <w:p>
-            <w:pPr>
-              <w:spacing w:after="0" w:line="240" w:lineRule="auto"/>
-            </w:pPr>
-            <w:r>
-              <w:rPr>
-                <w:rFonts w:ascii="微软雅黑" w:hAnsi="微软雅黑" w:eastAsia="微软雅黑"/>
-                <w:sz w:val="18"/>
-              </w:rPr>
-              <w:t>11</w:t>
-            </w:r>
-          </w:p>
-        </w:tc>
-        <w:tc>
-          <w:tcPr>
-            <w:tcW w:w="1134" w:type="dxa"/>
-          </w:tcPr>
-          <w:p>
-            <w:pPr>
-              <w:spacing w:after="0" w:line="240" w:lineRule="auto"/>
-            </w:pPr>
-            <w:r>
-              <w:rPr>
-                <w:rFonts w:ascii="微软雅黑" w:hAnsi="微软雅黑" w:eastAsia="微软雅黑"/>
-                <w:sz w:val="18"/>
-              </w:rPr>
-              <w:t>10</w:t>
-            </w:r>
-          </w:p>
-        </w:tc>
-        <w:tc>
-          <w:tcPr>
-            <w:tcW w:w="1134" w:type="dxa"/>
-          </w:tcPr>
-          <w:p>
-            <w:pPr>
-              <w:spacing w:after="0" w:line="240" w:lineRule="auto"/>
-            </w:pPr>
-            <w:r>
-              <w:rPr>
-                <w:rFonts w:ascii="微软雅黑" w:hAnsi="微软雅黑" w:eastAsia="微软雅黑"/>
-                <w:sz w:val="18"/>
-              </w:rPr>
-              <w:t>0</w:t>
-            </w:r>
-          </w:p>
-        </w:tc>
-        <w:tc>
-          <w:tcPr>
-            <w:tcW w:w="1701" w:type="dxa"/>
-          </w:tcPr>
-          <w:p>
-            <w:pPr>
-              <w:spacing w:after="0" w:line="240" w:lineRule="auto"/>
-            </w:pPr>
-            <w:r>
-              <w:rPr>
-                <w:rFonts w:ascii="微软雅黑" w:hAnsi="微软雅黑" w:eastAsia="微软雅黑"/>
-                <w:sz w:val="18"/>
-              </w:rPr>
-              <w:t>失效</w:t>
-            </w:r>
-          </w:p>
-        </w:tc>
-      </w:tr>
-      <w:tr>
-        <w:tblPrEx>
-          <w:tblBorders>
-            <w:top w:val="single" w:color="auto" w:sz="4" w:space="0"/>
-            <w:left w:val="single" w:color="auto" w:sz="4" w:space="0"/>
-            <w:bottom w:val="single" w:color="auto" w:sz="4" w:space="0"/>
-            <w:right w:val="single" w:color="auto" w:sz="4" w:space="0"/>
-            <w:insideH w:val="single" w:color="auto" w:sz="4" w:space="0"/>
-            <w:insideV w:val="single" w:color="auto" w:sz="4" w:space="0"/>
-          </w:tblBorders>
-          <w:tblCellMar>
-            <w:top w:w="0" w:type="dxa"/>
-            <w:left w:w="108" w:type="dxa"/>
-            <w:bottom w:w="0" w:type="dxa"/>
-            <w:right w:w="108" w:type="dxa"/>
-          </w:tblCellMar>
-        </w:tblPrEx>
-        <w:trPr>
-          <w:jc w:val="center"/>
-        </w:trPr>
-        <w:tc>
-          <w:tcPr>
-            <w:tcW w:w="680" w:type="dxa"/>
-            <w:shd w:val="clear" w:color="auto" w:fill="F8FAFC"/>
-          </w:tcPr>
-          <w:p>
-            <w:pPr>
-              <w:spacing w:after="0" w:line="240" w:lineRule="auto"/>
-            </w:pPr>
-            <w:r>
-              <w:rPr>
-                <w:rFonts w:ascii="微软雅黑" w:hAnsi="微软雅黑" w:eastAsia="微软雅黑"/>
-                <w:sz w:val="18"/>
-              </w:rPr>
-              <w:t>12</w:t>
-            </w:r>
-          </w:p>
-        </w:tc>
-        <w:tc>
-          <w:tcPr>
-            <w:tcW w:w="1134" w:type="dxa"/>
-            <w:shd w:val="clear" w:color="auto" w:fill="F8FAFC"/>
-          </w:tcPr>
-          <w:p>
-            <w:pPr>
-              <w:spacing w:after="0" w:line="240" w:lineRule="auto"/>
-            </w:pPr>
-            <w:r>
-              <w:rPr>
-                <w:rFonts w:ascii="微软雅黑" w:hAnsi="微软雅黑" w:eastAsia="微软雅黑"/>
-                <w:sz w:val="18"/>
-              </w:rPr>
-              <w:t>11</w:t>
-            </w:r>
-          </w:p>
-        </w:tc>
-        <w:tc>
-          <w:tcPr>
-            <w:tcW w:w="1134" w:type="dxa"/>
-            <w:shd w:val="clear" w:color="auto" w:fill="F8FAFC"/>
-          </w:tcPr>
-          <w:p>
-            <w:pPr>
-              <w:spacing w:after="0" w:line="240" w:lineRule="auto"/>
-            </w:pPr>
-            <w:r>
-              <w:rPr>
-                <w:rFonts w:ascii="微软雅黑" w:hAnsi="微软雅黑" w:eastAsia="微软雅黑"/>
-                <w:sz w:val="18"/>
-              </w:rPr>
-              <w:t>0</w:t>
-            </w:r>
-          </w:p>
-        </w:tc>
-        <w:tc>
-          <w:tcPr>
-            <w:tcW w:w="1701" w:type="dxa"/>
-            <w:shd w:val="clear" w:color="auto" w:fill="F8FAFC"/>
-          </w:tcPr>
-          <w:p>
-            <w:pPr>
-              <w:spacing w:after="0" w:line="240" w:lineRule="auto"/>
-            </w:pPr>
-            <w:r>
-              <w:rPr>
-                <w:rFonts w:ascii="微软雅黑" w:hAnsi="微软雅黑" w:eastAsia="微软雅黑"/>
-                <w:sz w:val="18"/>
-              </w:rPr>
-              <w:t>失效</w:t>
-            </w:r>
-          </w:p>
-        </w:tc>
-      </w:tr>
-      <w:tr>
-        <w:tblPrEx>
-          <w:tblBorders>
-            <w:top w:val="single" w:color="auto" w:sz="4" w:space="0"/>
-            <w:left w:val="single" w:color="auto" w:sz="4" w:space="0"/>
-            <w:bottom w:val="single" w:color="auto" w:sz="4" w:space="0"/>
-            <w:right w:val="single" w:color="auto" w:sz="4" w:space="0"/>
-            <w:insideH w:val="single" w:color="auto" w:sz="4" w:space="0"/>
-            <w:insideV w:val="single" w:color="auto" w:sz="4" w:space="0"/>
-          </w:tblBorders>
-          <w:tblCellMar>
-            <w:top w:w="0" w:type="dxa"/>
-            <w:left w:w="108" w:type="dxa"/>
-            <w:bottom w:w="0" w:type="dxa"/>
-            <w:right w:w="108" w:type="dxa"/>
-          </w:tblCellMar>
-        </w:tblPrEx>
-        <w:trPr>
-          <w:jc w:val="center"/>
-        </w:trPr>
-        <w:tc>
-          <w:tcPr>
-            <w:tcW w:w="680" w:type="dxa"/>
-          </w:tcPr>
-          <w:p>
-            <w:pPr>
-              <w:spacing w:after="0" w:line="240" w:lineRule="auto"/>
-            </w:pPr>
-            <w:r>
-              <w:rPr>
-                <w:rFonts w:ascii="微软雅黑" w:hAnsi="微软雅黑" w:eastAsia="微软雅黑"/>
-                <w:sz w:val="18"/>
-              </w:rPr>
-              <w:t>13</w:t>
-            </w:r>
-          </w:p>
-        </w:tc>
-        <w:tc>
-          <w:tcPr>
-            <w:tcW w:w="1134" w:type="dxa"/>
-          </w:tcPr>
-          <w:p>
-            <w:pPr>
-              <w:spacing w:after="0" w:line="240" w:lineRule="auto"/>
-            </w:pPr>
-            <w:r>
-              <w:rPr>
-                <w:rFonts w:ascii="微软雅黑" w:hAnsi="微软雅黑" w:eastAsia="微软雅黑"/>
-                <w:sz w:val="18"/>
-              </w:rPr>
-              <w:t>12</w:t>
-            </w:r>
-          </w:p>
-        </w:tc>
-        <w:tc>
-          <w:tcPr>
-            <w:tcW w:w="1134" w:type="dxa"/>
-          </w:tcPr>
-          <w:p>
-            <w:pPr>
-              <w:spacing w:after="0" w:line="240" w:lineRule="auto"/>
-            </w:pPr>
-            <w:r>
-              <w:rPr>
-                <w:rFonts w:ascii="微软雅黑" w:hAnsi="微软雅黑" w:eastAsia="微软雅黑"/>
-                <w:sz w:val="18"/>
-              </w:rPr>
-              <w:t>0</w:t>
-            </w:r>
-          </w:p>
-        </w:tc>
-        <w:tc>
-          <w:tcPr>
-            <w:tcW w:w="1701" w:type="dxa"/>
-          </w:tcPr>
-          <w:p>
-            <w:pPr>
-              <w:spacing w:after="0" w:line="240" w:lineRule="auto"/>
-            </w:pPr>
-            <w:r>
-              <w:rPr>
-                <w:rFonts w:ascii="微软雅黑" w:hAnsi="微软雅黑" w:eastAsia="微软雅黑"/>
-                <w:sz w:val="18"/>
-              </w:rPr>
-              <w:t>失效</w:t>
-            </w:r>
-          </w:p>
-        </w:tc>
-      </w:tr>
-      <w:tr>
-        <w:tblPrEx>
-          <w:tblBorders>
-            <w:top w:val="single" w:color="auto" w:sz="4" w:space="0"/>
-            <w:left w:val="single" w:color="auto" w:sz="4" w:space="0"/>
-            <w:bottom w:val="single" w:color="auto" w:sz="4" w:space="0"/>
-            <w:right w:val="single" w:color="auto" w:sz="4" w:space="0"/>
-            <w:insideH w:val="single" w:color="auto" w:sz="4" w:space="0"/>
-            <w:insideV w:val="single" w:color="auto" w:sz="4" w:space="0"/>
-          </w:tblBorders>
-          <w:tblCellMar>
-            <w:top w:w="0" w:type="dxa"/>
-            <w:left w:w="108" w:type="dxa"/>
-            <w:bottom w:w="0" w:type="dxa"/>
-            <w:right w:w="108" w:type="dxa"/>
-          </w:tblCellMar>
-        </w:tblPrEx>
-        <w:trPr>
-          <w:jc w:val="center"/>
-        </w:trPr>
-        <w:tc>
-          <w:tcPr>
-            <w:tcW w:w="680" w:type="dxa"/>
-            <w:shd w:val="clear" w:color="auto" w:fill="F8FAFC"/>
-          </w:tcPr>
-          <w:p>
-            <w:pPr>
-              <w:spacing w:after="0" w:line="240" w:lineRule="auto"/>
-            </w:pPr>
-            <w:r>
-              <w:rPr>
-                <w:rFonts w:ascii="微软雅黑" w:hAnsi="微软雅黑" w:eastAsia="微软雅黑"/>
-                <w:sz w:val="18"/>
-              </w:rPr>
-              <w:t>14</w:t>
-            </w:r>
-          </w:p>
-        </w:tc>
-        <w:tc>
-          <w:tcPr>
-            <w:tcW w:w="1134" w:type="dxa"/>
-            <w:shd w:val="clear" w:color="auto" w:fill="F8FAFC"/>
-          </w:tcPr>
-          <w:p>
-            <w:pPr>
-              <w:spacing w:after="0" w:line="240" w:lineRule="auto"/>
-            </w:pPr>
-            <w:r>
-              <w:rPr>
-                <w:rFonts w:ascii="微软雅黑" w:hAnsi="微软雅黑" w:eastAsia="微软雅黑"/>
-                <w:sz w:val="18"/>
-              </w:rPr>
-              <w:t>13</w:t>
-            </w:r>
-          </w:p>
-        </w:tc>
-        <w:tc>
-          <w:tcPr>
-            <w:tcW w:w="1134" w:type="dxa"/>
-            <w:shd w:val="clear" w:color="auto" w:fill="F8FAFC"/>
-          </w:tcPr>
-          <w:p>
-            <w:pPr>
-              <w:spacing w:after="0" w:line="240" w:lineRule="auto"/>
-            </w:pPr>
-            <w:r>
-              <w:rPr>
-                <w:rFonts w:ascii="微软雅黑" w:hAnsi="微软雅黑" w:eastAsia="微软雅黑"/>
-                <w:sz w:val="18"/>
-              </w:rPr>
-              <w:t>0</w:t>
-            </w:r>
-          </w:p>
-        </w:tc>
-        <w:tc>
-          <w:tcPr>
-            <w:tcW w:w="1701" w:type="dxa"/>
-            <w:shd w:val="clear" w:color="auto" w:fill="F8FAFC"/>
-          </w:tcPr>
-          <w:p>
-            <w:pPr>
-              <w:spacing w:after="0" w:line="240" w:lineRule="auto"/>
-            </w:pPr>
-            <w:r>
-              <w:rPr>
-                <w:rFonts w:ascii="微软雅黑" w:hAnsi="微软雅黑" w:eastAsia="微软雅黑"/>
-                <w:sz w:val="18"/>
-              </w:rPr>
-              <w:t>失效</w:t>
-            </w:r>
-          </w:p>
-        </w:tc>
-      </w:tr>
-      <w:tr>
-        <w:tblPrEx>
-          <w:tblBorders>
-            <w:top w:val="single" w:color="auto" w:sz="4" w:space="0"/>
-            <w:left w:val="single" w:color="auto" w:sz="4" w:space="0"/>
-            <w:bottom w:val="single" w:color="auto" w:sz="4" w:space="0"/>
-            <w:right w:val="single" w:color="auto" w:sz="4" w:space="0"/>
-            <w:insideH w:val="single" w:color="auto" w:sz="4" w:space="0"/>
-            <w:insideV w:val="single" w:color="auto" w:sz="4" w:space="0"/>
-          </w:tblBorders>
-          <w:tblCellMar>
-            <w:top w:w="0" w:type="dxa"/>
-            <w:left w:w="108" w:type="dxa"/>
-            <w:bottom w:w="0" w:type="dxa"/>
-            <w:right w:w="108" w:type="dxa"/>
-          </w:tblCellMar>
-        </w:tblPrEx>
-        <w:trPr>
-          <w:jc w:val="center"/>
-        </w:trPr>
-        <w:tc>
-          <w:tcPr>
-            <w:tcW w:w="680" w:type="dxa"/>
-          </w:tcPr>
-          <w:p>
-            <w:pPr>
-              <w:spacing w:after="0" w:line="240" w:lineRule="auto"/>
-            </w:pPr>
-            <w:r>
-              <w:rPr>
-                <w:rFonts w:ascii="微软雅黑" w:hAnsi="微软雅黑" w:eastAsia="微软雅黑"/>
-                <w:sz w:val="18"/>
-              </w:rPr>
-              <w:t>15</w:t>
-            </w:r>
-          </w:p>
-        </w:tc>
-        <w:tc>
-          <w:tcPr>
-            <w:tcW w:w="1134" w:type="dxa"/>
-          </w:tcPr>
-          <w:p>
-            <w:pPr>
-              <w:spacing w:after="0" w:line="240" w:lineRule="auto"/>
-            </w:pPr>
-            <w:r>
-              <w:rPr>
-                <w:rFonts w:ascii="微软雅黑" w:hAnsi="微软雅黑" w:eastAsia="微软雅黑"/>
-                <w:sz w:val="18"/>
-              </w:rPr>
-              <w:t>14</w:t>
-            </w:r>
-          </w:p>
-        </w:tc>
-        <w:tc>
-          <w:tcPr>
-            <w:tcW w:w="1134" w:type="dxa"/>
-          </w:tcPr>
-          <w:p>
-            <w:pPr>
-              <w:spacing w:after="0" w:line="240" w:lineRule="auto"/>
-            </w:pPr>
-            <w:r>
-              <w:rPr>
-                <w:rFonts w:ascii="微软雅黑" w:hAnsi="微软雅黑" w:eastAsia="微软雅黑"/>
-                <w:sz w:val="18"/>
-              </w:rPr>
-              <w:t>0</w:t>
-            </w:r>
-          </w:p>
-        </w:tc>
-        <w:tc>
-          <w:tcPr>
-            <w:tcW w:w="1701" w:type="dxa"/>
-          </w:tcPr>
-          <w:p>
-            <w:pPr>
-              <w:spacing w:after="0" w:line="240" w:lineRule="auto"/>
-            </w:pPr>
-            <w:r>
-              <w:rPr>
-                <w:rFonts w:ascii="微软雅黑" w:hAnsi="微软雅黑" w:eastAsia="微软雅黑"/>
-                <w:sz w:val="18"/>
-              </w:rPr>
-              <w:t>失效</w:t>
-            </w:r>
-          </w:p>
-        </w:tc>
-      </w:tr>
-      <w:tr>
-        <w:tblPrEx>
-          <w:tblBorders>
-            <w:top w:val="single" w:color="auto" w:sz="4" w:space="0"/>
-            <w:left w:val="single" w:color="auto" w:sz="4" w:space="0"/>
-            <w:bottom w:val="single" w:color="auto" w:sz="4" w:space="0"/>
-            <w:right w:val="single" w:color="auto" w:sz="4" w:space="0"/>
-            <w:insideH w:val="single" w:color="auto" w:sz="4" w:space="0"/>
-            <w:insideV w:val="single" w:color="auto" w:sz="4" w:space="0"/>
-          </w:tblBorders>
-          <w:tblCellMar>
-            <w:top w:w="0" w:type="dxa"/>
-            <w:left w:w="108" w:type="dxa"/>
-            <w:bottom w:w="0" w:type="dxa"/>
-            <w:right w:w="108" w:type="dxa"/>
-          </w:tblCellMar>
-        </w:tblPrEx>
-        <w:trPr>
-          <w:jc w:val="center"/>
-        </w:trPr>
-        <w:tc>
-          <w:tcPr>
-            <w:tcW w:w="680" w:type="dxa"/>
-            <w:shd w:val="clear" w:color="auto" w:fill="F8FAFC"/>
-          </w:tcPr>
-          <w:p>
-            <w:pPr>
-              <w:spacing w:after="0" w:line="240" w:lineRule="auto"/>
-            </w:pPr>
-            <w:r>
-              <w:rPr>
-                <w:rFonts w:ascii="微软雅黑" w:hAnsi="微软雅黑" w:eastAsia="微软雅黑"/>
-                <w:sz w:val="18"/>
-              </w:rPr>
-              <w:t>16</w:t>
-            </w:r>
-          </w:p>
-        </w:tc>
-        <w:tc>
-          <w:tcPr>
-            <w:tcW w:w="1134" w:type="dxa"/>
-            <w:shd w:val="clear" w:color="auto" w:fill="F8FAFC"/>
-          </w:tcPr>
-          <w:p>
-            <w:pPr>
-              <w:spacing w:after="0" w:line="240" w:lineRule="auto"/>
-            </w:pPr>
-            <w:r>
-              <w:rPr>
-                <w:rFonts w:ascii="微软雅黑" w:hAnsi="微软雅黑" w:eastAsia="微软雅黑"/>
-                <w:sz w:val="18"/>
-              </w:rPr>
-              <w:t>15</w:t>
-            </w:r>
-          </w:p>
-        </w:tc>
-        <w:tc>
-          <w:tcPr>
-            <w:tcW w:w="1134" w:type="dxa"/>
-            <w:shd w:val="clear" w:color="auto" w:fill="F8FAFC"/>
-          </w:tcPr>
-          <w:p>
-            <w:pPr>
-              <w:spacing w:after="0" w:line="240" w:lineRule="auto"/>
-            </w:pPr>
-            <w:r>
-              <w:rPr>
-                <w:rFonts w:ascii="微软雅黑" w:hAnsi="微软雅黑" w:eastAsia="微软雅黑"/>
-                <w:sz w:val="18"/>
-              </w:rPr>
-              <w:t>0</w:t>
-            </w:r>
-          </w:p>
-        </w:tc>
-        <w:tc>
-          <w:tcPr>
-            <w:tcW w:w="1701" w:type="dxa"/>
-            <w:shd w:val="clear" w:color="auto" w:fill="F8FAFC"/>
-          </w:tcPr>
-          <w:p>
-            <w:pPr>
-              <w:spacing w:after="0" w:line="240" w:lineRule="auto"/>
-            </w:pPr>
-            <w:r>
-              <w:rPr>
-                <w:rFonts w:ascii="微软雅黑" w:hAnsi="微软雅黑" w:eastAsia="微软雅黑"/>
-                <w:sz w:val="18"/>
-              </w:rPr>
-              <w:t>失效</w:t>
-            </w:r>
-          </w:p>
-        </w:tc>
-      </w:tr>
-      <w:tr>
-        <w:tblPrEx>
-          <w:tblBorders>
-            <w:top w:val="single" w:color="auto" w:sz="4" w:space="0"/>
-            <w:left w:val="single" w:color="auto" w:sz="4" w:space="0"/>
-            <w:bottom w:val="single" w:color="auto" w:sz="4" w:space="0"/>
-            <w:right w:val="single" w:color="auto" w:sz="4" w:space="0"/>
-            <w:insideH w:val="single" w:color="auto" w:sz="4" w:space="0"/>
-            <w:insideV w:val="single" w:color="auto" w:sz="4" w:space="0"/>
-          </w:tblBorders>
-          <w:tblCellMar>
-            <w:top w:w="0" w:type="dxa"/>
-            <w:left w:w="108" w:type="dxa"/>
-            <w:bottom w:w="0" w:type="dxa"/>
-            <w:right w:w="108" w:type="dxa"/>
-          </w:tblCellMar>
-        </w:tblPrEx>
-        <w:trPr>
-          <w:jc w:val="center"/>
-        </w:trPr>
-        <w:tc>
-          <w:tcPr>
-            <w:tcW w:w="680" w:type="dxa"/>
-          </w:tcPr>
-          <w:p>
-            <w:pPr>
-              <w:spacing w:after="0" w:line="240" w:lineRule="auto"/>
-            </w:pPr>
-            <w:r>
-              <w:rPr>
-                <w:rFonts w:ascii="微软雅黑" w:hAnsi="微软雅黑" w:eastAsia="微软雅黑"/>
-                <w:sz w:val="18"/>
-              </w:rPr>
-              <w:t>17</w:t>
-            </w:r>
-          </w:p>
-        </w:tc>
-        <w:tc>
-          <w:tcPr>
-            <w:tcW w:w="1134" w:type="dxa"/>
-          </w:tcPr>
-          <w:p>
-            <w:pPr>
-              <w:spacing w:after="0" w:line="240" w:lineRule="auto"/>
-            </w:pPr>
-            <w:r>
-              <w:rPr>
-                <w:rFonts w:ascii="微软雅黑" w:hAnsi="微软雅黑" w:eastAsia="微软雅黑"/>
-                <w:sz w:val="18"/>
-              </w:rPr>
-              <w:t>16</w:t>
-            </w:r>
-          </w:p>
-        </w:tc>
-        <w:tc>
-          <w:tcPr>
-            <w:tcW w:w="1134" w:type="dxa"/>
-          </w:tcPr>
-          <w:p>
-            <w:pPr>
-              <w:spacing w:after="0" w:line="240" w:lineRule="auto"/>
-            </w:pPr>
-            <w:r>
-              <w:rPr>
-                <w:rFonts w:ascii="微软雅黑" w:hAnsi="微软雅黑" w:eastAsia="微软雅黑"/>
-                <w:sz w:val="18"/>
-              </w:rPr>
-              <w:t>0</w:t>
-            </w:r>
-          </w:p>
-        </w:tc>
-        <w:tc>
-          <w:tcPr>
-            <w:tcW w:w="1701" w:type="dxa"/>
-          </w:tcPr>
-          <w:p>
-            <w:pPr>
-              <w:spacing w:after="0" w:line="240" w:lineRule="auto"/>
-            </w:pPr>
-            <w:r>
-              <w:rPr>
-                <w:rFonts w:ascii="微软雅黑" w:hAnsi="微软雅黑" w:eastAsia="微软雅黑"/>
-                <w:sz w:val="18"/>
-              </w:rPr>
-              <w:t>失效</w:t>
-            </w:r>
-          </w:p>
-        </w:tc>
-      </w:tr>
-      <w:tr>
-        <w:tblPrEx>
-          <w:tblBorders>
-            <w:top w:val="single" w:color="auto" w:sz="4" w:space="0"/>
-            <w:left w:val="single" w:color="auto" w:sz="4" w:space="0"/>
-            <w:bottom w:val="single" w:color="auto" w:sz="4" w:space="0"/>
-            <w:right w:val="single" w:color="auto" w:sz="4" w:space="0"/>
-            <w:insideH w:val="single" w:color="auto" w:sz="4" w:space="0"/>
-            <w:insideV w:val="single" w:color="auto" w:sz="4" w:space="0"/>
-          </w:tblBorders>
-          <w:tblCellMar>
-            <w:top w:w="0" w:type="dxa"/>
-            <w:left w:w="108" w:type="dxa"/>
-            <w:bottom w:w="0" w:type="dxa"/>
-            <w:right w:w="108" w:type="dxa"/>
-          </w:tblCellMar>
-        </w:tblPrEx>
-        <w:trPr>
-          <w:jc w:val="center"/>
-        </w:trPr>
-        <w:tc>
-          <w:tcPr>
-            <w:tcW w:w="680" w:type="dxa"/>
-            <w:shd w:val="clear" w:color="auto" w:fill="F8FAFC"/>
-          </w:tcPr>
-          <w:p>
-            <w:pPr>
-              <w:spacing w:after="0" w:line="240" w:lineRule="auto"/>
-            </w:pPr>
-            <w:r>
-              <w:rPr>
-                <w:rFonts w:ascii="微软雅黑" w:hAnsi="微软雅黑" w:eastAsia="微软雅黑"/>
-                <w:sz w:val="18"/>
-              </w:rPr>
-              <w:t>18</w:t>
-            </w:r>
-          </w:p>
-        </w:tc>
-        <w:tc>
-          <w:tcPr>
-            <w:tcW w:w="1134" w:type="dxa"/>
-            <w:shd w:val="clear" w:color="auto" w:fill="F8FAFC"/>
-          </w:tcPr>
-          <w:p>
-            <w:pPr>
-              <w:spacing w:after="0" w:line="240" w:lineRule="auto"/>
-            </w:pPr>
-            <w:r>
-              <w:rPr>
-                <w:rFonts w:ascii="微软雅黑" w:hAnsi="微软雅黑" w:eastAsia="微软雅黑"/>
-                <w:sz w:val="18"/>
-              </w:rPr>
-              <w:t>17</w:t>
-            </w:r>
-          </w:p>
-        </w:tc>
-        <w:tc>
-          <w:tcPr>
-            <w:tcW w:w="1134" w:type="dxa"/>
-            <w:shd w:val="clear" w:color="auto" w:fill="F8FAFC"/>
-          </w:tcPr>
-          <w:p>
-            <w:pPr>
-              <w:spacing w:after="0" w:line="240" w:lineRule="auto"/>
-            </w:pPr>
-            <w:r>
-              <w:rPr>
-                <w:rFonts w:ascii="微软雅黑" w:hAnsi="微软雅黑" w:eastAsia="微软雅黑"/>
-                <w:sz w:val="18"/>
-              </w:rPr>
-              <w:t>0</w:t>
-            </w:r>
-          </w:p>
-        </w:tc>
-        <w:tc>
-          <w:tcPr>
-            <w:tcW w:w="1701" w:type="dxa"/>
-            <w:shd w:val="clear" w:color="auto" w:fill="F8FAFC"/>
-          </w:tcPr>
-          <w:p>
-            <w:pPr>
-              <w:spacing w:after="0" w:line="240" w:lineRule="auto"/>
-            </w:pPr>
-            <w:r>
-              <w:rPr>
-                <w:rFonts w:ascii="微软雅黑" w:hAnsi="微软雅黑" w:eastAsia="微软雅黑"/>
-                <w:sz w:val="18"/>
-              </w:rPr>
-              <w:t>失效</w:t>
-            </w:r>
-          </w:p>
-        </w:tc>
-      </w:tr>
-      <w:tr>
-        <w:tblPrEx>
-          <w:tblBorders>
-            <w:top w:val="single" w:color="auto" w:sz="4" w:space="0"/>
-            <w:left w:val="single" w:color="auto" w:sz="4" w:space="0"/>
-            <w:bottom w:val="single" w:color="auto" w:sz="4" w:space="0"/>
-            <w:right w:val="single" w:color="auto" w:sz="4" w:space="0"/>
-            <w:insideH w:val="single" w:color="auto" w:sz="4" w:space="0"/>
-            <w:insideV w:val="single" w:color="auto" w:sz="4" w:space="0"/>
-          </w:tblBorders>
-          <w:tblCellMar>
-            <w:top w:w="0" w:type="dxa"/>
-            <w:left w:w="108" w:type="dxa"/>
-            <w:bottom w:w="0" w:type="dxa"/>
-            <w:right w:w="108" w:type="dxa"/>
-          </w:tblCellMar>
-        </w:tblPrEx>
-        <w:trPr>
-          <w:jc w:val="center"/>
-        </w:trPr>
-        <w:tc>
-          <w:tcPr>
-            <w:tcW w:w="680" w:type="dxa"/>
-          </w:tcPr>
-          <w:p>
-            <w:pPr>
-              <w:spacing w:after="0" w:line="240" w:lineRule="auto"/>
-            </w:pPr>
-            <w:r>
-              <w:rPr>
-                <w:rFonts w:ascii="微软雅黑" w:hAnsi="微软雅黑" w:eastAsia="微软雅黑"/>
-                <w:sz w:val="18"/>
-              </w:rPr>
-              <w:t>19</w:t>
-            </w:r>
-          </w:p>
-        </w:tc>
-        <w:tc>
-          <w:tcPr>
-            <w:tcW w:w="1134" w:type="dxa"/>
-          </w:tcPr>
-          <w:p>
-            <w:pPr>
-              <w:spacing w:after="0" w:line="240" w:lineRule="auto"/>
-            </w:pPr>
-            <w:r>
-              <w:rPr>
-                <w:rFonts w:ascii="微软雅黑" w:hAnsi="微软雅黑" w:eastAsia="微软雅黑"/>
-                <w:sz w:val="18"/>
-              </w:rPr>
-              <w:t>18</w:t>
-            </w:r>
-          </w:p>
-        </w:tc>
-        <w:tc>
-          <w:tcPr>
-            <w:tcW w:w="1134" w:type="dxa"/>
-          </w:tcPr>
-          <w:p>
-            <w:pPr>
-              <w:spacing w:after="0" w:line="240" w:lineRule="auto"/>
-            </w:pPr>
-            <w:r>
-              <w:rPr>
-                <w:rFonts w:ascii="微软雅黑" w:hAnsi="微软雅黑" w:eastAsia="微软雅黑"/>
-                <w:sz w:val="18"/>
-              </w:rPr>
-              <w:t>0</w:t>
-            </w:r>
-          </w:p>
-        </w:tc>
-        <w:tc>
-          <w:tcPr>
-            <w:tcW w:w="1701" w:type="dxa"/>
-          </w:tcPr>
-          <w:p>
-            <w:pPr>
-              <w:spacing w:after="0" w:line="240" w:lineRule="auto"/>
-            </w:pPr>
-            <w:r>
-              <w:rPr>
-                <w:rFonts w:ascii="微软雅黑" w:hAnsi="微软雅黑" w:eastAsia="微软雅黑"/>
-                <w:sz w:val="18"/>
-              </w:rPr>
-              <w:t>失效</w:t>
-            </w:r>
-          </w:p>
-        </w:tc>
-      </w:tr>
-      <w:tr>
-        <w:tblPrEx>
-          <w:tblBorders>
-            <w:top w:val="single" w:color="auto" w:sz="4" w:space="0"/>
-            <w:left w:val="single" w:color="auto" w:sz="4" w:space="0"/>
-            <w:bottom w:val="single" w:color="auto" w:sz="4" w:space="0"/>
-            <w:right w:val="single" w:color="auto" w:sz="4" w:space="0"/>
-            <w:insideH w:val="single" w:color="auto" w:sz="4" w:space="0"/>
-            <w:insideV w:val="single" w:color="auto" w:sz="4" w:space="0"/>
-          </w:tblBorders>
-          <w:tblCellMar>
-            <w:top w:w="0" w:type="dxa"/>
-            <w:left w:w="108" w:type="dxa"/>
-            <w:bottom w:w="0" w:type="dxa"/>
-            <w:right w:w="108" w:type="dxa"/>
-          </w:tblCellMar>
-        </w:tblPrEx>
-        <w:trPr>
-          <w:jc w:val="center"/>
-        </w:trPr>
-        <w:tc>
-          <w:tcPr>
-            <w:tcW w:w="680" w:type="dxa"/>
-            <w:shd w:val="clear" w:color="auto" w:fill="F8FAFC"/>
-          </w:tcPr>
-          <w:p>
-            <w:pPr>
-              <w:spacing w:after="0" w:line="240" w:lineRule="auto"/>
-            </w:pPr>
-            <w:r>
-              <w:rPr>
-                <w:rFonts w:ascii="微软雅黑" w:hAnsi="微软雅黑" w:eastAsia="微软雅黑"/>
-                <w:sz w:val="18"/>
-              </w:rPr>
-              <w:t>20</w:t>
-            </w:r>
-          </w:p>
-        </w:tc>
-        <w:tc>
-          <w:tcPr>
-            <w:tcW w:w="1134" w:type="dxa"/>
-            <w:shd w:val="clear" w:color="auto" w:fill="F8FAFC"/>
-          </w:tcPr>
-          <w:p>
-            <w:pPr>
-              <w:spacing w:after="0" w:line="240" w:lineRule="auto"/>
-            </w:pPr>
-            <w:r>
-              <w:rPr>
-                <w:rFonts w:ascii="微软雅黑" w:hAnsi="微软雅黑" w:eastAsia="微软雅黑"/>
-                <w:sz w:val="18"/>
-              </w:rPr>
-              <w:t>18</w:t>
-            </w:r>
-          </w:p>
-        </w:tc>
-        <w:tc>
-          <w:tcPr>
-            <w:tcW w:w="1134" w:type="dxa"/>
-            <w:shd w:val="clear" w:color="auto" w:fill="F8FAFC"/>
-          </w:tcPr>
-          <w:p>
-            <w:pPr>
-              <w:spacing w:after="0" w:line="240" w:lineRule="auto"/>
-            </w:pPr>
-            <w:r>
-              <w:rPr>
-                <w:rFonts w:ascii="微软雅黑" w:hAnsi="微软雅黑" w:eastAsia="微软雅黑"/>
-                <w:sz w:val="18"/>
-              </w:rPr>
-              <w:t>1</w:t>
-            </w:r>
-          </w:p>
-        </w:tc>
-        <w:tc>
-          <w:tcPr>
-            <w:tcW w:w="1701" w:type="dxa"/>
-            <w:shd w:val="clear" w:color="auto" w:fill="F8FAFC"/>
-          </w:tcPr>
-          <w:p>
-            <w:pPr>
-              <w:spacing w:after="0" w:line="240" w:lineRule="auto"/>
-            </w:pPr>
-            <w:r>
-              <w:rPr>
-                <w:rFonts w:ascii="微软雅黑" w:hAnsi="微软雅黑" w:eastAsia="微软雅黑"/>
-                <w:sz w:val="18"/>
-              </w:rPr>
-              <w:t>最后1台全过</w:t>
-            </w:r>
-          </w:p>
-        </w:tc>
-      </w:tr>
-    </w:tbl>
-    <w:p/>
-    <w:p/>
-    <w:p>
-      <w:r>
-        <w:rPr>
-          <w:rFonts w:ascii="微软雅黑" w:hAnsi="微软雅黑" w:eastAsia="微软雅黑"/>
-          <w:b/>
-          <w:sz w:val="21"/>
-        </w:rPr>
-        <w:t>第15卡：Minitab 工作表录入</w:t>
-      </w:r>
-    </w:p>
-    <w:p>
-      <w:r>
-        <w:rPr>
-          <w:rFonts w:ascii="微软雅黑" w:hAnsi="微软雅黑" w:eastAsia="微软雅黑"/>
-          <w:sz w:val="19"/>
-        </w:rPr>
-        <w:t>一列=一个变量。Weibull 需要两列（C1=次数，C2=0/1），Cpk 只需一列（C1=测量值）。推荐用数字 0/1 而非 F/C 标记删失——更稳定。</w:t>
-      </w:r>
-      <w:r>
-        <w:rPr>
-          <w:rFonts w:ascii="微软雅黑" w:hAnsi="微软雅黑" w:eastAsia="微软雅黑"/>
-          <w:sz w:val="19"/>
-        </w:rPr>
-        <w:br w:type="textWrapping"/>
-      </w:r>
-      <w:r>
-        <w:rPr>
-          <w:rFonts w:ascii="微软雅黑" w:hAnsi="微软雅黑" w:eastAsia="微软雅黑"/>
-          <w:sz w:val="19"/>
-        </w:rPr>
-        <w:t>统一案例 W-795 数据见下方表格，可直接复制到 Minitab。录入技巧：</w:t>
-      </w:r>
-      <w:r>
-        <w:rPr>
-          <w:rFonts w:ascii="微软雅黑" w:hAnsi="微软雅黑" w:eastAsia="微软雅黑"/>
-          <w:sz w:val="19"/>
-        </w:rPr>
-        <w:br w:type="textWrapping"/>
-      </w:r>
-      <w:r>
-        <w:rPr>
-          <w:rFonts w:ascii="微软雅黑" w:hAnsi="微软雅黑" w:eastAsia="微软雅黑"/>
-          <w:sz w:val="19"/>
-        </w:rPr>
-        <w:t xml:space="preserve">  ① 先在 Excel 里排好，复制粘贴到 Minitab（Ctrl+V）</w:t>
-      </w:r>
-      <w:r>
-        <w:rPr>
-          <w:rFonts w:ascii="微软雅黑" w:hAnsi="微软雅黑" w:eastAsia="微软雅黑"/>
-          <w:sz w:val="19"/>
-        </w:rPr>
-        <w:br w:type="textWrapping"/>
-      </w:r>
-      <w:r>
-        <w:rPr>
-          <w:rFonts w:ascii="微软雅黑" w:hAnsi="微软雅黑" w:eastAsia="微软雅黑"/>
-          <w:sz w:val="19"/>
-        </w:rPr>
-        <w:t xml:space="preserve">  ② 如果列类型不对（数字变文本），右键列头 → 列属性 → 把格式改成"数字 N"</w:t>
-      </w:r>
-      <w:r>
-        <w:rPr>
-          <w:rFonts w:ascii="微软雅黑" w:hAnsi="微软雅黑" w:eastAsia="微软雅黑"/>
-          <w:sz w:val="19"/>
-        </w:rPr>
-        <w:br w:type="textWrapping"/>
-      </w:r>
-      <w:r>
-        <w:rPr>
-          <w:rFonts w:ascii="微软雅黑" w:hAnsi="微软雅黑" w:eastAsia="微软雅黑"/>
-          <w:sz w:val="19"/>
-        </w:rPr>
-        <w:t xml:space="preserve">  ③ 已有数据后列类型变灰 → 新建列，不要试图改老列</w:t>
-      </w:r>
-      <w:r>
-        <w:rPr>
-          <w:rFonts w:ascii="微软雅黑" w:hAnsi="微软雅黑" w:eastAsia="微软雅黑"/>
-          <w:sz w:val="19"/>
-        </w:rPr>
-        <w:br w:type="textWrapping"/>
-      </w:r>
-      <w:r>
-        <w:rPr>
-          <w:rFonts w:ascii="微软雅黑" w:hAnsi="微软雅黑" w:eastAsia="微软雅黑"/>
-          <w:sz w:val="19"/>
-        </w:rPr>
-        <w:t xml:space="preserve">  ④ 删失值填 1（不是 C 不是 F），Minitab 15 对数字标记解析更稳定</w:t>
-      </w:r>
-    </w:p>
-    <w:p>
-      <w:r>
-        <w:rPr>
-          <w:rFonts w:ascii="微软雅黑" w:hAnsi="微软雅黑" w:eastAsia="微软雅黑"/>
-          <w:b/>
-          <w:sz w:val="20"/>
-        </w:rPr>
-        <w:t>▎W-795 工作表录入数据（12台，复制到 C1/C2）</w:t>
-      </w:r>
-    </w:p>
-    <w:tbl>
-      <w:tblPr>
-        <w:tblStyle w:val="33"/>
-        <w:tblW w:w="0" w:type="auto"/>
-        <w:jc w:val="center"/>
-        <w:tblBorders>
-          <w:top w:val="single" w:color="auto" w:sz="4" w:space="0"/>
-          <w:left w:val="single" w:color="auto" w:sz="4" w:space="0"/>
-          <w:bottom w:val="single" w:color="auto" w:sz="4" w:space="0"/>
-          <w:right w:val="single" w:color="auto" w:sz="4" w:space="0"/>
-          <w:insideH w:val="single" w:color="auto" w:sz="4" w:space="0"/>
-          <w:insideV w:val="single" w:color="auto" w:sz="4" w:space="0"/>
-        </w:tblBorders>
-        <w:tblLayout w:type="autofit"/>
-        <w:tblCellMar>
-          <w:top w:w="0" w:type="dxa"/>
-          <w:left w:w="108" w:type="dxa"/>
-          <w:bottom w:w="0" w:type="dxa"/>
-          <w:right w:w="108" w:type="dxa"/>
-        </w:tblCellMar>
-      </w:tblPr>
-      <w:tblGrid>
-        <w:gridCol w:w="850"/>
-        <w:gridCol w:w="1417"/>
-        <w:gridCol w:w="1417"/>
-      </w:tblGrid>
-      <w:tr>
-        <w:tblPrEx>
-          <w:tblBorders>
-            <w:top w:val="single" w:color="auto" w:sz="4" w:space="0"/>
-            <w:left w:val="single" w:color="auto" w:sz="4" w:space="0"/>
-            <w:bottom w:val="single" w:color="auto" w:sz="4" w:space="0"/>
-            <w:right w:val="single" w:color="auto" w:sz="4" w:space="0"/>
-            <w:insideH w:val="single" w:color="auto" w:sz="4" w:space="0"/>
-            <w:insideV w:val="single" w:color="auto" w:sz="4" w:space="0"/>
-          </w:tblBorders>
-          <w:tblCellMar>
-            <w:top w:w="0" w:type="dxa"/>
-            <w:left w:w="108" w:type="dxa"/>
-            <w:bottom w:w="0" w:type="dxa"/>
-            <w:right w:w="108" w:type="dxa"/>
-          </w:tblCellMar>
-        </w:tblPrEx>
-        <w:trPr>
-          <w:jc w:val="center"/>
-        </w:trPr>
-        <w:tc>
-          <w:tcPr>
-            <w:tcW w:w="850" w:type="dxa"/>
-            <w:shd w:val="clear" w:color="auto" w:fill="2E5A7C"/>
-          </w:tcPr>
-          <w:p>
-            <w:pPr>
-              <w:spacing w:after="0" w:line="240" w:lineRule="auto"/>
-              <w:jc w:val="center"/>
-            </w:pPr>
-            <w:r>
-              <w:rPr>
-                <w:rFonts w:ascii="微软雅黑" w:hAnsi="微软雅黑" w:eastAsia="微软雅黑"/>
-                <w:b/>
-                <w:color w:val="FFFFFF"/>
-                <w:sz w:val="18"/>
-              </w:rPr>
-              <w:t>行号</w:t>
-            </w:r>
-          </w:p>
-        </w:tc>
-        <w:tc>
-          <w:tcPr>
-            <w:tcW w:w="1417" w:type="dxa"/>
-            <w:shd w:val="clear" w:color="auto" w:fill="2E5A7C"/>
-          </w:tcPr>
-          <w:p>
-            <w:pPr>
-              <w:spacing w:after="0" w:line="240" w:lineRule="auto"/>
-              <w:jc w:val="center"/>
-            </w:pPr>
-            <w:r>
-              <w:rPr>
-                <w:rFonts w:ascii="微软雅黑" w:hAnsi="微软雅黑" w:eastAsia="微软雅黑"/>
-                <w:b/>
-                <w:color w:val="FFFFFF"/>
-                <w:sz w:val="18"/>
-              </w:rPr>
-              <w:t>C1(跌落次数)</w:t>
-            </w:r>
-          </w:p>
-        </w:tc>
-        <w:tc>
-          <w:tcPr>
-            <w:tcW w:w="1417" w:type="dxa"/>
-            <w:shd w:val="clear" w:color="auto" w:fill="2E5A7C"/>
-          </w:tcPr>
-          <w:p>
-            <w:pPr>
-              <w:spacing w:after="0" w:line="240" w:lineRule="auto"/>
-              <w:jc w:val="center"/>
-            </w:pPr>
-            <w:r>
-              <w:rPr>
-                <w:rFonts w:ascii="微软雅黑" w:hAnsi="微软雅黑" w:eastAsia="微软雅黑"/>
-                <w:b/>
-                <w:color w:val="FFFFFF"/>
-                <w:sz w:val="18"/>
-              </w:rPr>
-              <w:t>C2(删失标记)</w:t>
-            </w:r>
-          </w:p>
-        </w:tc>
-      </w:tr>
-      <w:tr>
-        <w:tblPrEx>
-          <w:tblBorders>
-            <w:top w:val="single" w:color="auto" w:sz="4" w:space="0"/>
-            <w:left w:val="single" w:color="auto" w:sz="4" w:space="0"/>
-            <w:bottom w:val="single" w:color="auto" w:sz="4" w:space="0"/>
-            <w:right w:val="single" w:color="auto" w:sz="4" w:space="0"/>
-            <w:insideH w:val="single" w:color="auto" w:sz="4" w:space="0"/>
-            <w:insideV w:val="single" w:color="auto" w:sz="4" w:space="0"/>
-          </w:tblBorders>
-          <w:tblCellMar>
-            <w:top w:w="0" w:type="dxa"/>
-            <w:left w:w="108" w:type="dxa"/>
-            <w:bottom w:w="0" w:type="dxa"/>
-            <w:right w:w="108" w:type="dxa"/>
-          </w:tblCellMar>
-        </w:tblPrEx>
-        <w:trPr>
-          <w:jc w:val="center"/>
-        </w:trPr>
-        <w:tc>
-          <w:tcPr>
-            <w:tcW w:w="850" w:type="dxa"/>
-          </w:tcPr>
-          <w:p>
-            <w:pPr>
-              <w:spacing w:after="0" w:line="240" w:lineRule="auto"/>
-            </w:pPr>
-            <w:r>
-              <w:rPr>
-                <w:rFonts w:ascii="微软雅黑" w:hAnsi="微软雅黑" w:eastAsia="微软雅黑"/>
-                <w:sz w:val="18"/>
-              </w:rPr>
-              <w:t>1</w:t>
-            </w:r>
-          </w:p>
-        </w:tc>
-        <w:tc>
-          <w:tcPr>
-            <w:tcW w:w="1417" w:type="dxa"/>
-          </w:tcPr>
-          <w:p>
-            <w:pPr>
-              <w:spacing w:after="0" w:line="240" w:lineRule="auto"/>
-            </w:pPr>
-            <w:r>
-              <w:rPr>
-                <w:rFonts w:ascii="微软雅黑" w:hAnsi="微软雅黑" w:eastAsia="微软雅黑"/>
-                <w:sz w:val="18"/>
-              </w:rPr>
-              <w:t>4</w:t>
-            </w:r>
-          </w:p>
-        </w:tc>
-        <w:tc>
-          <w:tcPr>
-            <w:tcW w:w="1417" w:type="dxa"/>
-          </w:tcPr>
-          <w:p>
-            <w:pPr>
-              <w:spacing w:after="0" w:line="240" w:lineRule="auto"/>
-            </w:pPr>
-            <w:r>
-              <w:rPr>
-                <w:rFonts w:ascii="微软雅黑" w:hAnsi="微软雅黑" w:eastAsia="微软雅黑"/>
-                <w:sz w:val="18"/>
-              </w:rPr>
-              <w:t>0</w:t>
-            </w:r>
-          </w:p>
-        </w:tc>
-      </w:tr>
-      <w:tr>
-        <w:tblPrEx>
-          <w:tblBorders>
-            <w:top w:val="single" w:color="auto" w:sz="4" w:space="0"/>
-            <w:left w:val="single" w:color="auto" w:sz="4" w:space="0"/>
-            <w:bottom w:val="single" w:color="auto" w:sz="4" w:space="0"/>
-            <w:right w:val="single" w:color="auto" w:sz="4" w:space="0"/>
-            <w:insideH w:val="single" w:color="auto" w:sz="4" w:space="0"/>
-            <w:insideV w:val="single" w:color="auto" w:sz="4" w:space="0"/>
-          </w:tblBorders>
-          <w:tblCellMar>
-            <w:top w:w="0" w:type="dxa"/>
-            <w:left w:w="108" w:type="dxa"/>
-            <w:bottom w:w="0" w:type="dxa"/>
-            <w:right w:w="108" w:type="dxa"/>
-          </w:tblCellMar>
-        </w:tblPrEx>
-        <w:trPr>
-          <w:jc w:val="center"/>
-        </w:trPr>
-        <w:tc>
-          <w:tcPr>
-            <w:tcW w:w="850" w:type="dxa"/>
-            <w:shd w:val="clear" w:color="auto" w:fill="F8FAFC"/>
-          </w:tcPr>
-          <w:p>
-            <w:pPr>
-              <w:spacing w:after="0" w:line="240" w:lineRule="auto"/>
-            </w:pPr>
-            <w:r>
-              <w:rPr>
-                <w:rFonts w:ascii="微软雅黑" w:hAnsi="微软雅黑" w:eastAsia="微软雅黑"/>
-                <w:sz w:val="18"/>
-              </w:rPr>
-              <w:t>2</w:t>
-            </w:r>
-          </w:p>
-        </w:tc>
-        <w:tc>
-          <w:tcPr>
-            <w:tcW w:w="1417" w:type="dxa"/>
-            <w:shd w:val="clear" w:color="auto" w:fill="F8FAFC"/>
-          </w:tcPr>
-          <w:p>
-            <w:pPr>
-              <w:spacing w:after="0" w:line="240" w:lineRule="auto"/>
-            </w:pPr>
-            <w:r>
-              <w:rPr>
-                <w:rFonts w:ascii="微软雅黑" w:hAnsi="微软雅黑" w:eastAsia="微软雅黑"/>
-                <w:sz w:val="18"/>
-              </w:rPr>
-              <w:t>4</w:t>
-            </w:r>
-          </w:p>
-        </w:tc>
-        <w:tc>
-          <w:tcPr>
-            <w:tcW w:w="1417" w:type="dxa"/>
-            <w:shd w:val="clear" w:color="auto" w:fill="F8FAFC"/>
-          </w:tcPr>
-          <w:p>
-            <w:pPr>
-              <w:spacing w:after="0" w:line="240" w:lineRule="auto"/>
-            </w:pPr>
-            <w:r>
-              <w:rPr>
-                <w:rFonts w:ascii="微软雅黑" w:hAnsi="微软雅黑" w:eastAsia="微软雅黑"/>
-                <w:sz w:val="18"/>
-              </w:rPr>
-              <w:t>0</w:t>
-            </w:r>
-          </w:p>
-        </w:tc>
-      </w:tr>
-      <w:tr>
-        <w:tblPrEx>
-          <w:tblBorders>
-            <w:top w:val="single" w:color="auto" w:sz="4" w:space="0"/>
-            <w:left w:val="single" w:color="auto" w:sz="4" w:space="0"/>
-            <w:bottom w:val="single" w:color="auto" w:sz="4" w:space="0"/>
-            <w:right w:val="single" w:color="auto" w:sz="4" w:space="0"/>
-            <w:insideH w:val="single" w:color="auto" w:sz="4" w:space="0"/>
-            <w:insideV w:val="single" w:color="auto" w:sz="4" w:space="0"/>
-          </w:tblBorders>
-          <w:tblCellMar>
-            <w:top w:w="0" w:type="dxa"/>
-            <w:left w:w="108" w:type="dxa"/>
-            <w:bottom w:w="0" w:type="dxa"/>
-            <w:right w:w="108" w:type="dxa"/>
-          </w:tblCellMar>
-        </w:tblPrEx>
-        <w:trPr>
-          <w:jc w:val="center"/>
-        </w:trPr>
-        <w:tc>
-          <w:tcPr>
-            <w:tcW w:w="850" w:type="dxa"/>
-          </w:tcPr>
-          <w:p>
-            <w:pPr>
-              <w:spacing w:after="0" w:line="240" w:lineRule="auto"/>
-            </w:pPr>
-            <w:r>
-              <w:rPr>
-                <w:rFonts w:ascii="微软雅黑" w:hAnsi="微软雅黑" w:eastAsia="微软雅黑"/>
-                <w:sz w:val="18"/>
-              </w:rPr>
-              <w:t>3</w:t>
-            </w:r>
-          </w:p>
-        </w:tc>
-        <w:tc>
-          <w:tcPr>
-            <w:tcW w:w="1417" w:type="dxa"/>
-          </w:tcPr>
-          <w:p>
-            <w:pPr>
-              <w:spacing w:after="0" w:line="240" w:lineRule="auto"/>
-            </w:pPr>
-            <w:r>
-              <w:rPr>
-                <w:rFonts w:ascii="微软雅黑" w:hAnsi="微软雅黑" w:eastAsia="微软雅黑"/>
-                <w:sz w:val="18"/>
-              </w:rPr>
-              <w:t>4</w:t>
-            </w:r>
-          </w:p>
-        </w:tc>
-        <w:tc>
-          <w:tcPr>
-            <w:tcW w:w="1417" w:type="dxa"/>
-          </w:tcPr>
-          <w:p>
-            <w:pPr>
-              <w:spacing w:after="0" w:line="240" w:lineRule="auto"/>
-            </w:pPr>
-            <w:r>
-              <w:rPr>
-                <w:rFonts w:ascii="微软雅黑" w:hAnsi="微软雅黑" w:eastAsia="微软雅黑"/>
-                <w:sz w:val="18"/>
-              </w:rPr>
-              <w:t>0</w:t>
-            </w:r>
-          </w:p>
-        </w:tc>
-      </w:tr>
-      <w:tr>
-        <w:tblPrEx>
-          <w:tblBorders>
-            <w:top w:val="single" w:color="auto" w:sz="4" w:space="0"/>
-            <w:left w:val="single" w:color="auto" w:sz="4" w:space="0"/>
-            <w:bottom w:val="single" w:color="auto" w:sz="4" w:space="0"/>
-            <w:right w:val="single" w:color="auto" w:sz="4" w:space="0"/>
-            <w:insideH w:val="single" w:color="auto" w:sz="4" w:space="0"/>
-            <w:insideV w:val="single" w:color="auto" w:sz="4" w:space="0"/>
-          </w:tblBorders>
-          <w:tblCellMar>
-            <w:top w:w="0" w:type="dxa"/>
-            <w:left w:w="108" w:type="dxa"/>
-            <w:bottom w:w="0" w:type="dxa"/>
-            <w:right w:w="108" w:type="dxa"/>
-          </w:tblCellMar>
-        </w:tblPrEx>
-        <w:trPr>
-          <w:jc w:val="center"/>
-        </w:trPr>
-        <w:tc>
-          <w:tcPr>
-            <w:tcW w:w="850" w:type="dxa"/>
-            <w:shd w:val="clear" w:color="auto" w:fill="F8FAFC"/>
-          </w:tcPr>
-          <w:p>
-            <w:pPr>
-              <w:spacing w:after="0" w:line="240" w:lineRule="auto"/>
-            </w:pPr>
-            <w:r>
-              <w:rPr>
-                <w:rFonts w:ascii="微软雅黑" w:hAnsi="微软雅黑" w:eastAsia="微软雅黑"/>
-                <w:sz w:val="18"/>
-              </w:rPr>
-              <w:t>4</w:t>
-            </w:r>
-          </w:p>
-        </w:tc>
-        <w:tc>
-          <w:tcPr>
-            <w:tcW w:w="1417" w:type="dxa"/>
-            <w:shd w:val="clear" w:color="auto" w:fill="F8FAFC"/>
-          </w:tcPr>
-          <w:p>
-            <w:pPr>
-              <w:spacing w:after="0" w:line="240" w:lineRule="auto"/>
-            </w:pPr>
-            <w:r>
-              <w:rPr>
-                <w:rFonts w:ascii="微软雅黑" w:hAnsi="微软雅黑" w:eastAsia="微软雅黑"/>
-                <w:sz w:val="18"/>
-              </w:rPr>
-              <w:t>5</w:t>
-            </w:r>
-          </w:p>
-        </w:tc>
-        <w:tc>
-          <w:tcPr>
-            <w:tcW w:w="1417" w:type="dxa"/>
-            <w:shd w:val="clear" w:color="auto" w:fill="F8FAFC"/>
-          </w:tcPr>
-          <w:p>
-            <w:pPr>
-              <w:spacing w:after="0" w:line="240" w:lineRule="auto"/>
-            </w:pPr>
-            <w:r>
-              <w:rPr>
-                <w:rFonts w:ascii="微软雅黑" w:hAnsi="微软雅黑" w:eastAsia="微软雅黑"/>
-                <w:sz w:val="18"/>
-              </w:rPr>
-              <w:t>0</w:t>
-            </w:r>
-          </w:p>
-        </w:tc>
-      </w:tr>
-      <w:tr>
-        <w:tblPrEx>
-          <w:tblBorders>
-            <w:top w:val="single" w:color="auto" w:sz="4" w:space="0"/>
-            <w:left w:val="single" w:color="auto" w:sz="4" w:space="0"/>
-            <w:bottom w:val="single" w:color="auto" w:sz="4" w:space="0"/>
-            <w:right w:val="single" w:color="auto" w:sz="4" w:space="0"/>
-            <w:insideH w:val="single" w:color="auto" w:sz="4" w:space="0"/>
-            <w:insideV w:val="single" w:color="auto" w:sz="4" w:space="0"/>
-          </w:tblBorders>
-          <w:tblCellMar>
-            <w:top w:w="0" w:type="dxa"/>
-            <w:left w:w="108" w:type="dxa"/>
-            <w:bottom w:w="0" w:type="dxa"/>
-            <w:right w:w="108" w:type="dxa"/>
-          </w:tblCellMar>
-        </w:tblPrEx>
-        <w:trPr>
-          <w:jc w:val="center"/>
-        </w:trPr>
-        <w:tc>
-          <w:tcPr>
-            <w:tcW w:w="850" w:type="dxa"/>
-          </w:tcPr>
-          <w:p>
-            <w:pPr>
-              <w:spacing w:after="0" w:line="240" w:lineRule="auto"/>
-            </w:pPr>
-            <w:r>
-              <w:rPr>
-                <w:rFonts w:ascii="微软雅黑" w:hAnsi="微软雅黑" w:eastAsia="微软雅黑"/>
-                <w:sz w:val="18"/>
-              </w:rPr>
-              <w:t>5</w:t>
-            </w:r>
-          </w:p>
-        </w:tc>
-        <w:tc>
-          <w:tcPr>
-            <w:tcW w:w="1417" w:type="dxa"/>
-          </w:tcPr>
-          <w:p>
-            <w:pPr>
-              <w:spacing w:after="0" w:line="240" w:lineRule="auto"/>
-            </w:pPr>
-            <w:r>
-              <w:rPr>
-                <w:rFonts w:ascii="微软雅黑" w:hAnsi="微软雅黑" w:eastAsia="微软雅黑"/>
-                <w:sz w:val="18"/>
-              </w:rPr>
-              <w:t>5</w:t>
-            </w:r>
-          </w:p>
-        </w:tc>
-        <w:tc>
-          <w:tcPr>
-            <w:tcW w:w="1417" w:type="dxa"/>
-          </w:tcPr>
-          <w:p>
-            <w:pPr>
-              <w:spacing w:after="0" w:line="240" w:lineRule="auto"/>
-            </w:pPr>
-            <w:r>
-              <w:rPr>
-                <w:rFonts w:ascii="微软雅黑" w:hAnsi="微软雅黑" w:eastAsia="微软雅黑"/>
-                <w:sz w:val="18"/>
-              </w:rPr>
-              <w:t>0</w:t>
-            </w:r>
-          </w:p>
-        </w:tc>
-      </w:tr>
-      <w:tr>
-        <w:tblPrEx>
-          <w:tblBorders>
-            <w:top w:val="single" w:color="auto" w:sz="4" w:space="0"/>
-            <w:left w:val="single" w:color="auto" w:sz="4" w:space="0"/>
-            <w:bottom w:val="single" w:color="auto" w:sz="4" w:space="0"/>
-            <w:right w:val="single" w:color="auto" w:sz="4" w:space="0"/>
-            <w:insideH w:val="single" w:color="auto" w:sz="4" w:space="0"/>
-            <w:insideV w:val="single" w:color="auto" w:sz="4" w:space="0"/>
-          </w:tblBorders>
-          <w:tblCellMar>
-            <w:top w:w="0" w:type="dxa"/>
-            <w:left w:w="108" w:type="dxa"/>
-            <w:bottom w:w="0" w:type="dxa"/>
-            <w:right w:w="108" w:type="dxa"/>
-          </w:tblCellMar>
-        </w:tblPrEx>
-        <w:trPr>
-          <w:jc w:val="center"/>
-        </w:trPr>
-        <w:tc>
-          <w:tcPr>
-            <w:tcW w:w="850" w:type="dxa"/>
-            <w:shd w:val="clear" w:color="auto" w:fill="F8FAFC"/>
-          </w:tcPr>
-          <w:p>
-            <w:pPr>
-              <w:spacing w:after="0" w:line="240" w:lineRule="auto"/>
-            </w:pPr>
-            <w:r>
-              <w:rPr>
-                <w:rFonts w:ascii="微软雅黑" w:hAnsi="微软雅黑" w:eastAsia="微软雅黑"/>
-                <w:sz w:val="18"/>
-              </w:rPr>
-              <w:t>6</w:t>
-            </w:r>
-          </w:p>
-        </w:tc>
-        <w:tc>
-          <w:tcPr>
-            <w:tcW w:w="1417" w:type="dxa"/>
-            <w:shd w:val="clear" w:color="auto" w:fill="F8FAFC"/>
-          </w:tcPr>
-          <w:p>
-            <w:pPr>
-              <w:spacing w:after="0" w:line="240" w:lineRule="auto"/>
-            </w:pPr>
-            <w:r>
-              <w:rPr>
-                <w:rFonts w:ascii="微软雅黑" w:hAnsi="微软雅黑" w:eastAsia="微软雅黑"/>
-                <w:sz w:val="18"/>
-              </w:rPr>
-              <w:t>5</w:t>
-            </w:r>
-          </w:p>
-        </w:tc>
-        <w:tc>
-          <w:tcPr>
-            <w:tcW w:w="1417" w:type="dxa"/>
-            <w:shd w:val="clear" w:color="auto" w:fill="F8FAFC"/>
-          </w:tcPr>
-          <w:p>
-            <w:pPr>
-              <w:spacing w:after="0" w:line="240" w:lineRule="auto"/>
-            </w:pPr>
-            <w:r>
-              <w:rPr>
-                <w:rFonts w:ascii="微软雅黑" w:hAnsi="微软雅黑" w:eastAsia="微软雅黑"/>
-                <w:sz w:val="18"/>
-              </w:rPr>
-              <w:t>0</w:t>
-            </w:r>
-          </w:p>
-        </w:tc>
-      </w:tr>
-      <w:tr>
-        <w:tblPrEx>
-          <w:tblBorders>
-            <w:top w:val="single" w:color="auto" w:sz="4" w:space="0"/>
-            <w:left w:val="single" w:color="auto" w:sz="4" w:space="0"/>
-            <w:bottom w:val="single" w:color="auto" w:sz="4" w:space="0"/>
-            <w:right w:val="single" w:color="auto" w:sz="4" w:space="0"/>
-            <w:insideH w:val="single" w:color="auto" w:sz="4" w:space="0"/>
-            <w:insideV w:val="single" w:color="auto" w:sz="4" w:space="0"/>
-          </w:tblBorders>
-          <w:tblCellMar>
-            <w:top w:w="0" w:type="dxa"/>
-            <w:left w:w="108" w:type="dxa"/>
-            <w:bottom w:w="0" w:type="dxa"/>
-            <w:right w:w="108" w:type="dxa"/>
-          </w:tblCellMar>
-        </w:tblPrEx>
-        <w:trPr>
-          <w:jc w:val="center"/>
-        </w:trPr>
-        <w:tc>
-          <w:tcPr>
-            <w:tcW w:w="850" w:type="dxa"/>
-          </w:tcPr>
-          <w:p>
-            <w:pPr>
-              <w:spacing w:after="0" w:line="240" w:lineRule="auto"/>
-            </w:pPr>
-            <w:r>
-              <w:rPr>
-                <w:rFonts w:ascii="微软雅黑" w:hAnsi="微软雅黑" w:eastAsia="微软雅黑"/>
-                <w:sz w:val="18"/>
-              </w:rPr>
-              <w:t>7</w:t>
-            </w:r>
-          </w:p>
-        </w:tc>
-        <w:tc>
-          <w:tcPr>
-            <w:tcW w:w="1417" w:type="dxa"/>
-          </w:tcPr>
-          <w:p>
-            <w:pPr>
-              <w:spacing w:after="0" w:line="240" w:lineRule="auto"/>
-            </w:pPr>
-            <w:r>
-              <w:rPr>
-                <w:rFonts w:ascii="微软雅黑" w:hAnsi="微软雅黑" w:eastAsia="微软雅黑"/>
-                <w:sz w:val="18"/>
-              </w:rPr>
-              <w:t>5</w:t>
-            </w:r>
-          </w:p>
-        </w:tc>
-        <w:tc>
-          <w:tcPr>
-            <w:tcW w:w="1417" w:type="dxa"/>
-          </w:tcPr>
-          <w:p>
-            <w:pPr>
-              <w:spacing w:after="0" w:line="240" w:lineRule="auto"/>
-            </w:pPr>
-            <w:r>
-              <w:rPr>
-                <w:rFonts w:ascii="微软雅黑" w:hAnsi="微软雅黑" w:eastAsia="微软雅黑"/>
-                <w:sz w:val="18"/>
-              </w:rPr>
-              <w:t>0</w:t>
-            </w:r>
-          </w:p>
-        </w:tc>
-      </w:tr>
-      <w:tr>
-        <w:tblPrEx>
-          <w:tblBorders>
-            <w:top w:val="single" w:color="auto" w:sz="4" w:space="0"/>
-            <w:left w:val="single" w:color="auto" w:sz="4" w:space="0"/>
-            <w:bottom w:val="single" w:color="auto" w:sz="4" w:space="0"/>
-            <w:right w:val="single" w:color="auto" w:sz="4" w:space="0"/>
-            <w:insideH w:val="single" w:color="auto" w:sz="4" w:space="0"/>
-            <w:insideV w:val="single" w:color="auto" w:sz="4" w:space="0"/>
-          </w:tblBorders>
-          <w:tblCellMar>
-            <w:top w:w="0" w:type="dxa"/>
-            <w:left w:w="108" w:type="dxa"/>
-            <w:bottom w:w="0" w:type="dxa"/>
-            <w:right w:w="108" w:type="dxa"/>
-          </w:tblCellMar>
-        </w:tblPrEx>
-        <w:trPr>
-          <w:jc w:val="center"/>
-        </w:trPr>
-        <w:tc>
-          <w:tcPr>
-            <w:tcW w:w="850" w:type="dxa"/>
-            <w:shd w:val="clear" w:color="auto" w:fill="F8FAFC"/>
-          </w:tcPr>
-          <w:p>
-            <w:pPr>
-              <w:spacing w:after="0" w:line="240" w:lineRule="auto"/>
-            </w:pPr>
-            <w:r>
-              <w:rPr>
-                <w:rFonts w:ascii="微软雅黑" w:hAnsi="微软雅黑" w:eastAsia="微软雅黑"/>
-                <w:sz w:val="18"/>
-              </w:rPr>
-              <w:t>8</w:t>
-            </w:r>
-          </w:p>
-        </w:tc>
-        <w:tc>
-          <w:tcPr>
-            <w:tcW w:w="1417" w:type="dxa"/>
-            <w:shd w:val="clear" w:color="auto" w:fill="F8FAFC"/>
-          </w:tcPr>
-          <w:p>
-            <w:pPr>
-              <w:spacing w:after="0" w:line="240" w:lineRule="auto"/>
-            </w:pPr>
-            <w:r>
-              <w:rPr>
-                <w:rFonts w:ascii="微软雅黑" w:hAnsi="微软雅黑" w:eastAsia="微软雅黑"/>
-                <w:sz w:val="18"/>
-              </w:rPr>
-              <w:t>5</w:t>
-            </w:r>
-          </w:p>
-        </w:tc>
-        <w:tc>
-          <w:tcPr>
-            <w:tcW w:w="1417" w:type="dxa"/>
-            <w:shd w:val="clear" w:color="auto" w:fill="F8FAFC"/>
-          </w:tcPr>
-          <w:p>
-            <w:pPr>
-              <w:spacing w:after="0" w:line="240" w:lineRule="auto"/>
-            </w:pPr>
-            <w:r>
-              <w:rPr>
-                <w:rFonts w:ascii="微软雅黑" w:hAnsi="微软雅黑" w:eastAsia="微软雅黑"/>
-                <w:sz w:val="18"/>
-              </w:rPr>
-              <w:t>0</w:t>
-            </w:r>
-          </w:p>
-        </w:tc>
-      </w:tr>
-      <w:tr>
-        <w:tblPrEx>
-          <w:tblBorders>
-            <w:top w:val="single" w:color="auto" w:sz="4" w:space="0"/>
-            <w:left w:val="single" w:color="auto" w:sz="4" w:space="0"/>
-            <w:bottom w:val="single" w:color="auto" w:sz="4" w:space="0"/>
-            <w:right w:val="single" w:color="auto" w:sz="4" w:space="0"/>
-            <w:insideH w:val="single" w:color="auto" w:sz="4" w:space="0"/>
-            <w:insideV w:val="single" w:color="auto" w:sz="4" w:space="0"/>
-          </w:tblBorders>
-          <w:tblCellMar>
-            <w:top w:w="0" w:type="dxa"/>
-            <w:left w:w="108" w:type="dxa"/>
-            <w:bottom w:w="0" w:type="dxa"/>
-            <w:right w:w="108" w:type="dxa"/>
-          </w:tblCellMar>
-        </w:tblPrEx>
-        <w:trPr>
-          <w:jc w:val="center"/>
-        </w:trPr>
-        <w:tc>
-          <w:tcPr>
-            <w:tcW w:w="850" w:type="dxa"/>
-          </w:tcPr>
-          <w:p>
-            <w:pPr>
-              <w:spacing w:after="0" w:line="240" w:lineRule="auto"/>
-            </w:pPr>
-            <w:r>
-              <w:rPr>
-                <w:rFonts w:ascii="微软雅黑" w:hAnsi="微软雅黑" w:eastAsia="微软雅黑"/>
-                <w:sz w:val="18"/>
-              </w:rPr>
-              <w:t>9</w:t>
-            </w:r>
-          </w:p>
-        </w:tc>
-        <w:tc>
-          <w:tcPr>
-            <w:tcW w:w="1417" w:type="dxa"/>
-          </w:tcPr>
-          <w:p>
-            <w:pPr>
-              <w:spacing w:after="0" w:line="240" w:lineRule="auto"/>
-            </w:pPr>
-            <w:r>
-              <w:rPr>
-                <w:rFonts w:ascii="微软雅黑" w:hAnsi="微软雅黑" w:eastAsia="微软雅黑"/>
-                <w:sz w:val="18"/>
-              </w:rPr>
-              <w:t>10</w:t>
-            </w:r>
-          </w:p>
-        </w:tc>
-        <w:tc>
-          <w:tcPr>
-            <w:tcW w:w="1417" w:type="dxa"/>
-          </w:tcPr>
-          <w:p>
-            <w:pPr>
-              <w:spacing w:after="0" w:line="240" w:lineRule="auto"/>
-            </w:pPr>
-            <w:r>
-              <w:rPr>
-                <w:rFonts w:ascii="微软雅黑" w:hAnsi="微软雅黑" w:eastAsia="微软雅黑"/>
-                <w:sz w:val="18"/>
-              </w:rPr>
-              <w:t>1</w:t>
-            </w:r>
-          </w:p>
-        </w:tc>
-      </w:tr>
-      <w:tr>
-        <w:tblPrEx>
-          <w:tblBorders>
-            <w:top w:val="single" w:color="auto" w:sz="4" w:space="0"/>
-            <w:left w:val="single" w:color="auto" w:sz="4" w:space="0"/>
-            <w:bottom w:val="single" w:color="auto" w:sz="4" w:space="0"/>
-            <w:right w:val="single" w:color="auto" w:sz="4" w:space="0"/>
-            <w:insideH w:val="single" w:color="auto" w:sz="4" w:space="0"/>
-            <w:insideV w:val="single" w:color="auto" w:sz="4" w:space="0"/>
-          </w:tblBorders>
-          <w:tblCellMar>
-            <w:top w:w="0" w:type="dxa"/>
-            <w:left w:w="108" w:type="dxa"/>
-            <w:bottom w:w="0" w:type="dxa"/>
-            <w:right w:w="108" w:type="dxa"/>
-          </w:tblCellMar>
-        </w:tblPrEx>
-        <w:trPr>
-          <w:jc w:val="center"/>
-        </w:trPr>
-        <w:tc>
-          <w:tcPr>
-            <w:tcW w:w="850" w:type="dxa"/>
-            <w:shd w:val="clear" w:color="auto" w:fill="F8FAFC"/>
-          </w:tcPr>
-          <w:p>
-            <w:pPr>
-              <w:spacing w:after="0" w:line="240" w:lineRule="auto"/>
-            </w:pPr>
-            <w:r>
-              <w:rPr>
-                <w:rFonts w:ascii="微软雅黑" w:hAnsi="微软雅黑" w:eastAsia="微软雅黑"/>
-                <w:sz w:val="18"/>
-              </w:rPr>
-              <w:t>10</w:t>
-            </w:r>
-          </w:p>
-        </w:tc>
-        <w:tc>
-          <w:tcPr>
-            <w:tcW w:w="1417" w:type="dxa"/>
-            <w:shd w:val="clear" w:color="auto" w:fill="F8FAFC"/>
-          </w:tcPr>
-          <w:p>
-            <w:pPr>
-              <w:spacing w:after="0" w:line="240" w:lineRule="auto"/>
-            </w:pPr>
-            <w:r>
-              <w:rPr>
-                <w:rFonts w:ascii="微软雅黑" w:hAnsi="微软雅黑" w:eastAsia="微软雅黑"/>
-                <w:sz w:val="18"/>
-              </w:rPr>
-              <w:t>10</w:t>
-            </w:r>
-          </w:p>
-        </w:tc>
-        <w:tc>
-          <w:tcPr>
-            <w:tcW w:w="1417" w:type="dxa"/>
-            <w:shd w:val="clear" w:color="auto" w:fill="F8FAFC"/>
-          </w:tcPr>
-          <w:p>
-            <w:pPr>
-              <w:spacing w:after="0" w:line="240" w:lineRule="auto"/>
-            </w:pPr>
-            <w:r>
-              <w:rPr>
-                <w:rFonts w:ascii="微软雅黑" w:hAnsi="微软雅黑" w:eastAsia="微软雅黑"/>
-                <w:sz w:val="18"/>
-              </w:rPr>
-              <w:t>1</w:t>
-            </w:r>
-          </w:p>
-        </w:tc>
-      </w:tr>
-      <w:tr>
-        <w:tblPrEx>
-          <w:tblBorders>
-            <w:top w:val="single" w:color="auto" w:sz="4" w:space="0"/>
-            <w:left w:val="single" w:color="auto" w:sz="4" w:space="0"/>
-            <w:bottom w:val="single" w:color="auto" w:sz="4" w:space="0"/>
-            <w:right w:val="single" w:color="auto" w:sz="4" w:space="0"/>
-            <w:insideH w:val="single" w:color="auto" w:sz="4" w:space="0"/>
-            <w:insideV w:val="single" w:color="auto" w:sz="4" w:space="0"/>
-          </w:tblBorders>
-          <w:tblCellMar>
-            <w:top w:w="0" w:type="dxa"/>
-            <w:left w:w="108" w:type="dxa"/>
-            <w:bottom w:w="0" w:type="dxa"/>
-            <w:right w:w="108" w:type="dxa"/>
-          </w:tblCellMar>
-        </w:tblPrEx>
-        <w:trPr>
-          <w:jc w:val="center"/>
-        </w:trPr>
-        <w:tc>
-          <w:tcPr>
-            <w:tcW w:w="850" w:type="dxa"/>
-          </w:tcPr>
-          <w:p>
-            <w:pPr>
-              <w:spacing w:after="0" w:line="240" w:lineRule="auto"/>
-            </w:pPr>
-            <w:r>
-              <w:rPr>
-                <w:rFonts w:ascii="微软雅黑" w:hAnsi="微软雅黑" w:eastAsia="微软雅黑"/>
-                <w:sz w:val="18"/>
-              </w:rPr>
-              <w:t>11</w:t>
-            </w:r>
-          </w:p>
-        </w:tc>
-        <w:tc>
-          <w:tcPr>
-            <w:tcW w:w="1417" w:type="dxa"/>
-          </w:tcPr>
-          <w:p>
-            <w:pPr>
-              <w:spacing w:after="0" w:line="240" w:lineRule="auto"/>
-            </w:pPr>
-            <w:r>
-              <w:rPr>
-                <w:rFonts w:ascii="微软雅黑" w:hAnsi="微软雅黑" w:eastAsia="微软雅黑"/>
-                <w:sz w:val="18"/>
-              </w:rPr>
-              <w:t>10</w:t>
-            </w:r>
-          </w:p>
-        </w:tc>
-        <w:tc>
-          <w:tcPr>
-            <w:tcW w:w="1417" w:type="dxa"/>
-          </w:tcPr>
-          <w:p>
-            <w:pPr>
-              <w:spacing w:after="0" w:line="240" w:lineRule="auto"/>
-            </w:pPr>
-            <w:r>
-              <w:rPr>
-                <w:rFonts w:ascii="微软雅黑" w:hAnsi="微软雅黑" w:eastAsia="微软雅黑"/>
-                <w:sz w:val="18"/>
-              </w:rPr>
-              <w:t>1</w:t>
-            </w:r>
-          </w:p>
-        </w:tc>
-      </w:tr>
-      <w:tr>
-        <w:tblPrEx>
-          <w:tblBorders>
-            <w:top w:val="single" w:color="auto" w:sz="4" w:space="0"/>
-            <w:left w:val="single" w:color="auto" w:sz="4" w:space="0"/>
-            <w:bottom w:val="single" w:color="auto" w:sz="4" w:space="0"/>
-            <w:right w:val="single" w:color="auto" w:sz="4" w:space="0"/>
-            <w:insideH w:val="single" w:color="auto" w:sz="4" w:space="0"/>
-            <w:insideV w:val="single" w:color="auto" w:sz="4" w:space="0"/>
-          </w:tblBorders>
-          <w:tblCellMar>
-            <w:top w:w="0" w:type="dxa"/>
-            <w:left w:w="108" w:type="dxa"/>
-            <w:bottom w:w="0" w:type="dxa"/>
-            <w:right w:w="108" w:type="dxa"/>
-          </w:tblCellMar>
-        </w:tblPrEx>
-        <w:trPr>
-          <w:jc w:val="center"/>
-        </w:trPr>
-        <w:tc>
-          <w:tcPr>
-            <w:tcW w:w="850" w:type="dxa"/>
-            <w:shd w:val="clear" w:color="auto" w:fill="F8FAFC"/>
-          </w:tcPr>
-          <w:p>
-            <w:pPr>
-              <w:spacing w:after="0" w:line="240" w:lineRule="auto"/>
-            </w:pPr>
-            <w:r>
-              <w:rPr>
-                <w:rFonts w:ascii="微软雅黑" w:hAnsi="微软雅黑" w:eastAsia="微软雅黑"/>
-                <w:sz w:val="18"/>
-              </w:rPr>
-              <w:t>12</w:t>
-            </w:r>
-          </w:p>
-        </w:tc>
-        <w:tc>
-          <w:tcPr>
-            <w:tcW w:w="1417" w:type="dxa"/>
-            <w:shd w:val="clear" w:color="auto" w:fill="F8FAFC"/>
-          </w:tcPr>
-          <w:p>
-            <w:pPr>
-              <w:spacing w:after="0" w:line="240" w:lineRule="auto"/>
-            </w:pPr>
-            <w:r>
-              <w:rPr>
-                <w:rFonts w:ascii="微软雅黑" w:hAnsi="微软雅黑" w:eastAsia="微软雅黑"/>
-                <w:sz w:val="18"/>
-              </w:rPr>
-              <w:t>10</w:t>
-            </w:r>
-          </w:p>
-        </w:tc>
-        <w:tc>
-          <w:tcPr>
-            <w:tcW w:w="1417" w:type="dxa"/>
-            <w:shd w:val="clear" w:color="auto" w:fill="F8FAFC"/>
-          </w:tcPr>
-          <w:p>
-            <w:pPr>
-              <w:spacing w:after="0" w:line="240" w:lineRule="auto"/>
-            </w:pPr>
-            <w:r>
-              <w:rPr>
-                <w:rFonts w:ascii="微软雅黑" w:hAnsi="微软雅黑" w:eastAsia="微软雅黑"/>
-                <w:sz w:val="18"/>
-              </w:rPr>
-              <w:t>1</w:t>
-            </w:r>
-          </w:p>
-        </w:tc>
-      </w:tr>
-    </w:tbl>
-    <w:p/>
-    <w:p/>
-    <w:p>
-      <w:r>
-        <w:rPr>
-          <w:rFonts w:ascii="微软雅黑" w:hAnsi="微软雅黑" w:eastAsia="微软雅黑"/>
-          <w:b/>
-          <w:sz w:val="21"/>
-        </w:rPr>
-        <w:t>第16卡：概率图与 AD 检验</w:t>
-      </w:r>
-    </w:p>
-    <w:p>
-      <w:r>
-        <w:rPr>
-          <w:rFonts w:ascii="微软雅黑" w:hAnsi="微软雅黑" w:eastAsia="微软雅黑"/>
-          <w:sz w:val="19"/>
-        </w:rPr>
-        <w:t>概率图：数据点越贴近直线→拟合越好。AD（Anderson-Darling）统计量：值越小拟合越好。但注意：当数据高度集中在 2~3 个值时（如本例只有 4 和 5），AD 会异常偏大（如 29.7），这是 AD 对数据集中敏感的特性，不代表拟合差。</w:t>
-      </w:r>
-      <w:r>
-        <w:rPr>
-          <w:rFonts w:ascii="微软雅黑" w:hAnsi="微软雅黑" w:eastAsia="微软雅黑"/>
-          <w:sz w:val="19"/>
-        </w:rPr>
-        <w:br w:type="textWrapping"/>
-      </w:r>
-      <w:r>
-        <w:rPr>
-          <w:rFonts w:ascii="微软雅黑" w:hAnsi="微软雅黑" w:eastAsia="微软雅黑"/>
-          <w:sz w:val="19"/>
-        </w:rPr>
-        <w:t>传音场景：统一案例 W-795 12 台数据（MLE 估计），Weibull 概率图上 8 个失效点基本贴合蓝色拟合线，无明显的 S 形弯曲→未观察到混合失效模式，Weibull 拟合可接受。</w:t>
-      </w:r>
-      <w:r>
-        <w:rPr>
-          <w:rFonts w:ascii="微软雅黑" w:hAnsi="微软雅黑" w:eastAsia="微软雅黑"/>
-          <w:sz w:val="19"/>
-        </w:rPr>
-        <w:br w:type="textWrapping"/>
-      </w:r>
-      <w:r>
-        <w:rPr>
-          <w:rFonts w:ascii="微软雅黑" w:hAnsi="微软雅黑" w:eastAsia="微软雅黑"/>
-          <w:sz w:val="19"/>
-        </w:rPr>
-        <w:t>AD 解读补充：① 样本量小（&lt;10 失效）时 AD 本身偏大；② 数据集中在 2~3 个值时 AD 可能飙到 20+；③ 此时应优先看概率图目视判断（点是否贴近线）而非死磕 AD 数值。如果概率图呈 S 形且 AD&gt;1（正常分散数据），才考虑分层或换分布。</w:t>
-      </w:r>
-      <w:r>
-        <w:rPr>
-          <w:rFonts w:ascii="微软雅黑" w:hAnsi="微软雅黑" w:eastAsia="微软雅黑"/>
-          <w:sz w:val="19"/>
-        </w:rPr>
-        <w:br w:type="textWrapping"/>
-      </w:r>
-      <w:r>
-        <w:rPr>
-          <w:rFonts w:ascii="微软雅黑" w:hAnsi="微软雅黑" w:eastAsia="微软雅黑"/>
-          <w:sz w:val="19"/>
-        </w:rPr>
-        <w:t>▎操作步骤——如何查看概率图和 AD 值</w:t>
-      </w:r>
-      <w:r>
-        <w:rPr>
-          <w:rFonts w:ascii="微软雅黑" w:hAnsi="微软雅黑" w:eastAsia="微软雅黑"/>
-          <w:sz w:val="19"/>
-        </w:rPr>
-        <w:br w:type="textWrapping"/>
-      </w:r>
-      <w:r>
-        <w:rPr>
-          <w:rFonts w:ascii="微软雅黑" w:hAnsi="微软雅黑" w:eastAsia="微软雅黑"/>
-          <w:sz w:val="19"/>
-        </w:rPr>
-        <w:t>用下方 W-795 数据，按第03卡做威布尔分析（MLE 估计）：统计 → 可靠性/生存 → 参数分布分析（右删失）→ 变量=C1，删失=C2，值=1，分布=威布尔，估计法=极大似然。</w:t>
-      </w:r>
-      <w:r>
-        <w:rPr>
-          <w:rFonts w:ascii="微软雅黑" w:hAnsi="微软雅黑" w:eastAsia="微软雅黑"/>
-          <w:sz w:val="19"/>
-        </w:rPr>
-        <w:br w:type="textWrapping"/>
-      </w:r>
-      <w:r>
-        <w:rPr>
-          <w:rFonts w:ascii="微软雅黑" w:hAnsi="微软雅黑" w:eastAsia="微软雅黑"/>
-          <w:sz w:val="19"/>
-        </w:rPr>
-        <w:t>① 图形选项卡：勾选"概率图(P)"（默认已勾选）→ 确定 → 输出概率图，观察 8 个失效点是否基本贴合拟合线</w:t>
-      </w:r>
-      <w:r>
-        <w:rPr>
-          <w:rFonts w:ascii="微软雅黑" w:hAnsi="微软雅黑" w:eastAsia="微软雅黑"/>
-          <w:sz w:val="19"/>
-        </w:rPr>
-        <w:br w:type="textWrapping"/>
-      </w:r>
-      <w:r>
-        <w:rPr>
-          <w:rFonts w:ascii="微软雅黑" w:hAnsi="微软雅黑" w:eastAsia="微软雅黑"/>
-          <w:sz w:val="19"/>
-        </w:rPr>
-        <w:t>② 输出窗口：找到"拟合优度检验"区域，查看 Anderson-Darling 值（本例约 29.7）→ 数据集中在 4/5 两个值，AD 飙高是正常特性，不代表拟合差</w:t>
-      </w:r>
-      <w:r>
-        <w:rPr>
-          <w:rFonts w:ascii="微软雅黑" w:hAnsi="微软雅黑" w:eastAsia="微软雅黑"/>
-          <w:sz w:val="19"/>
-        </w:rPr>
-        <w:br w:type="textWrapping"/>
-      </w:r>
-      <w:r>
-        <w:rPr>
-          <w:rFonts w:ascii="微软雅黑" w:hAnsi="微软雅黑" w:eastAsia="微软雅黑"/>
-          <w:sz w:val="19"/>
-        </w:rPr>
-        <w:t>③ 判断：点贴合线 + 无 S 形弯曲 → 拟合可接受；点明显偏离线或呈 S 形 → 考虑混合失效或换分布</w:t>
-      </w:r>
-    </w:p>
-    <w:p>
-      <w:pPr>
-        <w:rPr>
-          <w:rFonts w:hint="eastAsia" w:eastAsia="微软雅黑"/>
-          <w:lang w:eastAsia="zh-CN"/>
-        </w:rPr>
-      </w:pPr>
-      <w:r>
-        <w:rPr>
-          <w:rFonts w:ascii="微软雅黑" w:hAnsi="微软雅黑" w:eastAsia="微软雅黑"/>
-          <w:b/>
-          <w:color w:val="1D4ED8"/>
-          <w:sz w:val="20"/>
-        </w:rPr>
-        <w:t>【说明】</w:t>
-      </w:r>
-      <w:r>
-        <w:rPr>
-          <w:rFonts w:hint="eastAsia" w:eastAsia="微软雅黑"/>
-          <w:lang w:eastAsia="zh-CN"/>
-        </w:rPr>
-        <w:drawing>
-          <wp:inline distT="0" distB="0" distL="114300" distR="114300">
-            <wp:extent cx="5756275" cy="2607945"/>
-            <wp:effectExtent l="0" t="0" r="6350" b="1905"/>
-            <wp:docPr id="8" name="图片 8" descr="置信区间、概率图、AD检验"/>
-            <wp:cNvGraphicFramePr>
-              <a:graphicFrameLocks xmlns:a="http://schemas.openxmlformats.org/drawingml/2006/main" noChangeAspect="1"/>
-            </wp:cNvGraphicFramePr>
-            <a:graphic xmlns:a="http://schemas.openxmlformats.org/drawingml/2006/main">
-              <a:graphicData uri="http://schemas.openxmlformats.org/drawingml/2006/picture">
-                <pic:pic xmlns:pic="http://schemas.openxmlformats.org/drawingml/2006/picture">
-                  <pic:nvPicPr>
-                    <pic:cNvPr id="8" name="图片 8" descr="置信区间、概率图、AD检验"/>
-                    <pic:cNvPicPr>
-                      <a:picLocks noChangeAspect="1"/>
-                    </pic:cNvPicPr>
-                  </pic:nvPicPr>
-                  <pic:blipFill>
-                    <a:blip r:embed="rId13"/>
-                    <a:stretch>
-                      <a:fillRect/>
-                    </a:stretch>
-                  </pic:blipFill>
-                  <pic:spPr>
-                    <a:xfrm>
-                      <a:off x="0" y="0"/>
-                      <a:ext cx="5756275" cy="2607945"/>
-                    </a:xfrm>
-                    <a:prstGeom prst="rect">
-                      <a:avLst/>
-                    </a:prstGeom>
-                  </pic:spPr>
-                </pic:pic>
-              </a:graphicData>
-            </a:graphic>
-          </wp:inline>
-        </w:drawing>
-      </w:r>
-      <w:bookmarkStart w:id="0" w:name="_GoBack"/>
-      <w:bookmarkEnd w:id="0"/>
-    </w:p>
-    <w:p>
-      <w:r>
-        <w:rPr>
-          <w:rFonts w:ascii="微软雅黑" w:hAnsi="微软雅黑" w:eastAsia="微软雅黑"/>
-          <w:b/>
-          <w:sz w:val="20"/>
-        </w:rPr>
-        <w:t>▎W-795 数据表（12台，用于验证概率图和 AD 检验）</w:t>
-      </w:r>
-    </w:p>
-    <w:p>
-      <w:r>
-        <w:rPr>
-          <w:rFonts w:ascii="微软雅黑" w:hAnsi="微软雅黑" w:eastAsia="微软雅黑"/>
-          <w:i/>
-          <w:sz w:val="18"/>
-        </w:rPr>
-        <w:t>下方数据复制到 Minitab C1/C2，按第03卡操作跑威布尔分析（MLE），在概率图中观察点是否贴合拟合线，在输出窗口查看 AD 值。</w:t>
       </w:r>
     </w:p>
     <w:tbl>
@@ -26442,6 +23295,3252 @@
                 <w:color w:val="FFFFFF"/>
                 <w:sz w:val="18"/>
               </w:rPr>
+              <w:t>C1(次数)</w:t>
+            </w:r>
+          </w:p>
+        </w:tc>
+        <w:tc>
+          <w:tcPr>
+            <w:tcW w:w="1134" w:type="dxa"/>
+            <w:shd w:val="clear" w:color="auto" w:fill="2E5A7C"/>
+          </w:tcPr>
+          <w:p>
+            <w:pPr>
+              <w:spacing w:after="0" w:line="240" w:lineRule="auto"/>
+              <w:jc w:val="center"/>
+            </w:pPr>
+            <w:r>
+              <w:rPr>
+                <w:rFonts w:ascii="微软雅黑" w:hAnsi="微软雅黑" w:eastAsia="微软雅黑"/>
+                <w:b/>
+                <w:color w:val="FFFFFF"/>
+                <w:sz w:val="18"/>
+              </w:rPr>
+              <w:t>C2(删失)</w:t>
+            </w:r>
+          </w:p>
+        </w:tc>
+        <w:tc>
+          <w:tcPr>
+            <w:tcW w:w="1701" w:type="dxa"/>
+            <w:shd w:val="clear" w:color="auto" w:fill="2E5A7C"/>
+          </w:tcPr>
+          <w:p>
+            <w:pPr>
+              <w:spacing w:after="0" w:line="240" w:lineRule="auto"/>
+              <w:jc w:val="center"/>
+            </w:pPr>
+            <w:r>
+              <w:rPr>
+                <w:rFonts w:ascii="微软雅黑" w:hAnsi="微软雅黑" w:eastAsia="微软雅黑"/>
+                <w:b/>
+                <w:color w:val="FFFFFF"/>
+                <w:sz w:val="18"/>
+              </w:rPr>
+              <w:t>备注</w:t>
+            </w:r>
+          </w:p>
+        </w:tc>
+      </w:tr>
+      <w:tr>
+        <w:tblPrEx>
+          <w:tblBorders>
+            <w:top w:val="single" w:color="auto" w:sz="4" w:space="0"/>
+            <w:left w:val="single" w:color="auto" w:sz="4" w:space="0"/>
+            <w:bottom w:val="single" w:color="auto" w:sz="4" w:space="0"/>
+            <w:right w:val="single" w:color="auto" w:sz="4" w:space="0"/>
+            <w:insideH w:val="single" w:color="auto" w:sz="4" w:space="0"/>
+            <w:insideV w:val="single" w:color="auto" w:sz="4" w:space="0"/>
+          </w:tblBorders>
+          <w:tblCellMar>
+            <w:top w:w="0" w:type="dxa"/>
+            <w:left w:w="108" w:type="dxa"/>
+            <w:bottom w:w="0" w:type="dxa"/>
+            <w:right w:w="108" w:type="dxa"/>
+          </w:tblCellMar>
+        </w:tblPrEx>
+        <w:trPr>
+          <w:jc w:val="center"/>
+        </w:trPr>
+        <w:tc>
+          <w:tcPr>
+            <w:tcW w:w="680" w:type="dxa"/>
+          </w:tcPr>
+          <w:p>
+            <w:pPr>
+              <w:spacing w:after="0" w:line="240" w:lineRule="auto"/>
+            </w:pPr>
+            <w:r>
+              <w:rPr>
+                <w:rFonts w:ascii="微软雅黑" w:hAnsi="微软雅黑" w:eastAsia="微软雅黑"/>
+                <w:sz w:val="18"/>
+              </w:rPr>
+              <w:t>1</w:t>
+            </w:r>
+          </w:p>
+        </w:tc>
+        <w:tc>
+          <w:tcPr>
+            <w:tcW w:w="1134" w:type="dxa"/>
+          </w:tcPr>
+          <w:p>
+            <w:pPr>
+              <w:spacing w:after="0" w:line="240" w:lineRule="auto"/>
+            </w:pPr>
+            <w:r>
+              <w:rPr>
+                <w:rFonts w:ascii="微软雅黑" w:hAnsi="微软雅黑" w:eastAsia="微软雅黑"/>
+                <w:sz w:val="18"/>
+              </w:rPr>
+              <w:t>1</w:t>
+            </w:r>
+          </w:p>
+        </w:tc>
+        <w:tc>
+          <w:tcPr>
+            <w:tcW w:w="1134" w:type="dxa"/>
+          </w:tcPr>
+          <w:p>
+            <w:pPr>
+              <w:spacing w:after="0" w:line="240" w:lineRule="auto"/>
+            </w:pPr>
+            <w:r>
+              <w:rPr>
+                <w:rFonts w:ascii="微软雅黑" w:hAnsi="微软雅黑" w:eastAsia="微软雅黑"/>
+                <w:sz w:val="18"/>
+              </w:rPr>
+              <w:t>0</w:t>
+            </w:r>
+          </w:p>
+        </w:tc>
+        <w:tc>
+          <w:tcPr>
+            <w:tcW w:w="1701" w:type="dxa"/>
+          </w:tcPr>
+          <w:p>
+            <w:pPr>
+              <w:spacing w:after="0" w:line="240" w:lineRule="auto"/>
+            </w:pPr>
+            <w:r>
+              <w:rPr>
+                <w:rFonts w:ascii="微软雅黑" w:hAnsi="微软雅黑" w:eastAsia="微软雅黑"/>
+                <w:sz w:val="18"/>
+              </w:rPr>
+              <w:t>失效</w:t>
+            </w:r>
+          </w:p>
+        </w:tc>
+      </w:tr>
+      <w:tr>
+        <w:tblPrEx>
+          <w:tblBorders>
+            <w:top w:val="single" w:color="auto" w:sz="4" w:space="0"/>
+            <w:left w:val="single" w:color="auto" w:sz="4" w:space="0"/>
+            <w:bottom w:val="single" w:color="auto" w:sz="4" w:space="0"/>
+            <w:right w:val="single" w:color="auto" w:sz="4" w:space="0"/>
+            <w:insideH w:val="single" w:color="auto" w:sz="4" w:space="0"/>
+            <w:insideV w:val="single" w:color="auto" w:sz="4" w:space="0"/>
+          </w:tblBorders>
+          <w:tblCellMar>
+            <w:top w:w="0" w:type="dxa"/>
+            <w:left w:w="108" w:type="dxa"/>
+            <w:bottom w:w="0" w:type="dxa"/>
+            <w:right w:w="108" w:type="dxa"/>
+          </w:tblCellMar>
+        </w:tblPrEx>
+        <w:trPr>
+          <w:jc w:val="center"/>
+        </w:trPr>
+        <w:tc>
+          <w:tcPr>
+            <w:tcW w:w="680" w:type="dxa"/>
+            <w:shd w:val="clear" w:color="auto" w:fill="F8FAFC"/>
+          </w:tcPr>
+          <w:p>
+            <w:pPr>
+              <w:spacing w:after="0" w:line="240" w:lineRule="auto"/>
+            </w:pPr>
+            <w:r>
+              <w:rPr>
+                <w:rFonts w:ascii="微软雅黑" w:hAnsi="微软雅黑" w:eastAsia="微软雅黑"/>
+                <w:sz w:val="18"/>
+              </w:rPr>
+              <w:t>2</w:t>
+            </w:r>
+          </w:p>
+        </w:tc>
+        <w:tc>
+          <w:tcPr>
+            <w:tcW w:w="1134" w:type="dxa"/>
+            <w:shd w:val="clear" w:color="auto" w:fill="F8FAFC"/>
+          </w:tcPr>
+          <w:p>
+            <w:pPr>
+              <w:spacing w:after="0" w:line="240" w:lineRule="auto"/>
+            </w:pPr>
+            <w:r>
+              <w:rPr>
+                <w:rFonts w:ascii="微软雅黑" w:hAnsi="微软雅黑" w:eastAsia="微软雅黑"/>
+                <w:sz w:val="18"/>
+              </w:rPr>
+              <w:t>2</w:t>
+            </w:r>
+          </w:p>
+        </w:tc>
+        <w:tc>
+          <w:tcPr>
+            <w:tcW w:w="1134" w:type="dxa"/>
+            <w:shd w:val="clear" w:color="auto" w:fill="F8FAFC"/>
+          </w:tcPr>
+          <w:p>
+            <w:pPr>
+              <w:spacing w:after="0" w:line="240" w:lineRule="auto"/>
+            </w:pPr>
+            <w:r>
+              <w:rPr>
+                <w:rFonts w:ascii="微软雅黑" w:hAnsi="微软雅黑" w:eastAsia="微软雅黑"/>
+                <w:sz w:val="18"/>
+              </w:rPr>
+              <w:t>0</w:t>
+            </w:r>
+          </w:p>
+        </w:tc>
+        <w:tc>
+          <w:tcPr>
+            <w:tcW w:w="1701" w:type="dxa"/>
+            <w:shd w:val="clear" w:color="auto" w:fill="F8FAFC"/>
+          </w:tcPr>
+          <w:p>
+            <w:pPr>
+              <w:spacing w:after="0" w:line="240" w:lineRule="auto"/>
+            </w:pPr>
+            <w:r>
+              <w:rPr>
+                <w:rFonts w:ascii="微软雅黑" w:hAnsi="微软雅黑" w:eastAsia="微软雅黑"/>
+                <w:sz w:val="18"/>
+              </w:rPr>
+              <w:t>失效</w:t>
+            </w:r>
+          </w:p>
+        </w:tc>
+      </w:tr>
+      <w:tr>
+        <w:tblPrEx>
+          <w:tblBorders>
+            <w:top w:val="single" w:color="auto" w:sz="4" w:space="0"/>
+            <w:left w:val="single" w:color="auto" w:sz="4" w:space="0"/>
+            <w:bottom w:val="single" w:color="auto" w:sz="4" w:space="0"/>
+            <w:right w:val="single" w:color="auto" w:sz="4" w:space="0"/>
+            <w:insideH w:val="single" w:color="auto" w:sz="4" w:space="0"/>
+            <w:insideV w:val="single" w:color="auto" w:sz="4" w:space="0"/>
+          </w:tblBorders>
+          <w:tblCellMar>
+            <w:top w:w="0" w:type="dxa"/>
+            <w:left w:w="108" w:type="dxa"/>
+            <w:bottom w:w="0" w:type="dxa"/>
+            <w:right w:w="108" w:type="dxa"/>
+          </w:tblCellMar>
+        </w:tblPrEx>
+        <w:trPr>
+          <w:jc w:val="center"/>
+        </w:trPr>
+        <w:tc>
+          <w:tcPr>
+            <w:tcW w:w="680" w:type="dxa"/>
+          </w:tcPr>
+          <w:p>
+            <w:pPr>
+              <w:spacing w:after="0" w:line="240" w:lineRule="auto"/>
+            </w:pPr>
+            <w:r>
+              <w:rPr>
+                <w:rFonts w:ascii="微软雅黑" w:hAnsi="微软雅黑" w:eastAsia="微软雅黑"/>
+                <w:sz w:val="18"/>
+              </w:rPr>
+              <w:t>3</w:t>
+            </w:r>
+          </w:p>
+        </w:tc>
+        <w:tc>
+          <w:tcPr>
+            <w:tcW w:w="1134" w:type="dxa"/>
+          </w:tcPr>
+          <w:p>
+            <w:pPr>
+              <w:spacing w:after="0" w:line="240" w:lineRule="auto"/>
+            </w:pPr>
+            <w:r>
+              <w:rPr>
+                <w:rFonts w:ascii="微软雅黑" w:hAnsi="微软雅黑" w:eastAsia="微软雅黑"/>
+                <w:sz w:val="18"/>
+              </w:rPr>
+              <w:t>2</w:t>
+            </w:r>
+          </w:p>
+        </w:tc>
+        <w:tc>
+          <w:tcPr>
+            <w:tcW w:w="1134" w:type="dxa"/>
+          </w:tcPr>
+          <w:p>
+            <w:pPr>
+              <w:spacing w:after="0" w:line="240" w:lineRule="auto"/>
+            </w:pPr>
+            <w:r>
+              <w:rPr>
+                <w:rFonts w:ascii="微软雅黑" w:hAnsi="微软雅黑" w:eastAsia="微软雅黑"/>
+                <w:sz w:val="18"/>
+              </w:rPr>
+              <w:t>0</w:t>
+            </w:r>
+          </w:p>
+        </w:tc>
+        <w:tc>
+          <w:tcPr>
+            <w:tcW w:w="1701" w:type="dxa"/>
+          </w:tcPr>
+          <w:p>
+            <w:pPr>
+              <w:spacing w:after="0" w:line="240" w:lineRule="auto"/>
+            </w:pPr>
+            <w:r>
+              <w:rPr>
+                <w:rFonts w:ascii="微软雅黑" w:hAnsi="微软雅黑" w:eastAsia="微软雅黑"/>
+                <w:sz w:val="18"/>
+              </w:rPr>
+              <w:t>失效</w:t>
+            </w:r>
+          </w:p>
+        </w:tc>
+      </w:tr>
+      <w:tr>
+        <w:tblPrEx>
+          <w:tblBorders>
+            <w:top w:val="single" w:color="auto" w:sz="4" w:space="0"/>
+            <w:left w:val="single" w:color="auto" w:sz="4" w:space="0"/>
+            <w:bottom w:val="single" w:color="auto" w:sz="4" w:space="0"/>
+            <w:right w:val="single" w:color="auto" w:sz="4" w:space="0"/>
+            <w:insideH w:val="single" w:color="auto" w:sz="4" w:space="0"/>
+            <w:insideV w:val="single" w:color="auto" w:sz="4" w:space="0"/>
+          </w:tblBorders>
+          <w:tblCellMar>
+            <w:top w:w="0" w:type="dxa"/>
+            <w:left w:w="108" w:type="dxa"/>
+            <w:bottom w:w="0" w:type="dxa"/>
+            <w:right w:w="108" w:type="dxa"/>
+          </w:tblCellMar>
+        </w:tblPrEx>
+        <w:trPr>
+          <w:jc w:val="center"/>
+        </w:trPr>
+        <w:tc>
+          <w:tcPr>
+            <w:tcW w:w="680" w:type="dxa"/>
+            <w:shd w:val="clear" w:color="auto" w:fill="F8FAFC"/>
+          </w:tcPr>
+          <w:p>
+            <w:pPr>
+              <w:spacing w:after="0" w:line="240" w:lineRule="auto"/>
+            </w:pPr>
+            <w:r>
+              <w:rPr>
+                <w:rFonts w:ascii="微软雅黑" w:hAnsi="微软雅黑" w:eastAsia="微软雅黑"/>
+                <w:sz w:val="18"/>
+              </w:rPr>
+              <w:t>4</w:t>
+            </w:r>
+          </w:p>
+        </w:tc>
+        <w:tc>
+          <w:tcPr>
+            <w:tcW w:w="1134" w:type="dxa"/>
+            <w:shd w:val="clear" w:color="auto" w:fill="F8FAFC"/>
+          </w:tcPr>
+          <w:p>
+            <w:pPr>
+              <w:spacing w:after="0" w:line="240" w:lineRule="auto"/>
+            </w:pPr>
+            <w:r>
+              <w:rPr>
+                <w:rFonts w:ascii="微软雅黑" w:hAnsi="微软雅黑" w:eastAsia="微软雅黑"/>
+                <w:sz w:val="18"/>
+              </w:rPr>
+              <w:t>3</w:t>
+            </w:r>
+          </w:p>
+        </w:tc>
+        <w:tc>
+          <w:tcPr>
+            <w:tcW w:w="1134" w:type="dxa"/>
+            <w:shd w:val="clear" w:color="auto" w:fill="F8FAFC"/>
+          </w:tcPr>
+          <w:p>
+            <w:pPr>
+              <w:spacing w:after="0" w:line="240" w:lineRule="auto"/>
+            </w:pPr>
+            <w:r>
+              <w:rPr>
+                <w:rFonts w:ascii="微软雅黑" w:hAnsi="微软雅黑" w:eastAsia="微软雅黑"/>
+                <w:sz w:val="18"/>
+              </w:rPr>
+              <w:t>0</w:t>
+            </w:r>
+          </w:p>
+        </w:tc>
+        <w:tc>
+          <w:tcPr>
+            <w:tcW w:w="1701" w:type="dxa"/>
+            <w:shd w:val="clear" w:color="auto" w:fill="F8FAFC"/>
+          </w:tcPr>
+          <w:p>
+            <w:pPr>
+              <w:spacing w:after="0" w:line="240" w:lineRule="auto"/>
+            </w:pPr>
+            <w:r>
+              <w:rPr>
+                <w:rFonts w:ascii="微软雅黑" w:hAnsi="微软雅黑" w:eastAsia="微软雅黑"/>
+                <w:sz w:val="18"/>
+              </w:rPr>
+              <w:t>失效</w:t>
+            </w:r>
+          </w:p>
+        </w:tc>
+      </w:tr>
+      <w:tr>
+        <w:tblPrEx>
+          <w:tblBorders>
+            <w:top w:val="single" w:color="auto" w:sz="4" w:space="0"/>
+            <w:left w:val="single" w:color="auto" w:sz="4" w:space="0"/>
+            <w:bottom w:val="single" w:color="auto" w:sz="4" w:space="0"/>
+            <w:right w:val="single" w:color="auto" w:sz="4" w:space="0"/>
+            <w:insideH w:val="single" w:color="auto" w:sz="4" w:space="0"/>
+            <w:insideV w:val="single" w:color="auto" w:sz="4" w:space="0"/>
+          </w:tblBorders>
+          <w:tblCellMar>
+            <w:top w:w="0" w:type="dxa"/>
+            <w:left w:w="108" w:type="dxa"/>
+            <w:bottom w:w="0" w:type="dxa"/>
+            <w:right w:w="108" w:type="dxa"/>
+          </w:tblCellMar>
+        </w:tblPrEx>
+        <w:trPr>
+          <w:jc w:val="center"/>
+        </w:trPr>
+        <w:tc>
+          <w:tcPr>
+            <w:tcW w:w="680" w:type="dxa"/>
+          </w:tcPr>
+          <w:p>
+            <w:pPr>
+              <w:spacing w:after="0" w:line="240" w:lineRule="auto"/>
+            </w:pPr>
+            <w:r>
+              <w:rPr>
+                <w:rFonts w:ascii="微软雅黑" w:hAnsi="微软雅黑" w:eastAsia="微软雅黑"/>
+                <w:sz w:val="18"/>
+              </w:rPr>
+              <w:t>5</w:t>
+            </w:r>
+          </w:p>
+        </w:tc>
+        <w:tc>
+          <w:tcPr>
+            <w:tcW w:w="1134" w:type="dxa"/>
+          </w:tcPr>
+          <w:p>
+            <w:pPr>
+              <w:spacing w:after="0" w:line="240" w:lineRule="auto"/>
+            </w:pPr>
+            <w:r>
+              <w:rPr>
+                <w:rFonts w:ascii="微软雅黑" w:hAnsi="微软雅黑" w:eastAsia="微软雅黑"/>
+                <w:sz w:val="18"/>
+              </w:rPr>
+              <w:t>4</w:t>
+            </w:r>
+          </w:p>
+        </w:tc>
+        <w:tc>
+          <w:tcPr>
+            <w:tcW w:w="1134" w:type="dxa"/>
+          </w:tcPr>
+          <w:p>
+            <w:pPr>
+              <w:spacing w:after="0" w:line="240" w:lineRule="auto"/>
+            </w:pPr>
+            <w:r>
+              <w:rPr>
+                <w:rFonts w:ascii="微软雅黑" w:hAnsi="微软雅黑" w:eastAsia="微软雅黑"/>
+                <w:sz w:val="18"/>
+              </w:rPr>
+              <w:t>0</w:t>
+            </w:r>
+          </w:p>
+        </w:tc>
+        <w:tc>
+          <w:tcPr>
+            <w:tcW w:w="1701" w:type="dxa"/>
+          </w:tcPr>
+          <w:p>
+            <w:pPr>
+              <w:spacing w:after="0" w:line="240" w:lineRule="auto"/>
+            </w:pPr>
+            <w:r>
+              <w:rPr>
+                <w:rFonts w:ascii="微软雅黑" w:hAnsi="微软雅黑" w:eastAsia="微软雅黑"/>
+                <w:sz w:val="18"/>
+              </w:rPr>
+              <w:t>失效</w:t>
+            </w:r>
+          </w:p>
+        </w:tc>
+      </w:tr>
+      <w:tr>
+        <w:tblPrEx>
+          <w:tblBorders>
+            <w:top w:val="single" w:color="auto" w:sz="4" w:space="0"/>
+            <w:left w:val="single" w:color="auto" w:sz="4" w:space="0"/>
+            <w:bottom w:val="single" w:color="auto" w:sz="4" w:space="0"/>
+            <w:right w:val="single" w:color="auto" w:sz="4" w:space="0"/>
+            <w:insideH w:val="single" w:color="auto" w:sz="4" w:space="0"/>
+            <w:insideV w:val="single" w:color="auto" w:sz="4" w:space="0"/>
+          </w:tblBorders>
+          <w:tblCellMar>
+            <w:top w:w="0" w:type="dxa"/>
+            <w:left w:w="108" w:type="dxa"/>
+            <w:bottom w:w="0" w:type="dxa"/>
+            <w:right w:w="108" w:type="dxa"/>
+          </w:tblCellMar>
+        </w:tblPrEx>
+        <w:trPr>
+          <w:jc w:val="center"/>
+        </w:trPr>
+        <w:tc>
+          <w:tcPr>
+            <w:tcW w:w="680" w:type="dxa"/>
+            <w:shd w:val="clear" w:color="auto" w:fill="F8FAFC"/>
+          </w:tcPr>
+          <w:p>
+            <w:pPr>
+              <w:spacing w:after="0" w:line="240" w:lineRule="auto"/>
+            </w:pPr>
+            <w:r>
+              <w:rPr>
+                <w:rFonts w:ascii="微软雅黑" w:hAnsi="微软雅黑" w:eastAsia="微软雅黑"/>
+                <w:sz w:val="18"/>
+              </w:rPr>
+              <w:t>6</w:t>
+            </w:r>
+          </w:p>
+        </w:tc>
+        <w:tc>
+          <w:tcPr>
+            <w:tcW w:w="1134" w:type="dxa"/>
+            <w:shd w:val="clear" w:color="auto" w:fill="F8FAFC"/>
+          </w:tcPr>
+          <w:p>
+            <w:pPr>
+              <w:spacing w:after="0" w:line="240" w:lineRule="auto"/>
+            </w:pPr>
+            <w:r>
+              <w:rPr>
+                <w:rFonts w:ascii="微软雅黑" w:hAnsi="微软雅黑" w:eastAsia="微软雅黑"/>
+                <w:sz w:val="18"/>
+              </w:rPr>
+              <w:t>5</w:t>
+            </w:r>
+          </w:p>
+        </w:tc>
+        <w:tc>
+          <w:tcPr>
+            <w:tcW w:w="1134" w:type="dxa"/>
+            <w:shd w:val="clear" w:color="auto" w:fill="F8FAFC"/>
+          </w:tcPr>
+          <w:p>
+            <w:pPr>
+              <w:spacing w:after="0" w:line="240" w:lineRule="auto"/>
+            </w:pPr>
+            <w:r>
+              <w:rPr>
+                <w:rFonts w:ascii="微软雅黑" w:hAnsi="微软雅黑" w:eastAsia="微软雅黑"/>
+                <w:sz w:val="18"/>
+              </w:rPr>
+              <w:t>0</w:t>
+            </w:r>
+          </w:p>
+        </w:tc>
+        <w:tc>
+          <w:tcPr>
+            <w:tcW w:w="1701" w:type="dxa"/>
+            <w:shd w:val="clear" w:color="auto" w:fill="F8FAFC"/>
+          </w:tcPr>
+          <w:p>
+            <w:pPr>
+              <w:spacing w:after="0" w:line="240" w:lineRule="auto"/>
+            </w:pPr>
+            <w:r>
+              <w:rPr>
+                <w:rFonts w:ascii="微软雅黑" w:hAnsi="微软雅黑" w:eastAsia="微软雅黑"/>
+                <w:sz w:val="18"/>
+              </w:rPr>
+              <w:t>失效</w:t>
+            </w:r>
+          </w:p>
+        </w:tc>
+      </w:tr>
+      <w:tr>
+        <w:tblPrEx>
+          <w:tblBorders>
+            <w:top w:val="single" w:color="auto" w:sz="4" w:space="0"/>
+            <w:left w:val="single" w:color="auto" w:sz="4" w:space="0"/>
+            <w:bottom w:val="single" w:color="auto" w:sz="4" w:space="0"/>
+            <w:right w:val="single" w:color="auto" w:sz="4" w:space="0"/>
+            <w:insideH w:val="single" w:color="auto" w:sz="4" w:space="0"/>
+            <w:insideV w:val="single" w:color="auto" w:sz="4" w:space="0"/>
+          </w:tblBorders>
+          <w:tblCellMar>
+            <w:top w:w="0" w:type="dxa"/>
+            <w:left w:w="108" w:type="dxa"/>
+            <w:bottom w:w="0" w:type="dxa"/>
+            <w:right w:w="108" w:type="dxa"/>
+          </w:tblCellMar>
+        </w:tblPrEx>
+        <w:trPr>
+          <w:jc w:val="center"/>
+        </w:trPr>
+        <w:tc>
+          <w:tcPr>
+            <w:tcW w:w="680" w:type="dxa"/>
+          </w:tcPr>
+          <w:p>
+            <w:pPr>
+              <w:spacing w:after="0" w:line="240" w:lineRule="auto"/>
+            </w:pPr>
+            <w:r>
+              <w:rPr>
+                <w:rFonts w:ascii="微软雅黑" w:hAnsi="微软雅黑" w:eastAsia="微软雅黑"/>
+                <w:sz w:val="18"/>
+              </w:rPr>
+              <w:t>7</w:t>
+            </w:r>
+          </w:p>
+        </w:tc>
+        <w:tc>
+          <w:tcPr>
+            <w:tcW w:w="1134" w:type="dxa"/>
+          </w:tcPr>
+          <w:p>
+            <w:pPr>
+              <w:spacing w:after="0" w:line="240" w:lineRule="auto"/>
+            </w:pPr>
+            <w:r>
+              <w:rPr>
+                <w:rFonts w:ascii="微软雅黑" w:hAnsi="微软雅黑" w:eastAsia="微软雅黑"/>
+                <w:sz w:val="18"/>
+              </w:rPr>
+              <w:t>6</w:t>
+            </w:r>
+          </w:p>
+        </w:tc>
+        <w:tc>
+          <w:tcPr>
+            <w:tcW w:w="1134" w:type="dxa"/>
+          </w:tcPr>
+          <w:p>
+            <w:pPr>
+              <w:spacing w:after="0" w:line="240" w:lineRule="auto"/>
+            </w:pPr>
+            <w:r>
+              <w:rPr>
+                <w:rFonts w:ascii="微软雅黑" w:hAnsi="微软雅黑" w:eastAsia="微软雅黑"/>
+                <w:sz w:val="18"/>
+              </w:rPr>
+              <w:t>0</w:t>
+            </w:r>
+          </w:p>
+        </w:tc>
+        <w:tc>
+          <w:tcPr>
+            <w:tcW w:w="1701" w:type="dxa"/>
+          </w:tcPr>
+          <w:p>
+            <w:pPr>
+              <w:spacing w:after="0" w:line="240" w:lineRule="auto"/>
+            </w:pPr>
+            <w:r>
+              <w:rPr>
+                <w:rFonts w:ascii="微软雅黑" w:hAnsi="微软雅黑" w:eastAsia="微软雅黑"/>
+                <w:sz w:val="18"/>
+              </w:rPr>
+              <w:t>失效</w:t>
+            </w:r>
+          </w:p>
+        </w:tc>
+      </w:tr>
+      <w:tr>
+        <w:tblPrEx>
+          <w:tblBorders>
+            <w:top w:val="single" w:color="auto" w:sz="4" w:space="0"/>
+            <w:left w:val="single" w:color="auto" w:sz="4" w:space="0"/>
+            <w:bottom w:val="single" w:color="auto" w:sz="4" w:space="0"/>
+            <w:right w:val="single" w:color="auto" w:sz="4" w:space="0"/>
+            <w:insideH w:val="single" w:color="auto" w:sz="4" w:space="0"/>
+            <w:insideV w:val="single" w:color="auto" w:sz="4" w:space="0"/>
+          </w:tblBorders>
+          <w:tblCellMar>
+            <w:top w:w="0" w:type="dxa"/>
+            <w:left w:w="108" w:type="dxa"/>
+            <w:bottom w:w="0" w:type="dxa"/>
+            <w:right w:w="108" w:type="dxa"/>
+          </w:tblCellMar>
+        </w:tblPrEx>
+        <w:trPr>
+          <w:jc w:val="center"/>
+        </w:trPr>
+        <w:tc>
+          <w:tcPr>
+            <w:tcW w:w="680" w:type="dxa"/>
+            <w:shd w:val="clear" w:color="auto" w:fill="F8FAFC"/>
+          </w:tcPr>
+          <w:p>
+            <w:pPr>
+              <w:spacing w:after="0" w:line="240" w:lineRule="auto"/>
+            </w:pPr>
+            <w:r>
+              <w:rPr>
+                <w:rFonts w:ascii="微软雅黑" w:hAnsi="微软雅黑" w:eastAsia="微软雅黑"/>
+                <w:sz w:val="18"/>
+              </w:rPr>
+              <w:t>8</w:t>
+            </w:r>
+          </w:p>
+        </w:tc>
+        <w:tc>
+          <w:tcPr>
+            <w:tcW w:w="1134" w:type="dxa"/>
+            <w:shd w:val="clear" w:color="auto" w:fill="F8FAFC"/>
+          </w:tcPr>
+          <w:p>
+            <w:pPr>
+              <w:spacing w:after="0" w:line="240" w:lineRule="auto"/>
+            </w:pPr>
+            <w:r>
+              <w:rPr>
+                <w:rFonts w:ascii="微软雅黑" w:hAnsi="微软雅黑" w:eastAsia="微软雅黑"/>
+                <w:sz w:val="18"/>
+              </w:rPr>
+              <w:t>7</w:t>
+            </w:r>
+          </w:p>
+        </w:tc>
+        <w:tc>
+          <w:tcPr>
+            <w:tcW w:w="1134" w:type="dxa"/>
+            <w:shd w:val="clear" w:color="auto" w:fill="F8FAFC"/>
+          </w:tcPr>
+          <w:p>
+            <w:pPr>
+              <w:spacing w:after="0" w:line="240" w:lineRule="auto"/>
+            </w:pPr>
+            <w:r>
+              <w:rPr>
+                <w:rFonts w:ascii="微软雅黑" w:hAnsi="微软雅黑" w:eastAsia="微软雅黑"/>
+                <w:sz w:val="18"/>
+              </w:rPr>
+              <w:t>0</w:t>
+            </w:r>
+          </w:p>
+        </w:tc>
+        <w:tc>
+          <w:tcPr>
+            <w:tcW w:w="1701" w:type="dxa"/>
+            <w:shd w:val="clear" w:color="auto" w:fill="F8FAFC"/>
+          </w:tcPr>
+          <w:p>
+            <w:pPr>
+              <w:spacing w:after="0" w:line="240" w:lineRule="auto"/>
+            </w:pPr>
+            <w:r>
+              <w:rPr>
+                <w:rFonts w:ascii="微软雅黑" w:hAnsi="微软雅黑" w:eastAsia="微软雅黑"/>
+                <w:sz w:val="18"/>
+              </w:rPr>
+              <w:t>失效</w:t>
+            </w:r>
+          </w:p>
+        </w:tc>
+      </w:tr>
+      <w:tr>
+        <w:tblPrEx>
+          <w:tblBorders>
+            <w:top w:val="single" w:color="auto" w:sz="4" w:space="0"/>
+            <w:left w:val="single" w:color="auto" w:sz="4" w:space="0"/>
+            <w:bottom w:val="single" w:color="auto" w:sz="4" w:space="0"/>
+            <w:right w:val="single" w:color="auto" w:sz="4" w:space="0"/>
+            <w:insideH w:val="single" w:color="auto" w:sz="4" w:space="0"/>
+            <w:insideV w:val="single" w:color="auto" w:sz="4" w:space="0"/>
+          </w:tblBorders>
+          <w:tblCellMar>
+            <w:top w:w="0" w:type="dxa"/>
+            <w:left w:w="108" w:type="dxa"/>
+            <w:bottom w:w="0" w:type="dxa"/>
+            <w:right w:w="108" w:type="dxa"/>
+          </w:tblCellMar>
+        </w:tblPrEx>
+        <w:trPr>
+          <w:jc w:val="center"/>
+        </w:trPr>
+        <w:tc>
+          <w:tcPr>
+            <w:tcW w:w="680" w:type="dxa"/>
+          </w:tcPr>
+          <w:p>
+            <w:pPr>
+              <w:spacing w:after="0" w:line="240" w:lineRule="auto"/>
+            </w:pPr>
+            <w:r>
+              <w:rPr>
+                <w:rFonts w:ascii="微软雅黑" w:hAnsi="微软雅黑" w:eastAsia="微软雅黑"/>
+                <w:sz w:val="18"/>
+              </w:rPr>
+              <w:t>9</w:t>
+            </w:r>
+          </w:p>
+        </w:tc>
+        <w:tc>
+          <w:tcPr>
+            <w:tcW w:w="1134" w:type="dxa"/>
+          </w:tcPr>
+          <w:p>
+            <w:pPr>
+              <w:spacing w:after="0" w:line="240" w:lineRule="auto"/>
+            </w:pPr>
+            <w:r>
+              <w:rPr>
+                <w:rFonts w:ascii="微软雅黑" w:hAnsi="微软雅黑" w:eastAsia="微软雅黑"/>
+                <w:sz w:val="18"/>
+              </w:rPr>
+              <w:t>8</w:t>
+            </w:r>
+          </w:p>
+        </w:tc>
+        <w:tc>
+          <w:tcPr>
+            <w:tcW w:w="1134" w:type="dxa"/>
+          </w:tcPr>
+          <w:p>
+            <w:pPr>
+              <w:spacing w:after="0" w:line="240" w:lineRule="auto"/>
+            </w:pPr>
+            <w:r>
+              <w:rPr>
+                <w:rFonts w:ascii="微软雅黑" w:hAnsi="微软雅黑" w:eastAsia="微软雅黑"/>
+                <w:sz w:val="18"/>
+              </w:rPr>
+              <w:t>0</w:t>
+            </w:r>
+          </w:p>
+        </w:tc>
+        <w:tc>
+          <w:tcPr>
+            <w:tcW w:w="1701" w:type="dxa"/>
+          </w:tcPr>
+          <w:p>
+            <w:pPr>
+              <w:spacing w:after="0" w:line="240" w:lineRule="auto"/>
+            </w:pPr>
+            <w:r>
+              <w:rPr>
+                <w:rFonts w:ascii="微软雅黑" w:hAnsi="微软雅黑" w:eastAsia="微软雅黑"/>
+                <w:sz w:val="18"/>
+              </w:rPr>
+              <w:t>失效</w:t>
+            </w:r>
+          </w:p>
+        </w:tc>
+      </w:tr>
+      <w:tr>
+        <w:tblPrEx>
+          <w:tblBorders>
+            <w:top w:val="single" w:color="auto" w:sz="4" w:space="0"/>
+            <w:left w:val="single" w:color="auto" w:sz="4" w:space="0"/>
+            <w:bottom w:val="single" w:color="auto" w:sz="4" w:space="0"/>
+            <w:right w:val="single" w:color="auto" w:sz="4" w:space="0"/>
+            <w:insideH w:val="single" w:color="auto" w:sz="4" w:space="0"/>
+            <w:insideV w:val="single" w:color="auto" w:sz="4" w:space="0"/>
+          </w:tblBorders>
+          <w:tblCellMar>
+            <w:top w:w="0" w:type="dxa"/>
+            <w:left w:w="108" w:type="dxa"/>
+            <w:bottom w:w="0" w:type="dxa"/>
+            <w:right w:w="108" w:type="dxa"/>
+          </w:tblCellMar>
+        </w:tblPrEx>
+        <w:trPr>
+          <w:jc w:val="center"/>
+        </w:trPr>
+        <w:tc>
+          <w:tcPr>
+            <w:tcW w:w="680" w:type="dxa"/>
+            <w:shd w:val="clear" w:color="auto" w:fill="F8FAFC"/>
+          </w:tcPr>
+          <w:p>
+            <w:pPr>
+              <w:spacing w:after="0" w:line="240" w:lineRule="auto"/>
+            </w:pPr>
+            <w:r>
+              <w:rPr>
+                <w:rFonts w:ascii="微软雅黑" w:hAnsi="微软雅黑" w:eastAsia="微软雅黑"/>
+                <w:sz w:val="18"/>
+              </w:rPr>
+              <w:t>10</w:t>
+            </w:r>
+          </w:p>
+        </w:tc>
+        <w:tc>
+          <w:tcPr>
+            <w:tcW w:w="1134" w:type="dxa"/>
+            <w:shd w:val="clear" w:color="auto" w:fill="F8FAFC"/>
+          </w:tcPr>
+          <w:p>
+            <w:pPr>
+              <w:spacing w:after="0" w:line="240" w:lineRule="auto"/>
+            </w:pPr>
+            <w:r>
+              <w:rPr>
+                <w:rFonts w:ascii="微软雅黑" w:hAnsi="微软雅黑" w:eastAsia="微软雅黑"/>
+                <w:sz w:val="18"/>
+              </w:rPr>
+              <w:t>9</w:t>
+            </w:r>
+          </w:p>
+        </w:tc>
+        <w:tc>
+          <w:tcPr>
+            <w:tcW w:w="1134" w:type="dxa"/>
+            <w:shd w:val="clear" w:color="auto" w:fill="F8FAFC"/>
+          </w:tcPr>
+          <w:p>
+            <w:pPr>
+              <w:spacing w:after="0" w:line="240" w:lineRule="auto"/>
+            </w:pPr>
+            <w:r>
+              <w:rPr>
+                <w:rFonts w:ascii="微软雅黑" w:hAnsi="微软雅黑" w:eastAsia="微软雅黑"/>
+                <w:sz w:val="18"/>
+              </w:rPr>
+              <w:t>0</w:t>
+            </w:r>
+          </w:p>
+        </w:tc>
+        <w:tc>
+          <w:tcPr>
+            <w:tcW w:w="1701" w:type="dxa"/>
+            <w:shd w:val="clear" w:color="auto" w:fill="F8FAFC"/>
+          </w:tcPr>
+          <w:p>
+            <w:pPr>
+              <w:spacing w:after="0" w:line="240" w:lineRule="auto"/>
+            </w:pPr>
+            <w:r>
+              <w:rPr>
+                <w:rFonts w:ascii="微软雅黑" w:hAnsi="微软雅黑" w:eastAsia="微软雅黑"/>
+                <w:sz w:val="18"/>
+              </w:rPr>
+              <w:t>失效</w:t>
+            </w:r>
+          </w:p>
+        </w:tc>
+      </w:tr>
+      <w:tr>
+        <w:tblPrEx>
+          <w:tblBorders>
+            <w:top w:val="single" w:color="auto" w:sz="4" w:space="0"/>
+            <w:left w:val="single" w:color="auto" w:sz="4" w:space="0"/>
+            <w:bottom w:val="single" w:color="auto" w:sz="4" w:space="0"/>
+            <w:right w:val="single" w:color="auto" w:sz="4" w:space="0"/>
+            <w:insideH w:val="single" w:color="auto" w:sz="4" w:space="0"/>
+            <w:insideV w:val="single" w:color="auto" w:sz="4" w:space="0"/>
+          </w:tblBorders>
+          <w:tblCellMar>
+            <w:top w:w="0" w:type="dxa"/>
+            <w:left w:w="108" w:type="dxa"/>
+            <w:bottom w:w="0" w:type="dxa"/>
+            <w:right w:w="108" w:type="dxa"/>
+          </w:tblCellMar>
+        </w:tblPrEx>
+        <w:trPr>
+          <w:jc w:val="center"/>
+        </w:trPr>
+        <w:tc>
+          <w:tcPr>
+            <w:tcW w:w="680" w:type="dxa"/>
+          </w:tcPr>
+          <w:p>
+            <w:pPr>
+              <w:spacing w:after="0" w:line="240" w:lineRule="auto"/>
+            </w:pPr>
+            <w:r>
+              <w:rPr>
+                <w:rFonts w:ascii="微软雅黑" w:hAnsi="微软雅黑" w:eastAsia="微软雅黑"/>
+                <w:sz w:val="18"/>
+              </w:rPr>
+              <w:t>11</w:t>
+            </w:r>
+          </w:p>
+        </w:tc>
+        <w:tc>
+          <w:tcPr>
+            <w:tcW w:w="1134" w:type="dxa"/>
+          </w:tcPr>
+          <w:p>
+            <w:pPr>
+              <w:spacing w:after="0" w:line="240" w:lineRule="auto"/>
+            </w:pPr>
+            <w:r>
+              <w:rPr>
+                <w:rFonts w:ascii="微软雅黑" w:hAnsi="微软雅黑" w:eastAsia="微软雅黑"/>
+                <w:sz w:val="18"/>
+              </w:rPr>
+              <w:t>10</w:t>
+            </w:r>
+          </w:p>
+        </w:tc>
+        <w:tc>
+          <w:tcPr>
+            <w:tcW w:w="1134" w:type="dxa"/>
+          </w:tcPr>
+          <w:p>
+            <w:pPr>
+              <w:spacing w:after="0" w:line="240" w:lineRule="auto"/>
+            </w:pPr>
+            <w:r>
+              <w:rPr>
+                <w:rFonts w:ascii="微软雅黑" w:hAnsi="微软雅黑" w:eastAsia="微软雅黑"/>
+                <w:sz w:val="18"/>
+              </w:rPr>
+              <w:t>0</w:t>
+            </w:r>
+          </w:p>
+        </w:tc>
+        <w:tc>
+          <w:tcPr>
+            <w:tcW w:w="1701" w:type="dxa"/>
+          </w:tcPr>
+          <w:p>
+            <w:pPr>
+              <w:spacing w:after="0" w:line="240" w:lineRule="auto"/>
+            </w:pPr>
+            <w:r>
+              <w:rPr>
+                <w:rFonts w:ascii="微软雅黑" w:hAnsi="微软雅黑" w:eastAsia="微软雅黑"/>
+                <w:sz w:val="18"/>
+              </w:rPr>
+              <w:t>失效</w:t>
+            </w:r>
+          </w:p>
+        </w:tc>
+      </w:tr>
+      <w:tr>
+        <w:tblPrEx>
+          <w:tblBorders>
+            <w:top w:val="single" w:color="auto" w:sz="4" w:space="0"/>
+            <w:left w:val="single" w:color="auto" w:sz="4" w:space="0"/>
+            <w:bottom w:val="single" w:color="auto" w:sz="4" w:space="0"/>
+            <w:right w:val="single" w:color="auto" w:sz="4" w:space="0"/>
+            <w:insideH w:val="single" w:color="auto" w:sz="4" w:space="0"/>
+            <w:insideV w:val="single" w:color="auto" w:sz="4" w:space="0"/>
+          </w:tblBorders>
+          <w:tblCellMar>
+            <w:top w:w="0" w:type="dxa"/>
+            <w:left w:w="108" w:type="dxa"/>
+            <w:bottom w:w="0" w:type="dxa"/>
+            <w:right w:w="108" w:type="dxa"/>
+          </w:tblCellMar>
+        </w:tblPrEx>
+        <w:trPr>
+          <w:jc w:val="center"/>
+        </w:trPr>
+        <w:tc>
+          <w:tcPr>
+            <w:tcW w:w="680" w:type="dxa"/>
+            <w:shd w:val="clear" w:color="auto" w:fill="F8FAFC"/>
+          </w:tcPr>
+          <w:p>
+            <w:pPr>
+              <w:spacing w:after="0" w:line="240" w:lineRule="auto"/>
+            </w:pPr>
+            <w:r>
+              <w:rPr>
+                <w:rFonts w:ascii="微软雅黑" w:hAnsi="微软雅黑" w:eastAsia="微软雅黑"/>
+                <w:sz w:val="18"/>
+              </w:rPr>
+              <w:t>12</w:t>
+            </w:r>
+          </w:p>
+        </w:tc>
+        <w:tc>
+          <w:tcPr>
+            <w:tcW w:w="1134" w:type="dxa"/>
+            <w:shd w:val="clear" w:color="auto" w:fill="F8FAFC"/>
+          </w:tcPr>
+          <w:p>
+            <w:pPr>
+              <w:spacing w:after="0" w:line="240" w:lineRule="auto"/>
+            </w:pPr>
+            <w:r>
+              <w:rPr>
+                <w:rFonts w:ascii="微软雅黑" w:hAnsi="微软雅黑" w:eastAsia="微软雅黑"/>
+                <w:sz w:val="18"/>
+              </w:rPr>
+              <w:t>11</w:t>
+            </w:r>
+          </w:p>
+        </w:tc>
+        <w:tc>
+          <w:tcPr>
+            <w:tcW w:w="1134" w:type="dxa"/>
+            <w:shd w:val="clear" w:color="auto" w:fill="F8FAFC"/>
+          </w:tcPr>
+          <w:p>
+            <w:pPr>
+              <w:spacing w:after="0" w:line="240" w:lineRule="auto"/>
+            </w:pPr>
+            <w:r>
+              <w:rPr>
+                <w:rFonts w:ascii="微软雅黑" w:hAnsi="微软雅黑" w:eastAsia="微软雅黑"/>
+                <w:sz w:val="18"/>
+              </w:rPr>
+              <w:t>0</w:t>
+            </w:r>
+          </w:p>
+        </w:tc>
+        <w:tc>
+          <w:tcPr>
+            <w:tcW w:w="1701" w:type="dxa"/>
+            <w:shd w:val="clear" w:color="auto" w:fill="F8FAFC"/>
+          </w:tcPr>
+          <w:p>
+            <w:pPr>
+              <w:spacing w:after="0" w:line="240" w:lineRule="auto"/>
+            </w:pPr>
+            <w:r>
+              <w:rPr>
+                <w:rFonts w:ascii="微软雅黑" w:hAnsi="微软雅黑" w:eastAsia="微软雅黑"/>
+                <w:sz w:val="18"/>
+              </w:rPr>
+              <w:t>失效</w:t>
+            </w:r>
+          </w:p>
+        </w:tc>
+      </w:tr>
+      <w:tr>
+        <w:tblPrEx>
+          <w:tblBorders>
+            <w:top w:val="single" w:color="auto" w:sz="4" w:space="0"/>
+            <w:left w:val="single" w:color="auto" w:sz="4" w:space="0"/>
+            <w:bottom w:val="single" w:color="auto" w:sz="4" w:space="0"/>
+            <w:right w:val="single" w:color="auto" w:sz="4" w:space="0"/>
+            <w:insideH w:val="single" w:color="auto" w:sz="4" w:space="0"/>
+            <w:insideV w:val="single" w:color="auto" w:sz="4" w:space="0"/>
+          </w:tblBorders>
+          <w:tblCellMar>
+            <w:top w:w="0" w:type="dxa"/>
+            <w:left w:w="108" w:type="dxa"/>
+            <w:bottom w:w="0" w:type="dxa"/>
+            <w:right w:w="108" w:type="dxa"/>
+          </w:tblCellMar>
+        </w:tblPrEx>
+        <w:trPr>
+          <w:jc w:val="center"/>
+        </w:trPr>
+        <w:tc>
+          <w:tcPr>
+            <w:tcW w:w="680" w:type="dxa"/>
+          </w:tcPr>
+          <w:p>
+            <w:pPr>
+              <w:spacing w:after="0" w:line="240" w:lineRule="auto"/>
+            </w:pPr>
+            <w:r>
+              <w:rPr>
+                <w:rFonts w:ascii="微软雅黑" w:hAnsi="微软雅黑" w:eastAsia="微软雅黑"/>
+                <w:sz w:val="18"/>
+              </w:rPr>
+              <w:t>13</w:t>
+            </w:r>
+          </w:p>
+        </w:tc>
+        <w:tc>
+          <w:tcPr>
+            <w:tcW w:w="1134" w:type="dxa"/>
+          </w:tcPr>
+          <w:p>
+            <w:pPr>
+              <w:spacing w:after="0" w:line="240" w:lineRule="auto"/>
+            </w:pPr>
+            <w:r>
+              <w:rPr>
+                <w:rFonts w:ascii="微软雅黑" w:hAnsi="微软雅黑" w:eastAsia="微软雅黑"/>
+                <w:sz w:val="18"/>
+              </w:rPr>
+              <w:t>12</w:t>
+            </w:r>
+          </w:p>
+        </w:tc>
+        <w:tc>
+          <w:tcPr>
+            <w:tcW w:w="1134" w:type="dxa"/>
+          </w:tcPr>
+          <w:p>
+            <w:pPr>
+              <w:spacing w:after="0" w:line="240" w:lineRule="auto"/>
+            </w:pPr>
+            <w:r>
+              <w:rPr>
+                <w:rFonts w:ascii="微软雅黑" w:hAnsi="微软雅黑" w:eastAsia="微软雅黑"/>
+                <w:sz w:val="18"/>
+              </w:rPr>
+              <w:t>0</w:t>
+            </w:r>
+          </w:p>
+        </w:tc>
+        <w:tc>
+          <w:tcPr>
+            <w:tcW w:w="1701" w:type="dxa"/>
+          </w:tcPr>
+          <w:p>
+            <w:pPr>
+              <w:spacing w:after="0" w:line="240" w:lineRule="auto"/>
+            </w:pPr>
+            <w:r>
+              <w:rPr>
+                <w:rFonts w:ascii="微软雅黑" w:hAnsi="微软雅黑" w:eastAsia="微软雅黑"/>
+                <w:sz w:val="18"/>
+              </w:rPr>
+              <w:t>失效</w:t>
+            </w:r>
+          </w:p>
+        </w:tc>
+      </w:tr>
+      <w:tr>
+        <w:tblPrEx>
+          <w:tblBorders>
+            <w:top w:val="single" w:color="auto" w:sz="4" w:space="0"/>
+            <w:left w:val="single" w:color="auto" w:sz="4" w:space="0"/>
+            <w:bottom w:val="single" w:color="auto" w:sz="4" w:space="0"/>
+            <w:right w:val="single" w:color="auto" w:sz="4" w:space="0"/>
+            <w:insideH w:val="single" w:color="auto" w:sz="4" w:space="0"/>
+            <w:insideV w:val="single" w:color="auto" w:sz="4" w:space="0"/>
+          </w:tblBorders>
+          <w:tblCellMar>
+            <w:top w:w="0" w:type="dxa"/>
+            <w:left w:w="108" w:type="dxa"/>
+            <w:bottom w:w="0" w:type="dxa"/>
+            <w:right w:w="108" w:type="dxa"/>
+          </w:tblCellMar>
+        </w:tblPrEx>
+        <w:trPr>
+          <w:jc w:val="center"/>
+        </w:trPr>
+        <w:tc>
+          <w:tcPr>
+            <w:tcW w:w="680" w:type="dxa"/>
+            <w:shd w:val="clear" w:color="auto" w:fill="F8FAFC"/>
+          </w:tcPr>
+          <w:p>
+            <w:pPr>
+              <w:spacing w:after="0" w:line="240" w:lineRule="auto"/>
+            </w:pPr>
+            <w:r>
+              <w:rPr>
+                <w:rFonts w:ascii="微软雅黑" w:hAnsi="微软雅黑" w:eastAsia="微软雅黑"/>
+                <w:sz w:val="18"/>
+              </w:rPr>
+              <w:t>14</w:t>
+            </w:r>
+          </w:p>
+        </w:tc>
+        <w:tc>
+          <w:tcPr>
+            <w:tcW w:w="1134" w:type="dxa"/>
+            <w:shd w:val="clear" w:color="auto" w:fill="F8FAFC"/>
+          </w:tcPr>
+          <w:p>
+            <w:pPr>
+              <w:spacing w:after="0" w:line="240" w:lineRule="auto"/>
+            </w:pPr>
+            <w:r>
+              <w:rPr>
+                <w:rFonts w:ascii="微软雅黑" w:hAnsi="微软雅黑" w:eastAsia="微软雅黑"/>
+                <w:sz w:val="18"/>
+              </w:rPr>
+              <w:t>13</w:t>
+            </w:r>
+          </w:p>
+        </w:tc>
+        <w:tc>
+          <w:tcPr>
+            <w:tcW w:w="1134" w:type="dxa"/>
+            <w:shd w:val="clear" w:color="auto" w:fill="F8FAFC"/>
+          </w:tcPr>
+          <w:p>
+            <w:pPr>
+              <w:spacing w:after="0" w:line="240" w:lineRule="auto"/>
+            </w:pPr>
+            <w:r>
+              <w:rPr>
+                <w:rFonts w:ascii="微软雅黑" w:hAnsi="微软雅黑" w:eastAsia="微软雅黑"/>
+                <w:sz w:val="18"/>
+              </w:rPr>
+              <w:t>0</w:t>
+            </w:r>
+          </w:p>
+        </w:tc>
+        <w:tc>
+          <w:tcPr>
+            <w:tcW w:w="1701" w:type="dxa"/>
+            <w:shd w:val="clear" w:color="auto" w:fill="F8FAFC"/>
+          </w:tcPr>
+          <w:p>
+            <w:pPr>
+              <w:spacing w:after="0" w:line="240" w:lineRule="auto"/>
+            </w:pPr>
+            <w:r>
+              <w:rPr>
+                <w:rFonts w:ascii="微软雅黑" w:hAnsi="微软雅黑" w:eastAsia="微软雅黑"/>
+                <w:sz w:val="18"/>
+              </w:rPr>
+              <w:t>失效</w:t>
+            </w:r>
+          </w:p>
+        </w:tc>
+      </w:tr>
+      <w:tr>
+        <w:tblPrEx>
+          <w:tblBorders>
+            <w:top w:val="single" w:color="auto" w:sz="4" w:space="0"/>
+            <w:left w:val="single" w:color="auto" w:sz="4" w:space="0"/>
+            <w:bottom w:val="single" w:color="auto" w:sz="4" w:space="0"/>
+            <w:right w:val="single" w:color="auto" w:sz="4" w:space="0"/>
+            <w:insideH w:val="single" w:color="auto" w:sz="4" w:space="0"/>
+            <w:insideV w:val="single" w:color="auto" w:sz="4" w:space="0"/>
+          </w:tblBorders>
+          <w:tblCellMar>
+            <w:top w:w="0" w:type="dxa"/>
+            <w:left w:w="108" w:type="dxa"/>
+            <w:bottom w:w="0" w:type="dxa"/>
+            <w:right w:w="108" w:type="dxa"/>
+          </w:tblCellMar>
+        </w:tblPrEx>
+        <w:trPr>
+          <w:jc w:val="center"/>
+        </w:trPr>
+        <w:tc>
+          <w:tcPr>
+            <w:tcW w:w="680" w:type="dxa"/>
+          </w:tcPr>
+          <w:p>
+            <w:pPr>
+              <w:spacing w:after="0" w:line="240" w:lineRule="auto"/>
+            </w:pPr>
+            <w:r>
+              <w:rPr>
+                <w:rFonts w:ascii="微软雅黑" w:hAnsi="微软雅黑" w:eastAsia="微软雅黑"/>
+                <w:sz w:val="18"/>
+              </w:rPr>
+              <w:t>15</w:t>
+            </w:r>
+          </w:p>
+        </w:tc>
+        <w:tc>
+          <w:tcPr>
+            <w:tcW w:w="1134" w:type="dxa"/>
+          </w:tcPr>
+          <w:p>
+            <w:pPr>
+              <w:spacing w:after="0" w:line="240" w:lineRule="auto"/>
+            </w:pPr>
+            <w:r>
+              <w:rPr>
+                <w:rFonts w:ascii="微软雅黑" w:hAnsi="微软雅黑" w:eastAsia="微软雅黑"/>
+                <w:sz w:val="18"/>
+              </w:rPr>
+              <w:t>14</w:t>
+            </w:r>
+          </w:p>
+        </w:tc>
+        <w:tc>
+          <w:tcPr>
+            <w:tcW w:w="1134" w:type="dxa"/>
+          </w:tcPr>
+          <w:p>
+            <w:pPr>
+              <w:spacing w:after="0" w:line="240" w:lineRule="auto"/>
+            </w:pPr>
+            <w:r>
+              <w:rPr>
+                <w:rFonts w:ascii="微软雅黑" w:hAnsi="微软雅黑" w:eastAsia="微软雅黑"/>
+                <w:sz w:val="18"/>
+              </w:rPr>
+              <w:t>0</w:t>
+            </w:r>
+          </w:p>
+        </w:tc>
+        <w:tc>
+          <w:tcPr>
+            <w:tcW w:w="1701" w:type="dxa"/>
+          </w:tcPr>
+          <w:p>
+            <w:pPr>
+              <w:spacing w:after="0" w:line="240" w:lineRule="auto"/>
+            </w:pPr>
+            <w:r>
+              <w:rPr>
+                <w:rFonts w:ascii="微软雅黑" w:hAnsi="微软雅黑" w:eastAsia="微软雅黑"/>
+                <w:sz w:val="18"/>
+              </w:rPr>
+              <w:t>失效</w:t>
+            </w:r>
+          </w:p>
+        </w:tc>
+      </w:tr>
+      <w:tr>
+        <w:tblPrEx>
+          <w:tblBorders>
+            <w:top w:val="single" w:color="auto" w:sz="4" w:space="0"/>
+            <w:left w:val="single" w:color="auto" w:sz="4" w:space="0"/>
+            <w:bottom w:val="single" w:color="auto" w:sz="4" w:space="0"/>
+            <w:right w:val="single" w:color="auto" w:sz="4" w:space="0"/>
+            <w:insideH w:val="single" w:color="auto" w:sz="4" w:space="0"/>
+            <w:insideV w:val="single" w:color="auto" w:sz="4" w:space="0"/>
+          </w:tblBorders>
+          <w:tblCellMar>
+            <w:top w:w="0" w:type="dxa"/>
+            <w:left w:w="108" w:type="dxa"/>
+            <w:bottom w:w="0" w:type="dxa"/>
+            <w:right w:w="108" w:type="dxa"/>
+          </w:tblCellMar>
+        </w:tblPrEx>
+        <w:trPr>
+          <w:jc w:val="center"/>
+        </w:trPr>
+        <w:tc>
+          <w:tcPr>
+            <w:tcW w:w="680" w:type="dxa"/>
+            <w:shd w:val="clear" w:color="auto" w:fill="F8FAFC"/>
+          </w:tcPr>
+          <w:p>
+            <w:pPr>
+              <w:spacing w:after="0" w:line="240" w:lineRule="auto"/>
+            </w:pPr>
+            <w:r>
+              <w:rPr>
+                <w:rFonts w:ascii="微软雅黑" w:hAnsi="微软雅黑" w:eastAsia="微软雅黑"/>
+                <w:sz w:val="18"/>
+              </w:rPr>
+              <w:t>16</w:t>
+            </w:r>
+          </w:p>
+        </w:tc>
+        <w:tc>
+          <w:tcPr>
+            <w:tcW w:w="1134" w:type="dxa"/>
+            <w:shd w:val="clear" w:color="auto" w:fill="F8FAFC"/>
+          </w:tcPr>
+          <w:p>
+            <w:pPr>
+              <w:spacing w:after="0" w:line="240" w:lineRule="auto"/>
+            </w:pPr>
+            <w:r>
+              <w:rPr>
+                <w:rFonts w:ascii="微软雅黑" w:hAnsi="微软雅黑" w:eastAsia="微软雅黑"/>
+                <w:sz w:val="18"/>
+              </w:rPr>
+              <w:t>15</w:t>
+            </w:r>
+          </w:p>
+        </w:tc>
+        <w:tc>
+          <w:tcPr>
+            <w:tcW w:w="1134" w:type="dxa"/>
+            <w:shd w:val="clear" w:color="auto" w:fill="F8FAFC"/>
+          </w:tcPr>
+          <w:p>
+            <w:pPr>
+              <w:spacing w:after="0" w:line="240" w:lineRule="auto"/>
+            </w:pPr>
+            <w:r>
+              <w:rPr>
+                <w:rFonts w:ascii="微软雅黑" w:hAnsi="微软雅黑" w:eastAsia="微软雅黑"/>
+                <w:sz w:val="18"/>
+              </w:rPr>
+              <w:t>0</w:t>
+            </w:r>
+          </w:p>
+        </w:tc>
+        <w:tc>
+          <w:tcPr>
+            <w:tcW w:w="1701" w:type="dxa"/>
+            <w:shd w:val="clear" w:color="auto" w:fill="F8FAFC"/>
+          </w:tcPr>
+          <w:p>
+            <w:pPr>
+              <w:spacing w:after="0" w:line="240" w:lineRule="auto"/>
+            </w:pPr>
+            <w:r>
+              <w:rPr>
+                <w:rFonts w:ascii="微软雅黑" w:hAnsi="微软雅黑" w:eastAsia="微软雅黑"/>
+                <w:sz w:val="18"/>
+              </w:rPr>
+              <w:t>失效</w:t>
+            </w:r>
+          </w:p>
+        </w:tc>
+      </w:tr>
+      <w:tr>
+        <w:tblPrEx>
+          <w:tblBorders>
+            <w:top w:val="single" w:color="auto" w:sz="4" w:space="0"/>
+            <w:left w:val="single" w:color="auto" w:sz="4" w:space="0"/>
+            <w:bottom w:val="single" w:color="auto" w:sz="4" w:space="0"/>
+            <w:right w:val="single" w:color="auto" w:sz="4" w:space="0"/>
+            <w:insideH w:val="single" w:color="auto" w:sz="4" w:space="0"/>
+            <w:insideV w:val="single" w:color="auto" w:sz="4" w:space="0"/>
+          </w:tblBorders>
+          <w:tblCellMar>
+            <w:top w:w="0" w:type="dxa"/>
+            <w:left w:w="108" w:type="dxa"/>
+            <w:bottom w:w="0" w:type="dxa"/>
+            <w:right w:w="108" w:type="dxa"/>
+          </w:tblCellMar>
+        </w:tblPrEx>
+        <w:trPr>
+          <w:jc w:val="center"/>
+        </w:trPr>
+        <w:tc>
+          <w:tcPr>
+            <w:tcW w:w="680" w:type="dxa"/>
+          </w:tcPr>
+          <w:p>
+            <w:pPr>
+              <w:spacing w:after="0" w:line="240" w:lineRule="auto"/>
+            </w:pPr>
+            <w:r>
+              <w:rPr>
+                <w:rFonts w:ascii="微软雅黑" w:hAnsi="微软雅黑" w:eastAsia="微软雅黑"/>
+                <w:sz w:val="18"/>
+              </w:rPr>
+              <w:t>17</w:t>
+            </w:r>
+          </w:p>
+        </w:tc>
+        <w:tc>
+          <w:tcPr>
+            <w:tcW w:w="1134" w:type="dxa"/>
+          </w:tcPr>
+          <w:p>
+            <w:pPr>
+              <w:spacing w:after="0" w:line="240" w:lineRule="auto"/>
+            </w:pPr>
+            <w:r>
+              <w:rPr>
+                <w:rFonts w:ascii="微软雅黑" w:hAnsi="微软雅黑" w:eastAsia="微软雅黑"/>
+                <w:sz w:val="18"/>
+              </w:rPr>
+              <w:t>16</w:t>
+            </w:r>
+          </w:p>
+        </w:tc>
+        <w:tc>
+          <w:tcPr>
+            <w:tcW w:w="1134" w:type="dxa"/>
+          </w:tcPr>
+          <w:p>
+            <w:pPr>
+              <w:spacing w:after="0" w:line="240" w:lineRule="auto"/>
+            </w:pPr>
+            <w:r>
+              <w:rPr>
+                <w:rFonts w:ascii="微软雅黑" w:hAnsi="微软雅黑" w:eastAsia="微软雅黑"/>
+                <w:sz w:val="18"/>
+              </w:rPr>
+              <w:t>0</w:t>
+            </w:r>
+          </w:p>
+        </w:tc>
+        <w:tc>
+          <w:tcPr>
+            <w:tcW w:w="1701" w:type="dxa"/>
+          </w:tcPr>
+          <w:p>
+            <w:pPr>
+              <w:spacing w:after="0" w:line="240" w:lineRule="auto"/>
+            </w:pPr>
+            <w:r>
+              <w:rPr>
+                <w:rFonts w:ascii="微软雅黑" w:hAnsi="微软雅黑" w:eastAsia="微软雅黑"/>
+                <w:sz w:val="18"/>
+              </w:rPr>
+              <w:t>失效</w:t>
+            </w:r>
+          </w:p>
+        </w:tc>
+      </w:tr>
+      <w:tr>
+        <w:tblPrEx>
+          <w:tblBorders>
+            <w:top w:val="single" w:color="auto" w:sz="4" w:space="0"/>
+            <w:left w:val="single" w:color="auto" w:sz="4" w:space="0"/>
+            <w:bottom w:val="single" w:color="auto" w:sz="4" w:space="0"/>
+            <w:right w:val="single" w:color="auto" w:sz="4" w:space="0"/>
+            <w:insideH w:val="single" w:color="auto" w:sz="4" w:space="0"/>
+            <w:insideV w:val="single" w:color="auto" w:sz="4" w:space="0"/>
+          </w:tblBorders>
+          <w:tblCellMar>
+            <w:top w:w="0" w:type="dxa"/>
+            <w:left w:w="108" w:type="dxa"/>
+            <w:bottom w:w="0" w:type="dxa"/>
+            <w:right w:w="108" w:type="dxa"/>
+          </w:tblCellMar>
+        </w:tblPrEx>
+        <w:trPr>
+          <w:jc w:val="center"/>
+        </w:trPr>
+        <w:tc>
+          <w:tcPr>
+            <w:tcW w:w="680" w:type="dxa"/>
+            <w:shd w:val="clear" w:color="auto" w:fill="F8FAFC"/>
+          </w:tcPr>
+          <w:p>
+            <w:pPr>
+              <w:spacing w:after="0" w:line="240" w:lineRule="auto"/>
+            </w:pPr>
+            <w:r>
+              <w:rPr>
+                <w:rFonts w:ascii="微软雅黑" w:hAnsi="微软雅黑" w:eastAsia="微软雅黑"/>
+                <w:sz w:val="18"/>
+              </w:rPr>
+              <w:t>18</w:t>
+            </w:r>
+          </w:p>
+        </w:tc>
+        <w:tc>
+          <w:tcPr>
+            <w:tcW w:w="1134" w:type="dxa"/>
+            <w:shd w:val="clear" w:color="auto" w:fill="F8FAFC"/>
+          </w:tcPr>
+          <w:p>
+            <w:pPr>
+              <w:spacing w:after="0" w:line="240" w:lineRule="auto"/>
+            </w:pPr>
+            <w:r>
+              <w:rPr>
+                <w:rFonts w:ascii="微软雅黑" w:hAnsi="微软雅黑" w:eastAsia="微软雅黑"/>
+                <w:sz w:val="18"/>
+              </w:rPr>
+              <w:t>17</w:t>
+            </w:r>
+          </w:p>
+        </w:tc>
+        <w:tc>
+          <w:tcPr>
+            <w:tcW w:w="1134" w:type="dxa"/>
+            <w:shd w:val="clear" w:color="auto" w:fill="F8FAFC"/>
+          </w:tcPr>
+          <w:p>
+            <w:pPr>
+              <w:spacing w:after="0" w:line="240" w:lineRule="auto"/>
+            </w:pPr>
+            <w:r>
+              <w:rPr>
+                <w:rFonts w:ascii="微软雅黑" w:hAnsi="微软雅黑" w:eastAsia="微软雅黑"/>
+                <w:sz w:val="18"/>
+              </w:rPr>
+              <w:t>0</w:t>
+            </w:r>
+          </w:p>
+        </w:tc>
+        <w:tc>
+          <w:tcPr>
+            <w:tcW w:w="1701" w:type="dxa"/>
+            <w:shd w:val="clear" w:color="auto" w:fill="F8FAFC"/>
+          </w:tcPr>
+          <w:p>
+            <w:pPr>
+              <w:spacing w:after="0" w:line="240" w:lineRule="auto"/>
+            </w:pPr>
+            <w:r>
+              <w:rPr>
+                <w:rFonts w:ascii="微软雅黑" w:hAnsi="微软雅黑" w:eastAsia="微软雅黑"/>
+                <w:sz w:val="18"/>
+              </w:rPr>
+              <w:t>失效</w:t>
+            </w:r>
+          </w:p>
+        </w:tc>
+      </w:tr>
+      <w:tr>
+        <w:tblPrEx>
+          <w:tblBorders>
+            <w:top w:val="single" w:color="auto" w:sz="4" w:space="0"/>
+            <w:left w:val="single" w:color="auto" w:sz="4" w:space="0"/>
+            <w:bottom w:val="single" w:color="auto" w:sz="4" w:space="0"/>
+            <w:right w:val="single" w:color="auto" w:sz="4" w:space="0"/>
+            <w:insideH w:val="single" w:color="auto" w:sz="4" w:space="0"/>
+            <w:insideV w:val="single" w:color="auto" w:sz="4" w:space="0"/>
+          </w:tblBorders>
+          <w:tblCellMar>
+            <w:top w:w="0" w:type="dxa"/>
+            <w:left w:w="108" w:type="dxa"/>
+            <w:bottom w:w="0" w:type="dxa"/>
+            <w:right w:w="108" w:type="dxa"/>
+          </w:tblCellMar>
+        </w:tblPrEx>
+        <w:trPr>
+          <w:jc w:val="center"/>
+        </w:trPr>
+        <w:tc>
+          <w:tcPr>
+            <w:tcW w:w="680" w:type="dxa"/>
+          </w:tcPr>
+          <w:p>
+            <w:pPr>
+              <w:spacing w:after="0" w:line="240" w:lineRule="auto"/>
+            </w:pPr>
+            <w:r>
+              <w:rPr>
+                <w:rFonts w:ascii="微软雅黑" w:hAnsi="微软雅黑" w:eastAsia="微软雅黑"/>
+                <w:sz w:val="18"/>
+              </w:rPr>
+              <w:t>19</w:t>
+            </w:r>
+          </w:p>
+        </w:tc>
+        <w:tc>
+          <w:tcPr>
+            <w:tcW w:w="1134" w:type="dxa"/>
+          </w:tcPr>
+          <w:p>
+            <w:pPr>
+              <w:spacing w:after="0" w:line="240" w:lineRule="auto"/>
+            </w:pPr>
+            <w:r>
+              <w:rPr>
+                <w:rFonts w:ascii="微软雅黑" w:hAnsi="微软雅黑" w:eastAsia="微软雅黑"/>
+                <w:sz w:val="18"/>
+              </w:rPr>
+              <w:t>18</w:t>
+            </w:r>
+          </w:p>
+        </w:tc>
+        <w:tc>
+          <w:tcPr>
+            <w:tcW w:w="1134" w:type="dxa"/>
+          </w:tcPr>
+          <w:p>
+            <w:pPr>
+              <w:spacing w:after="0" w:line="240" w:lineRule="auto"/>
+            </w:pPr>
+            <w:r>
+              <w:rPr>
+                <w:rFonts w:ascii="微软雅黑" w:hAnsi="微软雅黑" w:eastAsia="微软雅黑"/>
+                <w:sz w:val="18"/>
+              </w:rPr>
+              <w:t>0</w:t>
+            </w:r>
+          </w:p>
+        </w:tc>
+        <w:tc>
+          <w:tcPr>
+            <w:tcW w:w="1701" w:type="dxa"/>
+          </w:tcPr>
+          <w:p>
+            <w:pPr>
+              <w:spacing w:after="0" w:line="240" w:lineRule="auto"/>
+            </w:pPr>
+            <w:r>
+              <w:rPr>
+                <w:rFonts w:ascii="微软雅黑" w:hAnsi="微软雅黑" w:eastAsia="微软雅黑"/>
+                <w:sz w:val="18"/>
+              </w:rPr>
+              <w:t>失效</w:t>
+            </w:r>
+          </w:p>
+        </w:tc>
+      </w:tr>
+      <w:tr>
+        <w:tblPrEx>
+          <w:tblBorders>
+            <w:top w:val="single" w:color="auto" w:sz="4" w:space="0"/>
+            <w:left w:val="single" w:color="auto" w:sz="4" w:space="0"/>
+            <w:bottom w:val="single" w:color="auto" w:sz="4" w:space="0"/>
+            <w:right w:val="single" w:color="auto" w:sz="4" w:space="0"/>
+            <w:insideH w:val="single" w:color="auto" w:sz="4" w:space="0"/>
+            <w:insideV w:val="single" w:color="auto" w:sz="4" w:space="0"/>
+          </w:tblBorders>
+          <w:tblCellMar>
+            <w:top w:w="0" w:type="dxa"/>
+            <w:left w:w="108" w:type="dxa"/>
+            <w:bottom w:w="0" w:type="dxa"/>
+            <w:right w:w="108" w:type="dxa"/>
+          </w:tblCellMar>
+        </w:tblPrEx>
+        <w:trPr>
+          <w:jc w:val="center"/>
+        </w:trPr>
+        <w:tc>
+          <w:tcPr>
+            <w:tcW w:w="680" w:type="dxa"/>
+            <w:shd w:val="clear" w:color="auto" w:fill="F8FAFC"/>
+          </w:tcPr>
+          <w:p>
+            <w:pPr>
+              <w:spacing w:after="0" w:line="240" w:lineRule="auto"/>
+            </w:pPr>
+            <w:r>
+              <w:rPr>
+                <w:rFonts w:ascii="微软雅黑" w:hAnsi="微软雅黑" w:eastAsia="微软雅黑"/>
+                <w:sz w:val="18"/>
+              </w:rPr>
+              <w:t>20</w:t>
+            </w:r>
+          </w:p>
+        </w:tc>
+        <w:tc>
+          <w:tcPr>
+            <w:tcW w:w="1134" w:type="dxa"/>
+            <w:shd w:val="clear" w:color="auto" w:fill="F8FAFC"/>
+          </w:tcPr>
+          <w:p>
+            <w:pPr>
+              <w:spacing w:after="0" w:line="240" w:lineRule="auto"/>
+            </w:pPr>
+            <w:r>
+              <w:rPr>
+                <w:rFonts w:ascii="微软雅黑" w:hAnsi="微软雅黑" w:eastAsia="微软雅黑"/>
+                <w:sz w:val="18"/>
+              </w:rPr>
+              <w:t>18</w:t>
+            </w:r>
+          </w:p>
+        </w:tc>
+        <w:tc>
+          <w:tcPr>
+            <w:tcW w:w="1134" w:type="dxa"/>
+            <w:shd w:val="clear" w:color="auto" w:fill="F8FAFC"/>
+          </w:tcPr>
+          <w:p>
+            <w:pPr>
+              <w:spacing w:after="0" w:line="240" w:lineRule="auto"/>
+            </w:pPr>
+            <w:r>
+              <w:rPr>
+                <w:rFonts w:ascii="微软雅黑" w:hAnsi="微软雅黑" w:eastAsia="微软雅黑"/>
+                <w:sz w:val="18"/>
+              </w:rPr>
+              <w:t>1</w:t>
+            </w:r>
+          </w:p>
+        </w:tc>
+        <w:tc>
+          <w:tcPr>
+            <w:tcW w:w="1701" w:type="dxa"/>
+            <w:shd w:val="clear" w:color="auto" w:fill="F8FAFC"/>
+          </w:tcPr>
+          <w:p>
+            <w:pPr>
+              <w:spacing w:after="0" w:line="240" w:lineRule="auto"/>
+            </w:pPr>
+            <w:r>
+              <w:rPr>
+                <w:rFonts w:ascii="微软雅黑" w:hAnsi="微软雅黑" w:eastAsia="微软雅黑"/>
+                <w:sz w:val="18"/>
+              </w:rPr>
+              <w:t>最后1台全过</w:t>
+            </w:r>
+          </w:p>
+        </w:tc>
+      </w:tr>
+    </w:tbl>
+    <w:p/>
+    <w:p/>
+    <w:p>
+      <w:r>
+        <w:rPr>
+          <w:rFonts w:ascii="微软雅黑" w:hAnsi="微软雅黑" w:eastAsia="微软雅黑"/>
+          <w:b/>
+          <w:sz w:val="21"/>
+        </w:rPr>
+        <w:t>第15卡：Minitab 工作表录入</w:t>
+      </w:r>
+    </w:p>
+    <w:p>
+      <w:r>
+        <w:rPr>
+          <w:rFonts w:ascii="微软雅黑" w:hAnsi="微软雅黑" w:eastAsia="微软雅黑"/>
+          <w:sz w:val="19"/>
+        </w:rPr>
+        <w:t>一列=一个变量。Weibull 需要两列（C1=次数，C2=0/1），Cpk 只需一列（C1=测量值）。推荐用数字 0/1 而非 F/C 标记删失——更稳定。</w:t>
+      </w:r>
+      <w:r>
+        <w:rPr>
+          <w:rFonts w:ascii="微软雅黑" w:hAnsi="微软雅黑" w:eastAsia="微软雅黑"/>
+          <w:sz w:val="19"/>
+        </w:rPr>
+        <w:br w:type="textWrapping"/>
+      </w:r>
+      <w:r>
+        <w:rPr>
+          <w:rFonts w:ascii="微软雅黑" w:hAnsi="微软雅黑" w:eastAsia="微软雅黑"/>
+          <w:sz w:val="19"/>
+        </w:rPr>
+        <w:t>统一案例 W-795 数据见下方表格，可直接复制到 Minitab。录入技巧：</w:t>
+      </w:r>
+      <w:r>
+        <w:rPr>
+          <w:rFonts w:ascii="微软雅黑" w:hAnsi="微软雅黑" w:eastAsia="微软雅黑"/>
+          <w:sz w:val="19"/>
+        </w:rPr>
+        <w:br w:type="textWrapping"/>
+      </w:r>
+      <w:r>
+        <w:rPr>
+          <w:rFonts w:ascii="微软雅黑" w:hAnsi="微软雅黑" w:eastAsia="微软雅黑"/>
+          <w:sz w:val="19"/>
+        </w:rPr>
+        <w:t xml:space="preserve">  ① 先在 Excel 里排好，复制粘贴到 Minitab（Ctrl+V）</w:t>
+      </w:r>
+      <w:r>
+        <w:rPr>
+          <w:rFonts w:ascii="微软雅黑" w:hAnsi="微软雅黑" w:eastAsia="微软雅黑"/>
+          <w:sz w:val="19"/>
+        </w:rPr>
+        <w:br w:type="textWrapping"/>
+      </w:r>
+      <w:r>
+        <w:rPr>
+          <w:rFonts w:ascii="微软雅黑" w:hAnsi="微软雅黑" w:eastAsia="微软雅黑"/>
+          <w:sz w:val="19"/>
+        </w:rPr>
+        <w:t xml:space="preserve">  ② 如果列类型不对（数字变文本），右键列头 → 列属性 → 把格式改成"数字 N"</w:t>
+      </w:r>
+      <w:r>
+        <w:rPr>
+          <w:rFonts w:ascii="微软雅黑" w:hAnsi="微软雅黑" w:eastAsia="微软雅黑"/>
+          <w:sz w:val="19"/>
+        </w:rPr>
+        <w:br w:type="textWrapping"/>
+      </w:r>
+      <w:r>
+        <w:rPr>
+          <w:rFonts w:ascii="微软雅黑" w:hAnsi="微软雅黑" w:eastAsia="微软雅黑"/>
+          <w:sz w:val="19"/>
+        </w:rPr>
+        <w:t xml:space="preserve">  ③ 已有数据后列类型变灰 → 新建列，不要试图改老列</w:t>
+      </w:r>
+      <w:r>
+        <w:rPr>
+          <w:rFonts w:ascii="微软雅黑" w:hAnsi="微软雅黑" w:eastAsia="微软雅黑"/>
+          <w:sz w:val="19"/>
+        </w:rPr>
+        <w:br w:type="textWrapping"/>
+      </w:r>
+      <w:r>
+        <w:rPr>
+          <w:rFonts w:ascii="微软雅黑" w:hAnsi="微软雅黑" w:eastAsia="微软雅黑"/>
+          <w:sz w:val="19"/>
+        </w:rPr>
+        <w:t xml:space="preserve">  ④ 删失值填 1（不是 C 不是 F），Minitab 15 对数字标记解析更稳定</w:t>
+      </w:r>
+    </w:p>
+    <w:p>
+      <w:r>
+        <w:rPr>
+          <w:rFonts w:ascii="微软雅黑" w:hAnsi="微软雅黑" w:eastAsia="微软雅黑"/>
+          <w:b/>
+          <w:sz w:val="20"/>
+        </w:rPr>
+        <w:t>▎W-795 工作表录入数据（12台，复制到 C1/C2）</w:t>
+      </w:r>
+    </w:p>
+    <w:tbl>
+      <w:tblPr>
+        <w:tblStyle w:val="33"/>
+        <w:tblW w:w="0" w:type="auto"/>
+        <w:jc w:val="center"/>
+        <w:tblBorders>
+          <w:top w:val="single" w:color="auto" w:sz="4" w:space="0"/>
+          <w:left w:val="single" w:color="auto" w:sz="4" w:space="0"/>
+          <w:bottom w:val="single" w:color="auto" w:sz="4" w:space="0"/>
+          <w:right w:val="single" w:color="auto" w:sz="4" w:space="0"/>
+          <w:insideH w:val="single" w:color="auto" w:sz="4" w:space="0"/>
+          <w:insideV w:val="single" w:color="auto" w:sz="4" w:space="0"/>
+        </w:tblBorders>
+        <w:tblLayout w:type="autofit"/>
+        <w:tblCellMar>
+          <w:top w:w="0" w:type="dxa"/>
+          <w:left w:w="108" w:type="dxa"/>
+          <w:bottom w:w="0" w:type="dxa"/>
+          <w:right w:w="108" w:type="dxa"/>
+        </w:tblCellMar>
+      </w:tblPr>
+      <w:tblGrid>
+        <w:gridCol w:w="850"/>
+        <w:gridCol w:w="1417"/>
+        <w:gridCol w:w="1417"/>
+      </w:tblGrid>
+      <w:tr>
+        <w:tblPrEx>
+          <w:tblBorders>
+            <w:top w:val="single" w:color="auto" w:sz="4" w:space="0"/>
+            <w:left w:val="single" w:color="auto" w:sz="4" w:space="0"/>
+            <w:bottom w:val="single" w:color="auto" w:sz="4" w:space="0"/>
+            <w:right w:val="single" w:color="auto" w:sz="4" w:space="0"/>
+            <w:insideH w:val="single" w:color="auto" w:sz="4" w:space="0"/>
+            <w:insideV w:val="single" w:color="auto" w:sz="4" w:space="0"/>
+          </w:tblBorders>
+          <w:tblCellMar>
+            <w:top w:w="0" w:type="dxa"/>
+            <w:left w:w="108" w:type="dxa"/>
+            <w:bottom w:w="0" w:type="dxa"/>
+            <w:right w:w="108" w:type="dxa"/>
+          </w:tblCellMar>
+        </w:tblPrEx>
+        <w:trPr>
+          <w:jc w:val="center"/>
+        </w:trPr>
+        <w:tc>
+          <w:tcPr>
+            <w:tcW w:w="850" w:type="dxa"/>
+            <w:shd w:val="clear" w:color="auto" w:fill="2E5A7C"/>
+          </w:tcPr>
+          <w:p>
+            <w:pPr>
+              <w:spacing w:after="0" w:line="240" w:lineRule="auto"/>
+              <w:jc w:val="center"/>
+            </w:pPr>
+            <w:r>
+              <w:rPr>
+                <w:rFonts w:ascii="微软雅黑" w:hAnsi="微软雅黑" w:eastAsia="微软雅黑"/>
+                <w:b/>
+                <w:color w:val="FFFFFF"/>
+                <w:sz w:val="18"/>
+              </w:rPr>
+              <w:t>行号</w:t>
+            </w:r>
+          </w:p>
+        </w:tc>
+        <w:tc>
+          <w:tcPr>
+            <w:tcW w:w="1417" w:type="dxa"/>
+            <w:shd w:val="clear" w:color="auto" w:fill="2E5A7C"/>
+          </w:tcPr>
+          <w:p>
+            <w:pPr>
+              <w:spacing w:after="0" w:line="240" w:lineRule="auto"/>
+              <w:jc w:val="center"/>
+            </w:pPr>
+            <w:r>
+              <w:rPr>
+                <w:rFonts w:ascii="微软雅黑" w:hAnsi="微软雅黑" w:eastAsia="微软雅黑"/>
+                <w:b/>
+                <w:color w:val="FFFFFF"/>
+                <w:sz w:val="18"/>
+              </w:rPr>
+              <w:t>C1(跌落次数)</w:t>
+            </w:r>
+          </w:p>
+        </w:tc>
+        <w:tc>
+          <w:tcPr>
+            <w:tcW w:w="1417" w:type="dxa"/>
+            <w:shd w:val="clear" w:color="auto" w:fill="2E5A7C"/>
+          </w:tcPr>
+          <w:p>
+            <w:pPr>
+              <w:spacing w:after="0" w:line="240" w:lineRule="auto"/>
+              <w:jc w:val="center"/>
+            </w:pPr>
+            <w:r>
+              <w:rPr>
+                <w:rFonts w:ascii="微软雅黑" w:hAnsi="微软雅黑" w:eastAsia="微软雅黑"/>
+                <w:b/>
+                <w:color w:val="FFFFFF"/>
+                <w:sz w:val="18"/>
+              </w:rPr>
+              <w:t>C2(删失标记)</w:t>
+            </w:r>
+          </w:p>
+        </w:tc>
+      </w:tr>
+      <w:tr>
+        <w:tblPrEx>
+          <w:tblBorders>
+            <w:top w:val="single" w:color="auto" w:sz="4" w:space="0"/>
+            <w:left w:val="single" w:color="auto" w:sz="4" w:space="0"/>
+            <w:bottom w:val="single" w:color="auto" w:sz="4" w:space="0"/>
+            <w:right w:val="single" w:color="auto" w:sz="4" w:space="0"/>
+            <w:insideH w:val="single" w:color="auto" w:sz="4" w:space="0"/>
+            <w:insideV w:val="single" w:color="auto" w:sz="4" w:space="0"/>
+          </w:tblBorders>
+          <w:tblCellMar>
+            <w:top w:w="0" w:type="dxa"/>
+            <w:left w:w="108" w:type="dxa"/>
+            <w:bottom w:w="0" w:type="dxa"/>
+            <w:right w:w="108" w:type="dxa"/>
+          </w:tblCellMar>
+        </w:tblPrEx>
+        <w:trPr>
+          <w:jc w:val="center"/>
+        </w:trPr>
+        <w:tc>
+          <w:tcPr>
+            <w:tcW w:w="850" w:type="dxa"/>
+          </w:tcPr>
+          <w:p>
+            <w:pPr>
+              <w:spacing w:after="0" w:line="240" w:lineRule="auto"/>
+            </w:pPr>
+            <w:r>
+              <w:rPr>
+                <w:rFonts w:ascii="微软雅黑" w:hAnsi="微软雅黑" w:eastAsia="微软雅黑"/>
+                <w:sz w:val="18"/>
+              </w:rPr>
+              <w:t>1</w:t>
+            </w:r>
+          </w:p>
+        </w:tc>
+        <w:tc>
+          <w:tcPr>
+            <w:tcW w:w="1417" w:type="dxa"/>
+          </w:tcPr>
+          <w:p>
+            <w:pPr>
+              <w:spacing w:after="0" w:line="240" w:lineRule="auto"/>
+            </w:pPr>
+            <w:r>
+              <w:rPr>
+                <w:rFonts w:ascii="微软雅黑" w:hAnsi="微软雅黑" w:eastAsia="微软雅黑"/>
+                <w:sz w:val="18"/>
+              </w:rPr>
+              <w:t>4</w:t>
+            </w:r>
+          </w:p>
+        </w:tc>
+        <w:tc>
+          <w:tcPr>
+            <w:tcW w:w="1417" w:type="dxa"/>
+          </w:tcPr>
+          <w:p>
+            <w:pPr>
+              <w:spacing w:after="0" w:line="240" w:lineRule="auto"/>
+            </w:pPr>
+            <w:r>
+              <w:rPr>
+                <w:rFonts w:ascii="微软雅黑" w:hAnsi="微软雅黑" w:eastAsia="微软雅黑"/>
+                <w:sz w:val="18"/>
+              </w:rPr>
+              <w:t>0</w:t>
+            </w:r>
+          </w:p>
+        </w:tc>
+      </w:tr>
+      <w:tr>
+        <w:tblPrEx>
+          <w:tblBorders>
+            <w:top w:val="single" w:color="auto" w:sz="4" w:space="0"/>
+            <w:left w:val="single" w:color="auto" w:sz="4" w:space="0"/>
+            <w:bottom w:val="single" w:color="auto" w:sz="4" w:space="0"/>
+            <w:right w:val="single" w:color="auto" w:sz="4" w:space="0"/>
+            <w:insideH w:val="single" w:color="auto" w:sz="4" w:space="0"/>
+            <w:insideV w:val="single" w:color="auto" w:sz="4" w:space="0"/>
+          </w:tblBorders>
+          <w:tblCellMar>
+            <w:top w:w="0" w:type="dxa"/>
+            <w:left w:w="108" w:type="dxa"/>
+            <w:bottom w:w="0" w:type="dxa"/>
+            <w:right w:w="108" w:type="dxa"/>
+          </w:tblCellMar>
+        </w:tblPrEx>
+        <w:trPr>
+          <w:jc w:val="center"/>
+        </w:trPr>
+        <w:tc>
+          <w:tcPr>
+            <w:tcW w:w="850" w:type="dxa"/>
+            <w:shd w:val="clear" w:color="auto" w:fill="F8FAFC"/>
+          </w:tcPr>
+          <w:p>
+            <w:pPr>
+              <w:spacing w:after="0" w:line="240" w:lineRule="auto"/>
+            </w:pPr>
+            <w:r>
+              <w:rPr>
+                <w:rFonts w:ascii="微软雅黑" w:hAnsi="微软雅黑" w:eastAsia="微软雅黑"/>
+                <w:sz w:val="18"/>
+              </w:rPr>
+              <w:t>2</w:t>
+            </w:r>
+          </w:p>
+        </w:tc>
+        <w:tc>
+          <w:tcPr>
+            <w:tcW w:w="1417" w:type="dxa"/>
+            <w:shd w:val="clear" w:color="auto" w:fill="F8FAFC"/>
+          </w:tcPr>
+          <w:p>
+            <w:pPr>
+              <w:spacing w:after="0" w:line="240" w:lineRule="auto"/>
+            </w:pPr>
+            <w:r>
+              <w:rPr>
+                <w:rFonts w:ascii="微软雅黑" w:hAnsi="微软雅黑" w:eastAsia="微软雅黑"/>
+                <w:sz w:val="18"/>
+              </w:rPr>
+              <w:t>4</w:t>
+            </w:r>
+          </w:p>
+        </w:tc>
+        <w:tc>
+          <w:tcPr>
+            <w:tcW w:w="1417" w:type="dxa"/>
+            <w:shd w:val="clear" w:color="auto" w:fill="F8FAFC"/>
+          </w:tcPr>
+          <w:p>
+            <w:pPr>
+              <w:spacing w:after="0" w:line="240" w:lineRule="auto"/>
+            </w:pPr>
+            <w:r>
+              <w:rPr>
+                <w:rFonts w:ascii="微软雅黑" w:hAnsi="微软雅黑" w:eastAsia="微软雅黑"/>
+                <w:sz w:val="18"/>
+              </w:rPr>
+              <w:t>0</w:t>
+            </w:r>
+          </w:p>
+        </w:tc>
+      </w:tr>
+      <w:tr>
+        <w:tblPrEx>
+          <w:tblBorders>
+            <w:top w:val="single" w:color="auto" w:sz="4" w:space="0"/>
+            <w:left w:val="single" w:color="auto" w:sz="4" w:space="0"/>
+            <w:bottom w:val="single" w:color="auto" w:sz="4" w:space="0"/>
+            <w:right w:val="single" w:color="auto" w:sz="4" w:space="0"/>
+            <w:insideH w:val="single" w:color="auto" w:sz="4" w:space="0"/>
+            <w:insideV w:val="single" w:color="auto" w:sz="4" w:space="0"/>
+          </w:tblBorders>
+          <w:tblCellMar>
+            <w:top w:w="0" w:type="dxa"/>
+            <w:left w:w="108" w:type="dxa"/>
+            <w:bottom w:w="0" w:type="dxa"/>
+            <w:right w:w="108" w:type="dxa"/>
+          </w:tblCellMar>
+        </w:tblPrEx>
+        <w:trPr>
+          <w:jc w:val="center"/>
+        </w:trPr>
+        <w:tc>
+          <w:tcPr>
+            <w:tcW w:w="850" w:type="dxa"/>
+          </w:tcPr>
+          <w:p>
+            <w:pPr>
+              <w:spacing w:after="0" w:line="240" w:lineRule="auto"/>
+            </w:pPr>
+            <w:r>
+              <w:rPr>
+                <w:rFonts w:ascii="微软雅黑" w:hAnsi="微软雅黑" w:eastAsia="微软雅黑"/>
+                <w:sz w:val="18"/>
+              </w:rPr>
+              <w:t>3</w:t>
+            </w:r>
+          </w:p>
+        </w:tc>
+        <w:tc>
+          <w:tcPr>
+            <w:tcW w:w="1417" w:type="dxa"/>
+          </w:tcPr>
+          <w:p>
+            <w:pPr>
+              <w:spacing w:after="0" w:line="240" w:lineRule="auto"/>
+            </w:pPr>
+            <w:r>
+              <w:rPr>
+                <w:rFonts w:ascii="微软雅黑" w:hAnsi="微软雅黑" w:eastAsia="微软雅黑"/>
+                <w:sz w:val="18"/>
+              </w:rPr>
+              <w:t>4</w:t>
+            </w:r>
+          </w:p>
+        </w:tc>
+        <w:tc>
+          <w:tcPr>
+            <w:tcW w:w="1417" w:type="dxa"/>
+          </w:tcPr>
+          <w:p>
+            <w:pPr>
+              <w:spacing w:after="0" w:line="240" w:lineRule="auto"/>
+            </w:pPr>
+            <w:r>
+              <w:rPr>
+                <w:rFonts w:ascii="微软雅黑" w:hAnsi="微软雅黑" w:eastAsia="微软雅黑"/>
+                <w:sz w:val="18"/>
+              </w:rPr>
+              <w:t>0</w:t>
+            </w:r>
+          </w:p>
+        </w:tc>
+      </w:tr>
+      <w:tr>
+        <w:tblPrEx>
+          <w:tblBorders>
+            <w:top w:val="single" w:color="auto" w:sz="4" w:space="0"/>
+            <w:left w:val="single" w:color="auto" w:sz="4" w:space="0"/>
+            <w:bottom w:val="single" w:color="auto" w:sz="4" w:space="0"/>
+            <w:right w:val="single" w:color="auto" w:sz="4" w:space="0"/>
+            <w:insideH w:val="single" w:color="auto" w:sz="4" w:space="0"/>
+            <w:insideV w:val="single" w:color="auto" w:sz="4" w:space="0"/>
+          </w:tblBorders>
+          <w:tblCellMar>
+            <w:top w:w="0" w:type="dxa"/>
+            <w:left w:w="108" w:type="dxa"/>
+            <w:bottom w:w="0" w:type="dxa"/>
+            <w:right w:w="108" w:type="dxa"/>
+          </w:tblCellMar>
+        </w:tblPrEx>
+        <w:trPr>
+          <w:jc w:val="center"/>
+        </w:trPr>
+        <w:tc>
+          <w:tcPr>
+            <w:tcW w:w="850" w:type="dxa"/>
+            <w:shd w:val="clear" w:color="auto" w:fill="F8FAFC"/>
+          </w:tcPr>
+          <w:p>
+            <w:pPr>
+              <w:spacing w:after="0" w:line="240" w:lineRule="auto"/>
+            </w:pPr>
+            <w:r>
+              <w:rPr>
+                <w:rFonts w:ascii="微软雅黑" w:hAnsi="微软雅黑" w:eastAsia="微软雅黑"/>
+                <w:sz w:val="18"/>
+              </w:rPr>
+              <w:t>4</w:t>
+            </w:r>
+          </w:p>
+        </w:tc>
+        <w:tc>
+          <w:tcPr>
+            <w:tcW w:w="1417" w:type="dxa"/>
+            <w:shd w:val="clear" w:color="auto" w:fill="F8FAFC"/>
+          </w:tcPr>
+          <w:p>
+            <w:pPr>
+              <w:spacing w:after="0" w:line="240" w:lineRule="auto"/>
+            </w:pPr>
+            <w:r>
+              <w:rPr>
+                <w:rFonts w:ascii="微软雅黑" w:hAnsi="微软雅黑" w:eastAsia="微软雅黑"/>
+                <w:sz w:val="18"/>
+              </w:rPr>
+              <w:t>5</w:t>
+            </w:r>
+          </w:p>
+        </w:tc>
+        <w:tc>
+          <w:tcPr>
+            <w:tcW w:w="1417" w:type="dxa"/>
+            <w:shd w:val="clear" w:color="auto" w:fill="F8FAFC"/>
+          </w:tcPr>
+          <w:p>
+            <w:pPr>
+              <w:spacing w:after="0" w:line="240" w:lineRule="auto"/>
+            </w:pPr>
+            <w:r>
+              <w:rPr>
+                <w:rFonts w:ascii="微软雅黑" w:hAnsi="微软雅黑" w:eastAsia="微软雅黑"/>
+                <w:sz w:val="18"/>
+              </w:rPr>
+              <w:t>0</w:t>
+            </w:r>
+          </w:p>
+        </w:tc>
+      </w:tr>
+      <w:tr>
+        <w:tblPrEx>
+          <w:tblBorders>
+            <w:top w:val="single" w:color="auto" w:sz="4" w:space="0"/>
+            <w:left w:val="single" w:color="auto" w:sz="4" w:space="0"/>
+            <w:bottom w:val="single" w:color="auto" w:sz="4" w:space="0"/>
+            <w:right w:val="single" w:color="auto" w:sz="4" w:space="0"/>
+            <w:insideH w:val="single" w:color="auto" w:sz="4" w:space="0"/>
+            <w:insideV w:val="single" w:color="auto" w:sz="4" w:space="0"/>
+          </w:tblBorders>
+          <w:tblCellMar>
+            <w:top w:w="0" w:type="dxa"/>
+            <w:left w:w="108" w:type="dxa"/>
+            <w:bottom w:w="0" w:type="dxa"/>
+            <w:right w:w="108" w:type="dxa"/>
+          </w:tblCellMar>
+        </w:tblPrEx>
+        <w:trPr>
+          <w:jc w:val="center"/>
+        </w:trPr>
+        <w:tc>
+          <w:tcPr>
+            <w:tcW w:w="850" w:type="dxa"/>
+          </w:tcPr>
+          <w:p>
+            <w:pPr>
+              <w:spacing w:after="0" w:line="240" w:lineRule="auto"/>
+            </w:pPr>
+            <w:r>
+              <w:rPr>
+                <w:rFonts w:ascii="微软雅黑" w:hAnsi="微软雅黑" w:eastAsia="微软雅黑"/>
+                <w:sz w:val="18"/>
+              </w:rPr>
+              <w:t>5</w:t>
+            </w:r>
+          </w:p>
+        </w:tc>
+        <w:tc>
+          <w:tcPr>
+            <w:tcW w:w="1417" w:type="dxa"/>
+          </w:tcPr>
+          <w:p>
+            <w:pPr>
+              <w:spacing w:after="0" w:line="240" w:lineRule="auto"/>
+            </w:pPr>
+            <w:r>
+              <w:rPr>
+                <w:rFonts w:ascii="微软雅黑" w:hAnsi="微软雅黑" w:eastAsia="微软雅黑"/>
+                <w:sz w:val="18"/>
+              </w:rPr>
+              <w:t>5</w:t>
+            </w:r>
+          </w:p>
+        </w:tc>
+        <w:tc>
+          <w:tcPr>
+            <w:tcW w:w="1417" w:type="dxa"/>
+          </w:tcPr>
+          <w:p>
+            <w:pPr>
+              <w:spacing w:after="0" w:line="240" w:lineRule="auto"/>
+            </w:pPr>
+            <w:r>
+              <w:rPr>
+                <w:rFonts w:ascii="微软雅黑" w:hAnsi="微软雅黑" w:eastAsia="微软雅黑"/>
+                <w:sz w:val="18"/>
+              </w:rPr>
+              <w:t>0</w:t>
+            </w:r>
+          </w:p>
+        </w:tc>
+      </w:tr>
+      <w:tr>
+        <w:tblPrEx>
+          <w:tblBorders>
+            <w:top w:val="single" w:color="auto" w:sz="4" w:space="0"/>
+            <w:left w:val="single" w:color="auto" w:sz="4" w:space="0"/>
+            <w:bottom w:val="single" w:color="auto" w:sz="4" w:space="0"/>
+            <w:right w:val="single" w:color="auto" w:sz="4" w:space="0"/>
+            <w:insideH w:val="single" w:color="auto" w:sz="4" w:space="0"/>
+            <w:insideV w:val="single" w:color="auto" w:sz="4" w:space="0"/>
+          </w:tblBorders>
+          <w:tblCellMar>
+            <w:top w:w="0" w:type="dxa"/>
+            <w:left w:w="108" w:type="dxa"/>
+            <w:bottom w:w="0" w:type="dxa"/>
+            <w:right w:w="108" w:type="dxa"/>
+          </w:tblCellMar>
+        </w:tblPrEx>
+        <w:trPr>
+          <w:jc w:val="center"/>
+        </w:trPr>
+        <w:tc>
+          <w:tcPr>
+            <w:tcW w:w="850" w:type="dxa"/>
+            <w:shd w:val="clear" w:color="auto" w:fill="F8FAFC"/>
+          </w:tcPr>
+          <w:p>
+            <w:pPr>
+              <w:spacing w:after="0" w:line="240" w:lineRule="auto"/>
+            </w:pPr>
+            <w:r>
+              <w:rPr>
+                <w:rFonts w:ascii="微软雅黑" w:hAnsi="微软雅黑" w:eastAsia="微软雅黑"/>
+                <w:sz w:val="18"/>
+              </w:rPr>
+              <w:t>6</w:t>
+            </w:r>
+          </w:p>
+        </w:tc>
+        <w:tc>
+          <w:tcPr>
+            <w:tcW w:w="1417" w:type="dxa"/>
+            <w:shd w:val="clear" w:color="auto" w:fill="F8FAFC"/>
+          </w:tcPr>
+          <w:p>
+            <w:pPr>
+              <w:spacing w:after="0" w:line="240" w:lineRule="auto"/>
+            </w:pPr>
+            <w:r>
+              <w:rPr>
+                <w:rFonts w:ascii="微软雅黑" w:hAnsi="微软雅黑" w:eastAsia="微软雅黑"/>
+                <w:sz w:val="18"/>
+              </w:rPr>
+              <w:t>5</w:t>
+            </w:r>
+          </w:p>
+        </w:tc>
+        <w:tc>
+          <w:tcPr>
+            <w:tcW w:w="1417" w:type="dxa"/>
+            <w:shd w:val="clear" w:color="auto" w:fill="F8FAFC"/>
+          </w:tcPr>
+          <w:p>
+            <w:pPr>
+              <w:spacing w:after="0" w:line="240" w:lineRule="auto"/>
+            </w:pPr>
+            <w:r>
+              <w:rPr>
+                <w:rFonts w:ascii="微软雅黑" w:hAnsi="微软雅黑" w:eastAsia="微软雅黑"/>
+                <w:sz w:val="18"/>
+              </w:rPr>
+              <w:t>0</w:t>
+            </w:r>
+          </w:p>
+        </w:tc>
+      </w:tr>
+      <w:tr>
+        <w:tblPrEx>
+          <w:tblBorders>
+            <w:top w:val="single" w:color="auto" w:sz="4" w:space="0"/>
+            <w:left w:val="single" w:color="auto" w:sz="4" w:space="0"/>
+            <w:bottom w:val="single" w:color="auto" w:sz="4" w:space="0"/>
+            <w:right w:val="single" w:color="auto" w:sz="4" w:space="0"/>
+            <w:insideH w:val="single" w:color="auto" w:sz="4" w:space="0"/>
+            <w:insideV w:val="single" w:color="auto" w:sz="4" w:space="0"/>
+          </w:tblBorders>
+          <w:tblCellMar>
+            <w:top w:w="0" w:type="dxa"/>
+            <w:left w:w="108" w:type="dxa"/>
+            <w:bottom w:w="0" w:type="dxa"/>
+            <w:right w:w="108" w:type="dxa"/>
+          </w:tblCellMar>
+        </w:tblPrEx>
+        <w:trPr>
+          <w:jc w:val="center"/>
+        </w:trPr>
+        <w:tc>
+          <w:tcPr>
+            <w:tcW w:w="850" w:type="dxa"/>
+          </w:tcPr>
+          <w:p>
+            <w:pPr>
+              <w:spacing w:after="0" w:line="240" w:lineRule="auto"/>
+            </w:pPr>
+            <w:r>
+              <w:rPr>
+                <w:rFonts w:ascii="微软雅黑" w:hAnsi="微软雅黑" w:eastAsia="微软雅黑"/>
+                <w:sz w:val="18"/>
+              </w:rPr>
+              <w:t>7</w:t>
+            </w:r>
+          </w:p>
+        </w:tc>
+        <w:tc>
+          <w:tcPr>
+            <w:tcW w:w="1417" w:type="dxa"/>
+          </w:tcPr>
+          <w:p>
+            <w:pPr>
+              <w:spacing w:after="0" w:line="240" w:lineRule="auto"/>
+            </w:pPr>
+            <w:r>
+              <w:rPr>
+                <w:rFonts w:ascii="微软雅黑" w:hAnsi="微软雅黑" w:eastAsia="微软雅黑"/>
+                <w:sz w:val="18"/>
+              </w:rPr>
+              <w:t>5</w:t>
+            </w:r>
+          </w:p>
+        </w:tc>
+        <w:tc>
+          <w:tcPr>
+            <w:tcW w:w="1417" w:type="dxa"/>
+          </w:tcPr>
+          <w:p>
+            <w:pPr>
+              <w:spacing w:after="0" w:line="240" w:lineRule="auto"/>
+            </w:pPr>
+            <w:r>
+              <w:rPr>
+                <w:rFonts w:ascii="微软雅黑" w:hAnsi="微软雅黑" w:eastAsia="微软雅黑"/>
+                <w:sz w:val="18"/>
+              </w:rPr>
+              <w:t>0</w:t>
+            </w:r>
+          </w:p>
+        </w:tc>
+      </w:tr>
+      <w:tr>
+        <w:tblPrEx>
+          <w:tblBorders>
+            <w:top w:val="single" w:color="auto" w:sz="4" w:space="0"/>
+            <w:left w:val="single" w:color="auto" w:sz="4" w:space="0"/>
+            <w:bottom w:val="single" w:color="auto" w:sz="4" w:space="0"/>
+            <w:right w:val="single" w:color="auto" w:sz="4" w:space="0"/>
+            <w:insideH w:val="single" w:color="auto" w:sz="4" w:space="0"/>
+            <w:insideV w:val="single" w:color="auto" w:sz="4" w:space="0"/>
+          </w:tblBorders>
+          <w:tblCellMar>
+            <w:top w:w="0" w:type="dxa"/>
+            <w:left w:w="108" w:type="dxa"/>
+            <w:bottom w:w="0" w:type="dxa"/>
+            <w:right w:w="108" w:type="dxa"/>
+          </w:tblCellMar>
+        </w:tblPrEx>
+        <w:trPr>
+          <w:jc w:val="center"/>
+        </w:trPr>
+        <w:tc>
+          <w:tcPr>
+            <w:tcW w:w="850" w:type="dxa"/>
+            <w:shd w:val="clear" w:color="auto" w:fill="F8FAFC"/>
+          </w:tcPr>
+          <w:p>
+            <w:pPr>
+              <w:spacing w:after="0" w:line="240" w:lineRule="auto"/>
+            </w:pPr>
+            <w:r>
+              <w:rPr>
+                <w:rFonts w:ascii="微软雅黑" w:hAnsi="微软雅黑" w:eastAsia="微软雅黑"/>
+                <w:sz w:val="18"/>
+              </w:rPr>
+              <w:t>8</w:t>
+            </w:r>
+          </w:p>
+        </w:tc>
+        <w:tc>
+          <w:tcPr>
+            <w:tcW w:w="1417" w:type="dxa"/>
+            <w:shd w:val="clear" w:color="auto" w:fill="F8FAFC"/>
+          </w:tcPr>
+          <w:p>
+            <w:pPr>
+              <w:spacing w:after="0" w:line="240" w:lineRule="auto"/>
+            </w:pPr>
+            <w:r>
+              <w:rPr>
+                <w:rFonts w:ascii="微软雅黑" w:hAnsi="微软雅黑" w:eastAsia="微软雅黑"/>
+                <w:sz w:val="18"/>
+              </w:rPr>
+              <w:t>5</w:t>
+            </w:r>
+          </w:p>
+        </w:tc>
+        <w:tc>
+          <w:tcPr>
+            <w:tcW w:w="1417" w:type="dxa"/>
+            <w:shd w:val="clear" w:color="auto" w:fill="F8FAFC"/>
+          </w:tcPr>
+          <w:p>
+            <w:pPr>
+              <w:spacing w:after="0" w:line="240" w:lineRule="auto"/>
+            </w:pPr>
+            <w:r>
+              <w:rPr>
+                <w:rFonts w:ascii="微软雅黑" w:hAnsi="微软雅黑" w:eastAsia="微软雅黑"/>
+                <w:sz w:val="18"/>
+              </w:rPr>
+              <w:t>0</w:t>
+            </w:r>
+          </w:p>
+        </w:tc>
+      </w:tr>
+      <w:tr>
+        <w:tblPrEx>
+          <w:tblBorders>
+            <w:top w:val="single" w:color="auto" w:sz="4" w:space="0"/>
+            <w:left w:val="single" w:color="auto" w:sz="4" w:space="0"/>
+            <w:bottom w:val="single" w:color="auto" w:sz="4" w:space="0"/>
+            <w:right w:val="single" w:color="auto" w:sz="4" w:space="0"/>
+            <w:insideH w:val="single" w:color="auto" w:sz="4" w:space="0"/>
+            <w:insideV w:val="single" w:color="auto" w:sz="4" w:space="0"/>
+          </w:tblBorders>
+          <w:tblCellMar>
+            <w:top w:w="0" w:type="dxa"/>
+            <w:left w:w="108" w:type="dxa"/>
+            <w:bottom w:w="0" w:type="dxa"/>
+            <w:right w:w="108" w:type="dxa"/>
+          </w:tblCellMar>
+        </w:tblPrEx>
+        <w:trPr>
+          <w:jc w:val="center"/>
+        </w:trPr>
+        <w:tc>
+          <w:tcPr>
+            <w:tcW w:w="850" w:type="dxa"/>
+          </w:tcPr>
+          <w:p>
+            <w:pPr>
+              <w:spacing w:after="0" w:line="240" w:lineRule="auto"/>
+            </w:pPr>
+            <w:r>
+              <w:rPr>
+                <w:rFonts w:ascii="微软雅黑" w:hAnsi="微软雅黑" w:eastAsia="微软雅黑"/>
+                <w:sz w:val="18"/>
+              </w:rPr>
+              <w:t>9</w:t>
+            </w:r>
+          </w:p>
+        </w:tc>
+        <w:tc>
+          <w:tcPr>
+            <w:tcW w:w="1417" w:type="dxa"/>
+          </w:tcPr>
+          <w:p>
+            <w:pPr>
+              <w:spacing w:after="0" w:line="240" w:lineRule="auto"/>
+            </w:pPr>
+            <w:r>
+              <w:rPr>
+                <w:rFonts w:ascii="微软雅黑" w:hAnsi="微软雅黑" w:eastAsia="微软雅黑"/>
+                <w:sz w:val="18"/>
+              </w:rPr>
+              <w:t>10</w:t>
+            </w:r>
+          </w:p>
+        </w:tc>
+        <w:tc>
+          <w:tcPr>
+            <w:tcW w:w="1417" w:type="dxa"/>
+          </w:tcPr>
+          <w:p>
+            <w:pPr>
+              <w:spacing w:after="0" w:line="240" w:lineRule="auto"/>
+            </w:pPr>
+            <w:r>
+              <w:rPr>
+                <w:rFonts w:ascii="微软雅黑" w:hAnsi="微软雅黑" w:eastAsia="微软雅黑"/>
+                <w:sz w:val="18"/>
+              </w:rPr>
+              <w:t>1</w:t>
+            </w:r>
+          </w:p>
+        </w:tc>
+      </w:tr>
+      <w:tr>
+        <w:tblPrEx>
+          <w:tblBorders>
+            <w:top w:val="single" w:color="auto" w:sz="4" w:space="0"/>
+            <w:left w:val="single" w:color="auto" w:sz="4" w:space="0"/>
+            <w:bottom w:val="single" w:color="auto" w:sz="4" w:space="0"/>
+            <w:right w:val="single" w:color="auto" w:sz="4" w:space="0"/>
+            <w:insideH w:val="single" w:color="auto" w:sz="4" w:space="0"/>
+            <w:insideV w:val="single" w:color="auto" w:sz="4" w:space="0"/>
+          </w:tblBorders>
+          <w:tblCellMar>
+            <w:top w:w="0" w:type="dxa"/>
+            <w:left w:w="108" w:type="dxa"/>
+            <w:bottom w:w="0" w:type="dxa"/>
+            <w:right w:w="108" w:type="dxa"/>
+          </w:tblCellMar>
+        </w:tblPrEx>
+        <w:trPr>
+          <w:jc w:val="center"/>
+        </w:trPr>
+        <w:tc>
+          <w:tcPr>
+            <w:tcW w:w="850" w:type="dxa"/>
+            <w:shd w:val="clear" w:color="auto" w:fill="F8FAFC"/>
+          </w:tcPr>
+          <w:p>
+            <w:pPr>
+              <w:spacing w:after="0" w:line="240" w:lineRule="auto"/>
+            </w:pPr>
+            <w:r>
+              <w:rPr>
+                <w:rFonts w:ascii="微软雅黑" w:hAnsi="微软雅黑" w:eastAsia="微软雅黑"/>
+                <w:sz w:val="18"/>
+              </w:rPr>
+              <w:t>10</w:t>
+            </w:r>
+          </w:p>
+        </w:tc>
+        <w:tc>
+          <w:tcPr>
+            <w:tcW w:w="1417" w:type="dxa"/>
+            <w:shd w:val="clear" w:color="auto" w:fill="F8FAFC"/>
+          </w:tcPr>
+          <w:p>
+            <w:pPr>
+              <w:spacing w:after="0" w:line="240" w:lineRule="auto"/>
+            </w:pPr>
+            <w:r>
+              <w:rPr>
+                <w:rFonts w:ascii="微软雅黑" w:hAnsi="微软雅黑" w:eastAsia="微软雅黑"/>
+                <w:sz w:val="18"/>
+              </w:rPr>
+              <w:t>10</w:t>
+            </w:r>
+          </w:p>
+        </w:tc>
+        <w:tc>
+          <w:tcPr>
+            <w:tcW w:w="1417" w:type="dxa"/>
+            <w:shd w:val="clear" w:color="auto" w:fill="F8FAFC"/>
+          </w:tcPr>
+          <w:p>
+            <w:pPr>
+              <w:spacing w:after="0" w:line="240" w:lineRule="auto"/>
+            </w:pPr>
+            <w:r>
+              <w:rPr>
+                <w:rFonts w:ascii="微软雅黑" w:hAnsi="微软雅黑" w:eastAsia="微软雅黑"/>
+                <w:sz w:val="18"/>
+              </w:rPr>
+              <w:t>1</w:t>
+            </w:r>
+          </w:p>
+        </w:tc>
+      </w:tr>
+      <w:tr>
+        <w:tblPrEx>
+          <w:tblBorders>
+            <w:top w:val="single" w:color="auto" w:sz="4" w:space="0"/>
+            <w:left w:val="single" w:color="auto" w:sz="4" w:space="0"/>
+            <w:bottom w:val="single" w:color="auto" w:sz="4" w:space="0"/>
+            <w:right w:val="single" w:color="auto" w:sz="4" w:space="0"/>
+            <w:insideH w:val="single" w:color="auto" w:sz="4" w:space="0"/>
+            <w:insideV w:val="single" w:color="auto" w:sz="4" w:space="0"/>
+          </w:tblBorders>
+          <w:tblCellMar>
+            <w:top w:w="0" w:type="dxa"/>
+            <w:left w:w="108" w:type="dxa"/>
+            <w:bottom w:w="0" w:type="dxa"/>
+            <w:right w:w="108" w:type="dxa"/>
+          </w:tblCellMar>
+        </w:tblPrEx>
+        <w:trPr>
+          <w:jc w:val="center"/>
+        </w:trPr>
+        <w:tc>
+          <w:tcPr>
+            <w:tcW w:w="850" w:type="dxa"/>
+          </w:tcPr>
+          <w:p>
+            <w:pPr>
+              <w:spacing w:after="0" w:line="240" w:lineRule="auto"/>
+            </w:pPr>
+            <w:r>
+              <w:rPr>
+                <w:rFonts w:ascii="微软雅黑" w:hAnsi="微软雅黑" w:eastAsia="微软雅黑"/>
+                <w:sz w:val="18"/>
+              </w:rPr>
+              <w:t>11</w:t>
+            </w:r>
+          </w:p>
+        </w:tc>
+        <w:tc>
+          <w:tcPr>
+            <w:tcW w:w="1417" w:type="dxa"/>
+          </w:tcPr>
+          <w:p>
+            <w:pPr>
+              <w:spacing w:after="0" w:line="240" w:lineRule="auto"/>
+            </w:pPr>
+            <w:r>
+              <w:rPr>
+                <w:rFonts w:ascii="微软雅黑" w:hAnsi="微软雅黑" w:eastAsia="微软雅黑"/>
+                <w:sz w:val="18"/>
+              </w:rPr>
+              <w:t>10</w:t>
+            </w:r>
+          </w:p>
+        </w:tc>
+        <w:tc>
+          <w:tcPr>
+            <w:tcW w:w="1417" w:type="dxa"/>
+          </w:tcPr>
+          <w:p>
+            <w:pPr>
+              <w:spacing w:after="0" w:line="240" w:lineRule="auto"/>
+            </w:pPr>
+            <w:r>
+              <w:rPr>
+                <w:rFonts w:ascii="微软雅黑" w:hAnsi="微软雅黑" w:eastAsia="微软雅黑"/>
+                <w:sz w:val="18"/>
+              </w:rPr>
+              <w:t>1</w:t>
+            </w:r>
+          </w:p>
+        </w:tc>
+      </w:tr>
+      <w:tr>
+        <w:tblPrEx>
+          <w:tblBorders>
+            <w:top w:val="single" w:color="auto" w:sz="4" w:space="0"/>
+            <w:left w:val="single" w:color="auto" w:sz="4" w:space="0"/>
+            <w:bottom w:val="single" w:color="auto" w:sz="4" w:space="0"/>
+            <w:right w:val="single" w:color="auto" w:sz="4" w:space="0"/>
+            <w:insideH w:val="single" w:color="auto" w:sz="4" w:space="0"/>
+            <w:insideV w:val="single" w:color="auto" w:sz="4" w:space="0"/>
+          </w:tblBorders>
+          <w:tblCellMar>
+            <w:top w:w="0" w:type="dxa"/>
+            <w:left w:w="108" w:type="dxa"/>
+            <w:bottom w:w="0" w:type="dxa"/>
+            <w:right w:w="108" w:type="dxa"/>
+          </w:tblCellMar>
+        </w:tblPrEx>
+        <w:trPr>
+          <w:jc w:val="center"/>
+        </w:trPr>
+        <w:tc>
+          <w:tcPr>
+            <w:tcW w:w="850" w:type="dxa"/>
+            <w:shd w:val="clear" w:color="auto" w:fill="F8FAFC"/>
+          </w:tcPr>
+          <w:p>
+            <w:pPr>
+              <w:spacing w:after="0" w:line="240" w:lineRule="auto"/>
+            </w:pPr>
+            <w:r>
+              <w:rPr>
+                <w:rFonts w:ascii="微软雅黑" w:hAnsi="微软雅黑" w:eastAsia="微软雅黑"/>
+                <w:sz w:val="18"/>
+              </w:rPr>
+              <w:t>12</w:t>
+            </w:r>
+          </w:p>
+        </w:tc>
+        <w:tc>
+          <w:tcPr>
+            <w:tcW w:w="1417" w:type="dxa"/>
+            <w:shd w:val="clear" w:color="auto" w:fill="F8FAFC"/>
+          </w:tcPr>
+          <w:p>
+            <w:pPr>
+              <w:spacing w:after="0" w:line="240" w:lineRule="auto"/>
+            </w:pPr>
+            <w:r>
+              <w:rPr>
+                <w:rFonts w:ascii="微软雅黑" w:hAnsi="微软雅黑" w:eastAsia="微软雅黑"/>
+                <w:sz w:val="18"/>
+              </w:rPr>
+              <w:t>10</w:t>
+            </w:r>
+          </w:p>
+        </w:tc>
+        <w:tc>
+          <w:tcPr>
+            <w:tcW w:w="1417" w:type="dxa"/>
+            <w:shd w:val="clear" w:color="auto" w:fill="F8FAFC"/>
+          </w:tcPr>
+          <w:p>
+            <w:pPr>
+              <w:spacing w:after="0" w:line="240" w:lineRule="auto"/>
+            </w:pPr>
+            <w:r>
+              <w:rPr>
+                <w:rFonts w:ascii="微软雅黑" w:hAnsi="微软雅黑" w:eastAsia="微软雅黑"/>
+                <w:sz w:val="18"/>
+              </w:rPr>
+              <w:t>1</w:t>
+            </w:r>
+          </w:p>
+        </w:tc>
+      </w:tr>
+    </w:tbl>
+    <w:p/>
+    <w:p/>
+    <w:p>
+      <w:r>
+        <w:rPr>
+          <w:rFonts w:ascii="微软雅黑" w:hAnsi="微软雅黑" w:eastAsia="微软雅黑"/>
+          <w:b/>
+          <w:sz w:val="21"/>
+        </w:rPr>
+        <w:t>第16卡：概率图与 AD 检验</w:t>
+      </w:r>
+    </w:p>
+    <w:p>
+      <w:r>
+        <w:rPr>
+          <w:rFonts w:ascii="微软雅黑" w:hAnsi="微软雅黑" w:eastAsia="微软雅黑"/>
+          <w:sz w:val="19"/>
+        </w:rPr>
+        <w:t>概率图：数据点越贴近直线→拟合越好。AD（Anderson-Darling）统计量：值越小拟合越好。但注意：当数据高度集中在 2~3 个值时（如本例只有 4 和 5），AD 会异常偏大（如 29.7），这是 AD 对数据集中敏感的特性，不代表拟合差。</w:t>
+      </w:r>
+      <w:r>
+        <w:rPr>
+          <w:rFonts w:ascii="微软雅黑" w:hAnsi="微软雅黑" w:eastAsia="微软雅黑"/>
+          <w:sz w:val="19"/>
+        </w:rPr>
+        <w:br w:type="textWrapping"/>
+      </w:r>
+      <w:r>
+        <w:rPr>
+          <w:rFonts w:ascii="微软雅黑" w:hAnsi="微软雅黑" w:eastAsia="微软雅黑"/>
+          <w:sz w:val="19"/>
+        </w:rPr>
+        <w:t>传音场景：统一案例 W-795 12 台数据（MLE 估计），Weibull 概率图上 8 个失效点基本贴合蓝色拟合线，无明显的 S 形弯曲→未观察到混合失效模式，Weibull 拟合可接受。</w:t>
+      </w:r>
+      <w:r>
+        <w:rPr>
+          <w:rFonts w:ascii="微软雅黑" w:hAnsi="微软雅黑" w:eastAsia="微软雅黑"/>
+          <w:sz w:val="19"/>
+        </w:rPr>
+        <w:br w:type="textWrapping"/>
+      </w:r>
+      <w:r>
+        <w:rPr>
+          <w:rFonts w:ascii="微软雅黑" w:hAnsi="微软雅黑" w:eastAsia="微软雅黑"/>
+          <w:sz w:val="19"/>
+        </w:rPr>
+        <w:t>AD 解读补充：① 样本量小（&lt;10 失效）时 AD 本身偏大；② 数据集中在 2~3 个值时 AD 可能飙到 20+；③ 此时应优先看概率图目视判断（点是否贴近线）而非死磕 AD 数值。如果概率图呈 S 形且 AD&gt;1（正常分散数据），才考虑分层或换分布。</w:t>
+      </w:r>
+      <w:r>
+        <w:rPr>
+          <w:rFonts w:ascii="微软雅黑" w:hAnsi="微软雅黑" w:eastAsia="微软雅黑"/>
+          <w:sz w:val="19"/>
+        </w:rPr>
+        <w:br w:type="textWrapping"/>
+      </w:r>
+      <w:r>
+        <w:rPr>
+          <w:rFonts w:ascii="微软雅黑" w:hAnsi="微软雅黑" w:eastAsia="微软雅黑"/>
+          <w:sz w:val="19"/>
+        </w:rPr>
+        <w:t>▎操作步骤——如何查看概率图和 AD 值</w:t>
+      </w:r>
+      <w:r>
+        <w:rPr>
+          <w:rFonts w:ascii="微软雅黑" w:hAnsi="微软雅黑" w:eastAsia="微软雅黑"/>
+          <w:sz w:val="19"/>
+        </w:rPr>
+        <w:br w:type="textWrapping"/>
+      </w:r>
+      <w:r>
+        <w:rPr>
+          <w:rFonts w:ascii="微软雅黑" w:hAnsi="微软雅黑" w:eastAsia="微软雅黑"/>
+          <w:sz w:val="19"/>
+        </w:rPr>
+        <w:t>用下方 W-795 数据，按第03卡做威布尔分析（MLE 估计）：统计 → 可靠性/生存 → 参数分布分析（右删失）→ 变量=C1，删失=C2，值=1，分布=威布尔，估计法=极大似然。</w:t>
+      </w:r>
+      <w:r>
+        <w:rPr>
+          <w:rFonts w:ascii="微软雅黑" w:hAnsi="微软雅黑" w:eastAsia="微软雅黑"/>
+          <w:sz w:val="19"/>
+        </w:rPr>
+        <w:br w:type="textWrapping"/>
+      </w:r>
+      <w:r>
+        <w:rPr>
+          <w:rFonts w:ascii="微软雅黑" w:hAnsi="微软雅黑" w:eastAsia="微软雅黑"/>
+          <w:sz w:val="19"/>
+        </w:rPr>
+        <w:t>① 图形选项卡：勾选"概率图(P)"（默认已勾选）→ 确定 → 输出概率图，观察 8 个失效点是否基本贴合拟合线</w:t>
+      </w:r>
+      <w:r>
+        <w:rPr>
+          <w:rFonts w:ascii="微软雅黑" w:hAnsi="微软雅黑" w:eastAsia="微软雅黑"/>
+          <w:sz w:val="19"/>
+        </w:rPr>
+        <w:br w:type="textWrapping"/>
+      </w:r>
+      <w:r>
+        <w:rPr>
+          <w:rFonts w:ascii="微软雅黑" w:hAnsi="微软雅黑" w:eastAsia="微软雅黑"/>
+          <w:sz w:val="19"/>
+        </w:rPr>
+        <w:t>② 输出窗口：找到"拟合优度检验"区域，查看 Anderson-Darling 值（本例约 29.7）→ 数据集中在 4/5 两个值，AD 飙高是正常特性，不代表拟合差</w:t>
+      </w:r>
+      <w:r>
+        <w:rPr>
+          <w:rFonts w:ascii="微软雅黑" w:hAnsi="微软雅黑" w:eastAsia="微软雅黑"/>
+          <w:sz w:val="19"/>
+        </w:rPr>
+        <w:br w:type="textWrapping"/>
+      </w:r>
+      <w:r>
+        <w:rPr>
+          <w:rFonts w:ascii="微软雅黑" w:hAnsi="微软雅黑" w:eastAsia="微软雅黑"/>
+          <w:sz w:val="19"/>
+        </w:rPr>
+        <w:t>③ 判断：点贴合线 + 无 S 形弯曲 → 拟合可接受；点明显偏离线或呈 S 形 → 考虑混合失效或换分布</w:t>
+      </w:r>
+    </w:p>
+    <w:p>
+      <w:pPr>
+        <w:rPr>
+          <w:rFonts w:hint="eastAsia" w:eastAsia="微软雅黑"/>
+          <w:lang w:eastAsia="zh-CN"/>
+        </w:rPr>
+      </w:pPr>
+      <w:r>
+        <w:rPr>
+          <w:rFonts w:ascii="微软雅黑" w:hAnsi="微软雅黑" w:eastAsia="微软雅黑"/>
+          <w:b/>
+          <w:color w:val="1D4ED8"/>
+          <w:sz w:val="20"/>
+        </w:rPr>
+        <w:t>【说明】</w:t>
+      </w:r>
+      <w:r>
+        <w:rPr>
+          <w:rFonts w:hint="eastAsia" w:eastAsia="微软雅黑"/>
+          <w:lang w:eastAsia="zh-CN"/>
+        </w:rPr>
+        <w:drawing>
+          <wp:inline distT="0" distB="0" distL="114300" distR="114300">
+            <wp:extent cx="5756275" cy="2607945"/>
+            <wp:effectExtent l="0" t="0" r="6350" b="1905"/>
+            <wp:docPr id="8" name="图片 8" descr="置信区间、概率图、AD检验"/>
+            <wp:cNvGraphicFramePr>
+              <a:graphicFrameLocks xmlns:a="http://schemas.openxmlformats.org/drawingml/2006/main" noChangeAspect="1"/>
+            </wp:cNvGraphicFramePr>
+            <a:graphic xmlns:a="http://schemas.openxmlformats.org/drawingml/2006/main">
+              <a:graphicData uri="http://schemas.openxmlformats.org/drawingml/2006/picture">
+                <pic:pic xmlns:pic="http://schemas.openxmlformats.org/drawingml/2006/picture">
+                  <pic:nvPicPr>
+                    <pic:cNvPr id="8" name="图片 8" descr="置信区间、概率图、AD检验"/>
+                    <pic:cNvPicPr>
+                      <a:picLocks noChangeAspect="1"/>
+                    </pic:cNvPicPr>
+                  </pic:nvPicPr>
+                  <pic:blipFill>
+                    <a:blip r:embed="rId14"/>
+                    <a:stretch>
+                      <a:fillRect/>
+                    </a:stretch>
+                  </pic:blipFill>
+                  <pic:spPr>
+                    <a:xfrm>
+                      <a:off x="0" y="0"/>
+                      <a:ext cx="5756275" cy="2607945"/>
+                    </a:xfrm>
+                    <a:prstGeom prst="rect">
+                      <a:avLst/>
+                    </a:prstGeom>
+                  </pic:spPr>
+                </pic:pic>
+              </a:graphicData>
+            </a:graphic>
+          </wp:inline>
+        </w:drawing>
+      </w:r>
+    </w:p>
+    <w:p>
+      <w:r>
+        <w:rPr>
+          <w:rFonts w:ascii="微软雅黑" w:hAnsi="微软雅黑" w:eastAsia="微软雅黑"/>
+          <w:b/>
+          <w:sz w:val="20"/>
+        </w:rPr>
+        <w:t>▎W-795 数据表（12台，用于验证概率图和 AD 检验）</w:t>
+      </w:r>
+    </w:p>
+    <w:p>
+      <w:r>
+        <w:rPr>
+          <w:rFonts w:ascii="微软雅黑" w:hAnsi="微软雅黑" w:eastAsia="微软雅黑"/>
+          <w:i/>
+          <w:sz w:val="18"/>
+        </w:rPr>
+        <w:t>下方数据复制到 Minitab C1/C2，按第03卡操作跑威布尔分析（MLE），在概率图中观察点是否贴合拟合线，在输出窗口查看 AD 值。</w:t>
+      </w:r>
+    </w:p>
+    <w:tbl>
+      <w:tblPr>
+        <w:tblStyle w:val="33"/>
+        <w:tblW w:w="0" w:type="auto"/>
+        <w:jc w:val="center"/>
+        <w:tblBorders>
+          <w:top w:val="single" w:color="auto" w:sz="4" w:space="0"/>
+          <w:left w:val="single" w:color="auto" w:sz="4" w:space="0"/>
+          <w:bottom w:val="single" w:color="auto" w:sz="4" w:space="0"/>
+          <w:right w:val="single" w:color="auto" w:sz="4" w:space="0"/>
+          <w:insideH w:val="single" w:color="auto" w:sz="4" w:space="0"/>
+          <w:insideV w:val="single" w:color="auto" w:sz="4" w:space="0"/>
+        </w:tblBorders>
+        <w:tblLayout w:type="autofit"/>
+        <w:tblCellMar>
+          <w:top w:w="0" w:type="dxa"/>
+          <w:left w:w="108" w:type="dxa"/>
+          <w:bottom w:w="0" w:type="dxa"/>
+          <w:right w:w="108" w:type="dxa"/>
+        </w:tblCellMar>
+      </w:tblPr>
+      <w:tblGrid>
+        <w:gridCol w:w="680"/>
+        <w:gridCol w:w="1134"/>
+        <w:gridCol w:w="1134"/>
+        <w:gridCol w:w="1701"/>
+      </w:tblGrid>
+      <w:tr>
+        <w:tblPrEx>
+          <w:tblBorders>
+            <w:top w:val="single" w:color="auto" w:sz="4" w:space="0"/>
+            <w:left w:val="single" w:color="auto" w:sz="4" w:space="0"/>
+            <w:bottom w:val="single" w:color="auto" w:sz="4" w:space="0"/>
+            <w:right w:val="single" w:color="auto" w:sz="4" w:space="0"/>
+            <w:insideH w:val="single" w:color="auto" w:sz="4" w:space="0"/>
+            <w:insideV w:val="single" w:color="auto" w:sz="4" w:space="0"/>
+          </w:tblBorders>
+          <w:tblCellMar>
+            <w:top w:w="0" w:type="dxa"/>
+            <w:left w:w="108" w:type="dxa"/>
+            <w:bottom w:w="0" w:type="dxa"/>
+            <w:right w:w="108" w:type="dxa"/>
+          </w:tblCellMar>
+        </w:tblPrEx>
+        <w:trPr>
+          <w:jc w:val="center"/>
+        </w:trPr>
+        <w:tc>
+          <w:tcPr>
+            <w:tcW w:w="680" w:type="dxa"/>
+            <w:shd w:val="clear" w:color="auto" w:fill="2E5A7C"/>
+          </w:tcPr>
+          <w:p>
+            <w:pPr>
+              <w:spacing w:after="0" w:line="240" w:lineRule="auto"/>
+              <w:jc w:val="center"/>
+            </w:pPr>
+            <w:r>
+              <w:rPr>
+                <w:rFonts w:ascii="微软雅黑" w:hAnsi="微软雅黑" w:eastAsia="微软雅黑"/>
+                <w:b/>
+                <w:color w:val="FFFFFF"/>
+                <w:sz w:val="18"/>
+              </w:rPr>
+              <w:t>行号</w:t>
+            </w:r>
+          </w:p>
+        </w:tc>
+        <w:tc>
+          <w:tcPr>
+            <w:tcW w:w="1134" w:type="dxa"/>
+            <w:shd w:val="clear" w:color="auto" w:fill="2E5A7C"/>
+          </w:tcPr>
+          <w:p>
+            <w:pPr>
+              <w:spacing w:after="0" w:line="240" w:lineRule="auto"/>
+              <w:jc w:val="center"/>
+            </w:pPr>
+            <w:r>
+              <w:rPr>
+                <w:rFonts w:ascii="微软雅黑" w:hAnsi="微软雅黑" w:eastAsia="微软雅黑"/>
+                <w:b/>
+                <w:color w:val="FFFFFF"/>
+                <w:sz w:val="18"/>
+              </w:rPr>
               <w:t>C1(跌落次数)</w:t>
             </w:r>
           </w:p>
@@ -28750,6 +28849,12 @@
             <w:insideH w:val="single" w:color="auto" w:sz="4" w:space="0"/>
             <w:insideV w:val="single" w:color="auto" w:sz="4" w:space="0"/>
           </w:tblBorders>
+          <w:tblCellMar>
+            <w:top w:w="0" w:type="dxa"/>
+            <w:left w:w="108" w:type="dxa"/>
+            <w:bottom w:w="0" w:type="dxa"/>
+            <w:right w:w="108" w:type="dxa"/>
+          </w:tblCellMar>
         </w:tblPrEx>
         <w:trPr>
           <w:jc w:val="center"/>
@@ -37362,7 +37467,7 @@
   <w:docDefaults>
     <w:rPrDefault>
       <w:rPr>
-        <w:rFonts w:asciiTheme="minorHAnsi" w:hAnsiTheme="minorHAnsi" w:eastAsiaTheme="minorEastAsia" w:cstheme="minorBidi"/>
+        <w:rFonts w:ascii="Times New Roman" w:hAnsi="Times New Roman" w:eastAsia="宋体" w:cs="Times New Roman"/>
       </w:rPr>
     </w:rPrDefault>
     <w:pPrDefault/>
@@ -37520,7 +37625,7 @@
     <w:lsdException w:uiPriority="99" w:name="Table Theme"/>
     <w:lsdException w:qFormat="1" w:unhideWhenUsed="0" w:uiPriority="1" w:semiHidden="0" w:name="No Spacing"/>
     <w:lsdException w:unhideWhenUsed="0" w:uiPriority="60" w:semiHidden="0" w:name="Light Shading"/>
-    <w:lsdException w:unhideWhenUsed="0" w:uiPriority="61" w:semiHidden="0" w:name="Light List"/>
+    <w:lsdException w:qFormat="1" w:unhideWhenUsed="0" w:uiPriority="61" w:semiHidden="0" w:name="Light List"/>
     <w:lsdException w:qFormat="1" w:unhideWhenUsed="0" w:uiPriority="62" w:semiHidden="0" w:name="Light Grid"/>
     <w:lsdException w:qFormat="1" w:unhideWhenUsed="0" w:uiPriority="63" w:semiHidden="0" w:name="Medium Shading 1"/>
     <w:lsdException w:qFormat="1" w:unhideWhenUsed="0" w:uiPriority="64" w:semiHidden="0" w:name="Medium Shading 2"/>
@@ -37561,7 +37666,7 @@
     <w:lsdException w:unhideWhenUsed="0" w:uiPriority="68" w:semiHidden="0" w:name="Medium Grid 2 Accent 2"/>
     <w:lsdException w:unhideWhenUsed="0" w:uiPriority="69" w:semiHidden="0" w:name="Medium Grid 3 Accent 2"/>
     <w:lsdException w:unhideWhenUsed="0" w:uiPriority="70" w:semiHidden="0" w:name="Dark List Accent 2"/>
-    <w:lsdException w:unhideWhenUsed="0" w:uiPriority="71" w:semiHidden="0" w:name="Colorful Shading Accent 2"/>
+    <w:lsdException w:qFormat="1" w:unhideWhenUsed="0" w:uiPriority="71" w:semiHidden="0" w:name="Colorful Shading Accent 2"/>
     <w:lsdException w:unhideWhenUsed="0" w:uiPriority="72" w:semiHidden="0" w:name="Colorful List Accent 2"/>
     <w:lsdException w:qFormat="1" w:unhideWhenUsed="0" w:uiPriority="73" w:semiHidden="0" w:name="Colorful Grid Accent 2"/>
     <w:lsdException w:qFormat="1" w:unhideWhenUsed="0" w:uiPriority="60" w:semiHidden="0" w:name="Light Shading Accent 3"/>
@@ -37572,7 +37677,7 @@
     <w:lsdException w:qFormat="1" w:unhideWhenUsed="0" w:uiPriority="65" w:semiHidden="0" w:name="Medium List 1 Accent 3"/>
     <w:lsdException w:qFormat="1" w:unhideWhenUsed="0" w:uiPriority="66" w:semiHidden="0" w:name="Medium List 2 Accent 3"/>
     <w:lsdException w:qFormat="1" w:unhideWhenUsed="0" w:uiPriority="67" w:semiHidden="0" w:name="Medium Grid 1 Accent 3"/>
-    <w:lsdException w:unhideWhenUsed="0" w:uiPriority="68" w:semiHidden="0" w:name="Medium Grid 2 Accent 3"/>
+    <w:lsdException w:qFormat="1" w:unhideWhenUsed="0" w:uiPriority="68" w:semiHidden="0" w:name="Medium Grid 2 Accent 3"/>
     <w:lsdException w:qFormat="1" w:unhideWhenUsed="0" w:uiPriority="69" w:semiHidden="0" w:name="Medium Grid 3 Accent 3"/>
     <w:lsdException w:qFormat="1" w:unhideWhenUsed="0" w:uiPriority="70" w:semiHidden="0" w:name="Dark List Accent 3"/>
     <w:lsdException w:unhideWhenUsed="0" w:uiPriority="71" w:semiHidden="0" w:name="Colorful Shading Accent 3"/>
@@ -37586,12 +37691,12 @@
     <w:lsdException w:qFormat="1" w:unhideWhenUsed="0" w:uiPriority="65" w:semiHidden="0" w:name="Medium List 1 Accent 4"/>
     <w:lsdException w:unhideWhenUsed="0" w:uiPriority="66" w:semiHidden="0" w:name="Medium List 2 Accent 4"/>
     <w:lsdException w:qFormat="1" w:unhideWhenUsed="0" w:uiPriority="67" w:semiHidden="0" w:name="Medium Grid 1 Accent 4"/>
-    <w:lsdException w:unhideWhenUsed="0" w:uiPriority="68" w:semiHidden="0" w:name="Medium Grid 2 Accent 4"/>
+    <w:lsdException w:qFormat="1" w:unhideWhenUsed="0" w:uiPriority="68" w:semiHidden="0" w:name="Medium Grid 2 Accent 4"/>
     <w:lsdException w:qFormat="1" w:unhideWhenUsed="0" w:uiPriority="69" w:semiHidden="0" w:name="Medium Grid 3 Accent 4"/>
     <w:lsdException w:qFormat="1" w:unhideWhenUsed="0" w:uiPriority="70" w:semiHidden="0" w:name="Dark List Accent 4"/>
     <w:lsdException w:qFormat="1" w:unhideWhenUsed="0" w:uiPriority="71" w:semiHidden="0" w:name="Colorful Shading Accent 4"/>
     <w:lsdException w:unhideWhenUsed="0" w:uiPriority="72" w:semiHidden="0" w:name="Colorful List Accent 4"/>
-    <w:lsdException w:unhideWhenUsed="0" w:uiPriority="73" w:semiHidden="0" w:name="Colorful Grid Accent 4"/>
+    <w:lsdException w:qFormat="1" w:unhideWhenUsed="0" w:uiPriority="73" w:semiHidden="0" w:name="Colorful Grid Accent 4"/>
     <w:lsdException w:qFormat="1" w:unhideWhenUsed="0" w:uiPriority="60" w:semiHidden="0" w:name="Light Shading Accent 5"/>
     <w:lsdException w:qFormat="1" w:unhideWhenUsed="0" w:uiPriority="61" w:semiHidden="0" w:name="Light List Accent 5"/>
     <w:lsdException w:qFormat="1" w:unhideWhenUsed="0" w:uiPriority="62" w:semiHidden="0" w:name="Light Grid Accent 5"/>
@@ -37613,8 +37718,8 @@
     <w:lsdException w:unhideWhenUsed="0" w:uiPriority="64" w:semiHidden="0" w:name="Medium Shading 2 Accent 6"/>
     <w:lsdException w:qFormat="1" w:unhideWhenUsed="0" w:uiPriority="65" w:semiHidden="0" w:name="Medium List 1 Accent 6"/>
     <w:lsdException w:qFormat="1" w:unhideWhenUsed="0" w:uiPriority="66" w:semiHidden="0" w:name="Medium List 2 Accent 6"/>
-    <w:lsdException w:unhideWhenUsed="0" w:uiPriority="67" w:semiHidden="0" w:name="Medium Grid 1 Accent 6"/>
-    <w:lsdException w:unhideWhenUsed="0" w:uiPriority="68" w:semiHidden="0" w:name="Medium Grid 2 Accent 6"/>
+    <w:lsdException w:qFormat="1" w:unhideWhenUsed="0" w:uiPriority="67" w:semiHidden="0" w:name="Medium Grid 1 Accent 6"/>
+    <w:lsdException w:qFormat="1" w:unhideWhenUsed="0" w:uiPriority="68" w:semiHidden="0" w:name="Medium Grid 2 Accent 6"/>
     <w:lsdException w:unhideWhenUsed="0" w:uiPriority="69" w:semiHidden="0" w:name="Medium Grid 3 Accent 6"/>
     <w:lsdException w:unhideWhenUsed="0" w:uiPriority="70" w:semiHidden="0" w:name="Dark List Accent 6"/>
     <w:lsdException w:unhideWhenUsed="0" w:uiPriority="71" w:semiHidden="0" w:name="Colorful Shading Accent 6"/>
@@ -38929,6 +39034,7 @@
   <w:style w:type="table" w:styleId="41">
     <w:name w:val="Light List"/>
     <w:basedOn w:val="32"/>
+    <w:qFormat/>
     <w:uiPriority w:val="61"/>
     <w:pPr>
       <w:spacing w:after="0" w:line="240" w:lineRule="auto"/>
@@ -44354,6 +44460,7 @@
   <w:style w:type="table" w:styleId="89">
     <w:name w:val="Medium Grid 1 Accent 6"/>
     <w:basedOn w:val="32"/>
+    <w:qFormat/>
     <w:uiPriority w:val="67"/>
     <w:pPr>
       <w:spacing w:after="0" w:line="240" w:lineRule="auto"/>
@@ -44861,6 +44968,7 @@
   <w:style w:type="table" w:styleId="93">
     <w:name w:val="Medium Grid 2 Accent 3"/>
     <w:basedOn w:val="32"/>
+    <w:qFormat/>
     <w:uiPriority w:val="68"/>
     <w:pPr>
       <w:spacing w:after="0" w:line="240" w:lineRule="auto"/>
@@ -45007,6 +45115,7 @@
   <w:style w:type="table" w:styleId="94">
     <w:name w:val="Medium Grid 2 Accent 4"/>
     <w:basedOn w:val="32"/>
+    <w:qFormat/>
     <w:uiPriority w:val="68"/>
     <w:pPr>
       <w:spacing w:after="0" w:line="240" w:lineRule="auto"/>
@@ -45299,6 +45408,7 @@
   <w:style w:type="table" w:styleId="96">
     <w:name w:val="Medium Grid 2 Accent 6"/>
     <w:basedOn w:val="32"/>
+    <w:qFormat/>
     <w:uiPriority w:val="68"/>
     <w:pPr>
       <w:spacing w:after="0" w:line="240" w:lineRule="auto"/>
@@ -47652,6 +47762,7 @@
   <w:style w:type="table" w:styleId="113">
     <w:name w:val="Colorful Shading Accent 2"/>
     <w:basedOn w:val="32"/>
+    <w:qFormat/>
     <w:uiPriority w:val="71"/>
     <w:pPr>
       <w:spacing w:after="0" w:line="240" w:lineRule="auto"/>
@@ -49405,6 +49516,7 @@
   <w:style w:type="table" w:styleId="129">
     <w:name w:val="Colorful Grid Accent 4"/>
     <w:basedOn w:val="32"/>
+    <w:qFormat/>
     <w:uiPriority w:val="73"/>
     <w:pPr>
       <w:spacing w:after="0" w:line="240" w:lineRule="auto"/>
@@ -49792,6 +49904,7 @@
     <w:name w:val="Title Char"/>
     <w:basedOn w:val="132"/>
     <w:link w:val="31"/>
+    <w:qFormat/>
     <w:uiPriority w:val="10"/>
     <w:rPr>
       <w:rFonts w:asciiTheme="majorHAnsi" w:hAnsiTheme="majorHAnsi" w:eastAsiaTheme="majorEastAsia" w:cstheme="majorBidi"/>
@@ -50047,6 +50160,7 @@
     <w:name w:val="Intense Quote Char"/>
     <w:basedOn w:val="132"/>
     <w:link w:val="156"/>
+    <w:qFormat/>
     <w:uiPriority w:val="30"/>
     <w:rPr>
       <w:b/>

--- a/source/Minitab应用实战手册_V1.5_OpenClaw版.docx
+++ b/source/Minitab应用实战手册_V1.5_OpenClaw版.docx
@@ -12661,11 +12661,7 @@
     </w:p>
     <w:p>
       <w:r>
-        <w:rPr>
-          <w:rFonts w:ascii="微软雅黑" w:hAnsi="微软雅黑" w:eastAsia="微软雅黑"/>
-          <w:sz w:val="19"/>
-        </w:rPr>
-        <w:t>B10 = 总体中 10% 产品失效对应的次数，即该时间点可靠度 R=90%。源于轴承行业"BX 寿命"概念。传音场景：统一案例 W-795 跌落数据跑 Weibull（MLE 估计），B10=2.72 次→预计 10% 手机在 2.72 次跌落后失效。对比：MTTF≈7.55 次是"平均寿命"，B50=7.06 次是"中位寿命"（50% 失效）。但 Weibull 分布下同样 MTTF 的两批产品失效模式可能完全不同，B10 更适合做质量决策和保修期设定。思考题：B50=7.06 和 B10=2.72 哪个更大？（答案：B50，因为失效次数越往后累积越多）</w:t>
+        <w:t>B10 = 总体中 10% 产品失效对应的次数，即该时间点可靠度 R=90%。源于轴承行业"BX 寿命"概念。传音场景：统一案例 W-795 跌落数据跑 Weibull（MLE 估计），B10=2.72 次→预计 10% 手机在 2.72 次跌落后失效。对比：MTTF（Mean Time To Failure，平均失效前时间）≈7.55 次是"平均寿命"，B50=7.06 次是"中位寿命"（50% 失效）。但 Weibull 分布下同样 MTTF 的两批产品失效模式可能完全不同，B10 更适合做质量决策和保修期设定。思考题：B50=7.06 和 B10=2.72 哪个更大？（答案：B50，因为失效次数越往后累积越多）</w:t>
       </w:r>
     </w:p>
     <w:p/>

--- a/source/Minitab应用实战手册_V1.5_OpenClaw版.docx
+++ b/source/Minitab应用实战手册_V1.5_OpenClaw版.docx
@@ -12878,27 +12878,6 @@
         </w:trPr>
         <w:tc>
           <w:tcPr>
-            <w:tcW w:w="850" w:type="dxa"/>
-            <w:shd w:val="clear" w:color="auto" w:fill="2E5A7C"/>
-          </w:tcPr>
-          <w:p>
-            <w:pPr>
-              <w:spacing w:after="0" w:line="240" w:lineRule="auto"/>
-              <w:jc w:val="center"/>
-            </w:pPr>
-            <w:r>
-              <w:rPr>
-                <w:rFonts w:ascii="微软雅黑" w:hAnsi="微软雅黑" w:eastAsia="微软雅黑"/>
-                <w:b/>
-                <w:color w:val="FFFFFF"/>
-                <w:sz w:val="18"/>
-              </w:rPr>
-              <w:t>行号</w:t>
-            </w:r>
-          </w:p>
-        </w:tc>
-        <w:tc>
-          <w:tcPr>
             <w:tcW w:w="1417" w:type="dxa"/>
             <w:shd w:val="clear" w:color="auto" w:fill="2E5A7C"/>
           </w:tcPr>
@@ -12962,23 +12941,6 @@
         </w:trPr>
         <w:tc>
           <w:tcPr>
-            <w:tcW w:w="850" w:type="dxa"/>
-          </w:tcPr>
-          <w:p>
-            <w:pPr>
-              <w:spacing w:after="0" w:line="240" w:lineRule="auto"/>
-            </w:pPr>
-            <w:r>
-              <w:rPr>
-                <w:rFonts w:ascii="微软雅黑" w:hAnsi="微软雅黑" w:eastAsia="微软雅黑"/>
-                <w:sz w:val="18"/>
-              </w:rPr>
-              <w:t>1</w:t>
-            </w:r>
-          </w:p>
-        </w:tc>
-        <w:tc>
-          <w:tcPr>
             <w:tcW w:w="1417" w:type="dxa"/>
           </w:tcPr>
           <w:p>
@@ -13034,24 +12996,6 @@
         </w:trPr>
         <w:tc>
           <w:tcPr>
-            <w:tcW w:w="850" w:type="dxa"/>
-            <w:shd w:val="clear" w:color="auto" w:fill="F8FAFC"/>
-          </w:tcPr>
-          <w:p>
-            <w:pPr>
-              <w:spacing w:after="0" w:line="240" w:lineRule="auto"/>
-            </w:pPr>
-            <w:r>
-              <w:rPr>
-                <w:rFonts w:ascii="微软雅黑" w:hAnsi="微软雅黑" w:eastAsia="微软雅黑"/>
-                <w:sz w:val="18"/>
-              </w:rPr>
-              <w:t>2</w:t>
-            </w:r>
-          </w:p>
-        </w:tc>
-        <w:tc>
-          <w:tcPr>
             <w:tcW w:w="1417" w:type="dxa"/>
             <w:shd w:val="clear" w:color="auto" w:fill="F8FAFC"/>
           </w:tcPr>
@@ -13109,23 +13053,6 @@
         </w:trPr>
         <w:tc>
           <w:tcPr>
-            <w:tcW w:w="850" w:type="dxa"/>
-          </w:tcPr>
-          <w:p>
-            <w:pPr>
-              <w:spacing w:after="0" w:line="240" w:lineRule="auto"/>
-            </w:pPr>
-            <w:r>
-              <w:rPr>
-                <w:rFonts w:ascii="微软雅黑" w:hAnsi="微软雅黑" w:eastAsia="微软雅黑"/>
-                <w:sz w:val="18"/>
-              </w:rPr>
-              <w:t>3</w:t>
-            </w:r>
-          </w:p>
-        </w:tc>
-        <w:tc>
-          <w:tcPr>
             <w:tcW w:w="1417" w:type="dxa"/>
           </w:tcPr>
           <w:p>
@@ -13181,24 +13108,6 @@
         </w:trPr>
         <w:tc>
           <w:tcPr>
-            <w:tcW w:w="850" w:type="dxa"/>
-            <w:shd w:val="clear" w:color="auto" w:fill="F8FAFC"/>
-          </w:tcPr>
-          <w:p>
-            <w:pPr>
-              <w:spacing w:after="0" w:line="240" w:lineRule="auto"/>
-            </w:pPr>
-            <w:r>
-              <w:rPr>
-                <w:rFonts w:ascii="微软雅黑" w:hAnsi="微软雅黑" w:eastAsia="微软雅黑"/>
-                <w:sz w:val="18"/>
-              </w:rPr>
-              <w:t>4</w:t>
-            </w:r>
-          </w:p>
-        </w:tc>
-        <w:tc>
-          <w:tcPr>
             <w:tcW w:w="1417" w:type="dxa"/>
             <w:shd w:val="clear" w:color="auto" w:fill="F8FAFC"/>
           </w:tcPr>
@@ -13256,23 +13165,6 @@
         </w:trPr>
         <w:tc>
           <w:tcPr>
-            <w:tcW w:w="850" w:type="dxa"/>
-          </w:tcPr>
-          <w:p>
-            <w:pPr>
-              <w:spacing w:after="0" w:line="240" w:lineRule="auto"/>
-            </w:pPr>
-            <w:r>
-              <w:rPr>
-                <w:rFonts w:ascii="微软雅黑" w:hAnsi="微软雅黑" w:eastAsia="微软雅黑"/>
-                <w:sz w:val="18"/>
-              </w:rPr>
-              <w:t>5</w:t>
-            </w:r>
-          </w:p>
-        </w:tc>
-        <w:tc>
-          <w:tcPr>
             <w:tcW w:w="1417" w:type="dxa"/>
           </w:tcPr>
           <w:p>
@@ -13328,24 +13220,6 @@
         </w:trPr>
         <w:tc>
           <w:tcPr>
-            <w:tcW w:w="850" w:type="dxa"/>
-            <w:shd w:val="clear" w:color="auto" w:fill="F8FAFC"/>
-          </w:tcPr>
-          <w:p>
-            <w:pPr>
-              <w:spacing w:after="0" w:line="240" w:lineRule="auto"/>
-            </w:pPr>
-            <w:r>
-              <w:rPr>
-                <w:rFonts w:ascii="微软雅黑" w:hAnsi="微软雅黑" w:eastAsia="微软雅黑"/>
-                <w:sz w:val="18"/>
-              </w:rPr>
-              <w:t>6</w:t>
-            </w:r>
-          </w:p>
-        </w:tc>
-        <w:tc>
-          <w:tcPr>
             <w:tcW w:w="1417" w:type="dxa"/>
             <w:shd w:val="clear" w:color="auto" w:fill="F8FAFC"/>
           </w:tcPr>
@@ -13403,23 +13277,6 @@
         </w:trPr>
         <w:tc>
           <w:tcPr>
-            <w:tcW w:w="850" w:type="dxa"/>
-          </w:tcPr>
-          <w:p>
-            <w:pPr>
-              <w:spacing w:after="0" w:line="240" w:lineRule="auto"/>
-            </w:pPr>
-            <w:r>
-              <w:rPr>
-                <w:rFonts w:ascii="微软雅黑" w:hAnsi="微软雅黑" w:eastAsia="微软雅黑"/>
-                <w:sz w:val="18"/>
-              </w:rPr>
-              <w:t>7</w:t>
-            </w:r>
-          </w:p>
-        </w:tc>
-        <w:tc>
-          <w:tcPr>
             <w:tcW w:w="1417" w:type="dxa"/>
           </w:tcPr>
           <w:p>
@@ -13475,24 +13332,6 @@
         </w:trPr>
         <w:tc>
           <w:tcPr>
-            <w:tcW w:w="850" w:type="dxa"/>
-            <w:shd w:val="clear" w:color="auto" w:fill="F8FAFC"/>
-          </w:tcPr>
-          <w:p>
-            <w:pPr>
-              <w:spacing w:after="0" w:line="240" w:lineRule="auto"/>
-            </w:pPr>
-            <w:r>
-              <w:rPr>
-                <w:rFonts w:ascii="微软雅黑" w:hAnsi="微软雅黑" w:eastAsia="微软雅黑"/>
-                <w:sz w:val="18"/>
-              </w:rPr>
-              <w:t>8</w:t>
-            </w:r>
-          </w:p>
-        </w:tc>
-        <w:tc>
-          <w:tcPr>
             <w:tcW w:w="1417" w:type="dxa"/>
             <w:shd w:val="clear" w:color="auto" w:fill="F8FAFC"/>
           </w:tcPr>
@@ -13550,23 +13389,6 @@
         </w:trPr>
         <w:tc>
           <w:tcPr>
-            <w:tcW w:w="850" w:type="dxa"/>
-          </w:tcPr>
-          <w:p>
-            <w:pPr>
-              <w:spacing w:after="0" w:line="240" w:lineRule="auto"/>
-            </w:pPr>
-            <w:r>
-              <w:rPr>
-                <w:rFonts w:ascii="微软雅黑" w:hAnsi="微软雅黑" w:eastAsia="微软雅黑"/>
-                <w:sz w:val="18"/>
-              </w:rPr>
-              <w:t>9</w:t>
-            </w:r>
-          </w:p>
-        </w:tc>
-        <w:tc>
-          <w:tcPr>
             <w:tcW w:w="1417" w:type="dxa"/>
           </w:tcPr>
           <w:p>
@@ -13622,24 +13444,6 @@
         </w:trPr>
         <w:tc>
           <w:tcPr>
-            <w:tcW w:w="850" w:type="dxa"/>
-            <w:shd w:val="clear" w:color="auto" w:fill="F8FAFC"/>
-          </w:tcPr>
-          <w:p>
-            <w:pPr>
-              <w:spacing w:after="0" w:line="240" w:lineRule="auto"/>
-            </w:pPr>
-            <w:r>
-              <w:rPr>
-                <w:rFonts w:ascii="微软雅黑" w:hAnsi="微软雅黑" w:eastAsia="微软雅黑"/>
-                <w:sz w:val="18"/>
-              </w:rPr>
-              <w:t>10</w:t>
-            </w:r>
-          </w:p>
-        </w:tc>
-        <w:tc>
-          <w:tcPr>
             <w:tcW w:w="1417" w:type="dxa"/>
             <w:shd w:val="clear" w:color="auto" w:fill="F8FAFC"/>
           </w:tcPr>
@@ -13697,23 +13501,6 @@
         </w:trPr>
         <w:tc>
           <w:tcPr>
-            <w:tcW w:w="850" w:type="dxa"/>
-          </w:tcPr>
-          <w:p>
-            <w:pPr>
-              <w:spacing w:after="0" w:line="240" w:lineRule="auto"/>
-            </w:pPr>
-            <w:r>
-              <w:rPr>
-                <w:rFonts w:ascii="微软雅黑" w:hAnsi="微软雅黑" w:eastAsia="微软雅黑"/>
-                <w:sz w:val="18"/>
-              </w:rPr>
-              <w:t>11</w:t>
-            </w:r>
-          </w:p>
-        </w:tc>
-        <w:tc>
-          <w:tcPr>
             <w:tcW w:w="1417" w:type="dxa"/>
           </w:tcPr>
           <w:p>
@@ -13767,24 +13554,6 @@
         <w:trPr>
           <w:jc w:val="center"/>
         </w:trPr>
-        <w:tc>
-          <w:tcPr>
-            <w:tcW w:w="850" w:type="dxa"/>
-            <w:shd w:val="clear" w:color="auto" w:fill="F8FAFC"/>
-          </w:tcPr>
-          <w:p>
-            <w:pPr>
-              <w:spacing w:after="0" w:line="240" w:lineRule="auto"/>
-            </w:pPr>
-            <w:r>
-              <w:rPr>
-                <w:rFonts w:ascii="微软雅黑" w:hAnsi="微软雅黑" w:eastAsia="微软雅黑"/>
-                <w:sz w:val="18"/>
-              </w:rPr>
-              <w:t>12</w:t>
-            </w:r>
-          </w:p>
-        </w:tc>
         <w:tc>
           <w:tcPr>
             <w:tcW w:w="1417" w:type="dxa"/>
@@ -17268,27 +17037,6 @@
         </w:trPr>
         <w:tc>
           <w:tcPr>
-            <w:tcW w:w="680" w:type="dxa"/>
-            <w:shd w:val="clear" w:color="auto" w:fill="2E5A7C"/>
-          </w:tcPr>
-          <w:p>
-            <w:pPr>
-              <w:spacing w:after="0" w:line="240" w:lineRule="auto"/>
-              <w:jc w:val="center"/>
-            </w:pPr>
-            <w:r>
-              <w:rPr>
-                <w:rFonts w:ascii="微软雅黑" w:hAnsi="微软雅黑" w:eastAsia="微软雅黑"/>
-                <w:b/>
-                <w:color w:val="FFFFFF"/>
-                <w:sz w:val="18"/>
-              </w:rPr>
-              <w:t>行号</w:t>
-            </w:r>
-          </w:p>
-        </w:tc>
-        <w:tc>
-          <w:tcPr>
             <w:tcW w:w="1134" w:type="dxa"/>
             <w:shd w:val="clear" w:color="auto" w:fill="2E5A7C"/>
           </w:tcPr>
@@ -17373,23 +17121,6 @@
         </w:trPr>
         <w:tc>
           <w:tcPr>
-            <w:tcW w:w="680" w:type="dxa"/>
-          </w:tcPr>
-          <w:p>
-            <w:pPr>
-              <w:spacing w:after="0" w:line="240" w:lineRule="auto"/>
-            </w:pPr>
-            <w:r>
-              <w:rPr>
-                <w:rFonts w:ascii="微软雅黑" w:hAnsi="微软雅黑" w:eastAsia="微软雅黑"/>
-                <w:sz w:val="18"/>
-              </w:rPr>
-              <w:t>1</w:t>
-            </w:r>
-          </w:p>
-        </w:tc>
-        <w:tc>
-          <w:tcPr>
             <w:tcW w:w="1134" w:type="dxa"/>
           </w:tcPr>
           <w:p>
@@ -17462,24 +17193,6 @@
         </w:trPr>
         <w:tc>
           <w:tcPr>
-            <w:tcW w:w="680" w:type="dxa"/>
-            <w:shd w:val="clear" w:color="auto" w:fill="F8FAFC"/>
-          </w:tcPr>
-          <w:p>
-            <w:pPr>
-              <w:spacing w:after="0" w:line="240" w:lineRule="auto"/>
-            </w:pPr>
-            <w:r>
-              <w:rPr>
-                <w:rFonts w:ascii="微软雅黑" w:hAnsi="微软雅黑" w:eastAsia="微软雅黑"/>
-                <w:sz w:val="18"/>
-              </w:rPr>
-              <w:t>2</w:t>
-            </w:r>
-          </w:p>
-        </w:tc>
-        <w:tc>
-          <w:tcPr>
             <w:tcW w:w="1134" w:type="dxa"/>
             <w:shd w:val="clear" w:color="auto" w:fill="F8FAFC"/>
           </w:tcPr>
@@ -17555,23 +17268,6 @@
         </w:trPr>
         <w:tc>
           <w:tcPr>
-            <w:tcW w:w="680" w:type="dxa"/>
-          </w:tcPr>
-          <w:p>
-            <w:pPr>
-              <w:spacing w:after="0" w:line="240" w:lineRule="auto"/>
-            </w:pPr>
-            <w:r>
-              <w:rPr>
-                <w:rFonts w:ascii="微软雅黑" w:hAnsi="微软雅黑" w:eastAsia="微软雅黑"/>
-                <w:sz w:val="18"/>
-              </w:rPr>
-              <w:t>3</w:t>
-            </w:r>
-          </w:p>
-        </w:tc>
-        <w:tc>
-          <w:tcPr>
             <w:tcW w:w="1134" w:type="dxa"/>
           </w:tcPr>
           <w:p>
@@ -17644,24 +17340,6 @@
         </w:trPr>
         <w:tc>
           <w:tcPr>
-            <w:tcW w:w="680" w:type="dxa"/>
-            <w:shd w:val="clear" w:color="auto" w:fill="F8FAFC"/>
-          </w:tcPr>
-          <w:p>
-            <w:pPr>
-              <w:spacing w:after="0" w:line="240" w:lineRule="auto"/>
-            </w:pPr>
-            <w:r>
-              <w:rPr>
-                <w:rFonts w:ascii="微软雅黑" w:hAnsi="微软雅黑" w:eastAsia="微软雅黑"/>
-                <w:sz w:val="18"/>
-              </w:rPr>
-              <w:t>4</w:t>
-            </w:r>
-          </w:p>
-        </w:tc>
-        <w:tc>
-          <w:tcPr>
             <w:tcW w:w="1134" w:type="dxa"/>
             <w:shd w:val="clear" w:color="auto" w:fill="F8FAFC"/>
           </w:tcPr>
@@ -17737,23 +17415,6 @@
         </w:trPr>
         <w:tc>
           <w:tcPr>
-            <w:tcW w:w="680" w:type="dxa"/>
-          </w:tcPr>
-          <w:p>
-            <w:pPr>
-              <w:spacing w:after="0" w:line="240" w:lineRule="auto"/>
-            </w:pPr>
-            <w:r>
-              <w:rPr>
-                <w:rFonts w:ascii="微软雅黑" w:hAnsi="微软雅黑" w:eastAsia="微软雅黑"/>
-                <w:sz w:val="18"/>
-              </w:rPr>
-              <w:t>5</w:t>
-            </w:r>
-          </w:p>
-        </w:tc>
-        <w:tc>
-          <w:tcPr>
             <w:tcW w:w="1134" w:type="dxa"/>
           </w:tcPr>
           <w:p>
@@ -17826,24 +17487,6 @@
         </w:trPr>
         <w:tc>
           <w:tcPr>
-            <w:tcW w:w="680" w:type="dxa"/>
-            <w:shd w:val="clear" w:color="auto" w:fill="F8FAFC"/>
-          </w:tcPr>
-          <w:p>
-            <w:pPr>
-              <w:spacing w:after="0" w:line="240" w:lineRule="auto"/>
-            </w:pPr>
-            <w:r>
-              <w:rPr>
-                <w:rFonts w:ascii="微软雅黑" w:hAnsi="微软雅黑" w:eastAsia="微软雅黑"/>
-                <w:sz w:val="18"/>
-              </w:rPr>
-              <w:t>6</w:t>
-            </w:r>
-          </w:p>
-        </w:tc>
-        <w:tc>
-          <w:tcPr>
             <w:tcW w:w="1134" w:type="dxa"/>
             <w:shd w:val="clear" w:color="auto" w:fill="F8FAFC"/>
           </w:tcPr>
@@ -17919,23 +17562,6 @@
         </w:trPr>
         <w:tc>
           <w:tcPr>
-            <w:tcW w:w="680" w:type="dxa"/>
-          </w:tcPr>
-          <w:p>
-            <w:pPr>
-              <w:spacing w:after="0" w:line="240" w:lineRule="auto"/>
-            </w:pPr>
-            <w:r>
-              <w:rPr>
-                <w:rFonts w:ascii="微软雅黑" w:hAnsi="微软雅黑" w:eastAsia="微软雅黑"/>
-                <w:sz w:val="18"/>
-              </w:rPr>
-              <w:t>7</w:t>
-            </w:r>
-          </w:p>
-        </w:tc>
-        <w:tc>
-          <w:tcPr>
             <w:tcW w:w="1134" w:type="dxa"/>
           </w:tcPr>
           <w:p>
@@ -18008,24 +17634,6 @@
         </w:trPr>
         <w:tc>
           <w:tcPr>
-            <w:tcW w:w="680" w:type="dxa"/>
-            <w:shd w:val="clear" w:color="auto" w:fill="F8FAFC"/>
-          </w:tcPr>
-          <w:p>
-            <w:pPr>
-              <w:spacing w:after="0" w:line="240" w:lineRule="auto"/>
-            </w:pPr>
-            <w:r>
-              <w:rPr>
-                <w:rFonts w:ascii="微软雅黑" w:hAnsi="微软雅黑" w:eastAsia="微软雅黑"/>
-                <w:sz w:val="18"/>
-              </w:rPr>
-              <w:t>8</w:t>
-            </w:r>
-          </w:p>
-        </w:tc>
-        <w:tc>
-          <w:tcPr>
             <w:tcW w:w="1134" w:type="dxa"/>
             <w:shd w:val="clear" w:color="auto" w:fill="F8FAFC"/>
           </w:tcPr>
@@ -18101,23 +17709,6 @@
         </w:trPr>
         <w:tc>
           <w:tcPr>
-            <w:tcW w:w="680" w:type="dxa"/>
-          </w:tcPr>
-          <w:p>
-            <w:pPr>
-              <w:spacing w:after="0" w:line="240" w:lineRule="auto"/>
-            </w:pPr>
-            <w:r>
-              <w:rPr>
-                <w:rFonts w:ascii="微软雅黑" w:hAnsi="微软雅黑" w:eastAsia="微软雅黑"/>
-                <w:sz w:val="18"/>
-              </w:rPr>
-              <w:t>9</w:t>
-            </w:r>
-          </w:p>
-        </w:tc>
-        <w:tc>
-          <w:tcPr>
             <w:tcW w:w="1134" w:type="dxa"/>
           </w:tcPr>
           <w:p>
@@ -18190,24 +17781,6 @@
         </w:trPr>
         <w:tc>
           <w:tcPr>
-            <w:tcW w:w="680" w:type="dxa"/>
-            <w:shd w:val="clear" w:color="auto" w:fill="F8FAFC"/>
-          </w:tcPr>
-          <w:p>
-            <w:pPr>
-              <w:spacing w:after="0" w:line="240" w:lineRule="auto"/>
-            </w:pPr>
-            <w:r>
-              <w:rPr>
-                <w:rFonts w:ascii="微软雅黑" w:hAnsi="微软雅黑" w:eastAsia="微软雅黑"/>
-                <w:sz w:val="18"/>
-              </w:rPr>
-              <w:t>10</w:t>
-            </w:r>
-          </w:p>
-        </w:tc>
-        <w:tc>
-          <w:tcPr>
             <w:tcW w:w="1134" w:type="dxa"/>
             <w:shd w:val="clear" w:color="auto" w:fill="F8FAFC"/>
           </w:tcPr>
@@ -18283,23 +17856,6 @@
         </w:trPr>
         <w:tc>
           <w:tcPr>
-            <w:tcW w:w="680" w:type="dxa"/>
-          </w:tcPr>
-          <w:p>
-            <w:pPr>
-              <w:spacing w:after="0" w:line="240" w:lineRule="auto"/>
-            </w:pPr>
-            <w:r>
-              <w:rPr>
-                <w:rFonts w:ascii="微软雅黑" w:hAnsi="微软雅黑" w:eastAsia="微软雅黑"/>
-                <w:sz w:val="18"/>
-              </w:rPr>
-              <w:t>11</w:t>
-            </w:r>
-          </w:p>
-        </w:tc>
-        <w:tc>
-          <w:tcPr>
             <w:tcW w:w="1134" w:type="dxa"/>
           </w:tcPr>
           <w:p>
@@ -18370,24 +17926,6 @@
         <w:trPr>
           <w:jc w:val="center"/>
         </w:trPr>
-        <w:tc>
-          <w:tcPr>
-            <w:tcW w:w="680" w:type="dxa"/>
-            <w:shd w:val="clear" w:color="auto" w:fill="F8FAFC"/>
-          </w:tcPr>
-          <w:p>
-            <w:pPr>
-              <w:spacing w:after="0" w:line="240" w:lineRule="auto"/>
-            </w:pPr>
-            <w:r>
-              <w:rPr>
-                <w:rFonts w:ascii="微软雅黑" w:hAnsi="微软雅黑" w:eastAsia="微软雅黑"/>
-                <w:sz w:val="18"/>
-              </w:rPr>
-              <w:t>12</w:t>
-            </w:r>
-          </w:p>
-        </w:tc>
         <w:tc>
           <w:tcPr>
             <w:tcW w:w="1134" w:type="dxa"/>
@@ -18655,27 +18193,6 @@
         </w:trPr>
         <w:tc>
           <w:tcPr>
-            <w:tcW w:w="680" w:type="dxa"/>
-            <w:shd w:val="clear" w:color="auto" w:fill="2E5A7C"/>
-          </w:tcPr>
-          <w:p>
-            <w:pPr>
-              <w:spacing w:after="0" w:line="240" w:lineRule="auto"/>
-              <w:jc w:val="center"/>
-            </w:pPr>
-            <w:r>
-              <w:rPr>
-                <w:rFonts w:ascii="微软雅黑" w:hAnsi="微软雅黑" w:eastAsia="微软雅黑"/>
-                <w:b/>
-                <w:color w:val="FFFFFF"/>
-                <w:sz w:val="18"/>
-              </w:rPr>
-              <w:t>行号</w:t>
-            </w:r>
-          </w:p>
-        </w:tc>
-        <w:tc>
-          <w:tcPr>
             <w:tcW w:w="1134" w:type="dxa"/>
             <w:shd w:val="clear" w:color="auto" w:fill="2E5A7C"/>
           </w:tcPr>
@@ -18760,23 +18277,6 @@
         </w:trPr>
         <w:tc>
           <w:tcPr>
-            <w:tcW w:w="680" w:type="dxa"/>
-          </w:tcPr>
-          <w:p>
-            <w:pPr>
-              <w:spacing w:after="0" w:line="240" w:lineRule="auto"/>
-            </w:pPr>
-            <w:r>
-              <w:rPr>
-                <w:rFonts w:ascii="微软雅黑" w:hAnsi="微软雅黑" w:eastAsia="微软雅黑"/>
-                <w:sz w:val="18"/>
-              </w:rPr>
-              <w:t>1</w:t>
-            </w:r>
-          </w:p>
-        </w:tc>
-        <w:tc>
-          <w:tcPr>
             <w:tcW w:w="1134" w:type="dxa"/>
           </w:tcPr>
           <w:p>
@@ -18849,24 +18349,6 @@
         </w:trPr>
         <w:tc>
           <w:tcPr>
-            <w:tcW w:w="680" w:type="dxa"/>
-            <w:shd w:val="clear" w:color="auto" w:fill="F8FAFC"/>
-          </w:tcPr>
-          <w:p>
-            <w:pPr>
-              <w:spacing w:after="0" w:line="240" w:lineRule="auto"/>
-            </w:pPr>
-            <w:r>
-              <w:rPr>
-                <w:rFonts w:ascii="微软雅黑" w:hAnsi="微软雅黑" w:eastAsia="微软雅黑"/>
-                <w:sz w:val="18"/>
-              </w:rPr>
-              <w:t>2</w:t>
-            </w:r>
-          </w:p>
-        </w:tc>
-        <w:tc>
-          <w:tcPr>
             <w:tcW w:w="1134" w:type="dxa"/>
             <w:shd w:val="clear" w:color="auto" w:fill="F8FAFC"/>
           </w:tcPr>
@@ -18942,23 +18424,6 @@
         </w:trPr>
         <w:tc>
           <w:tcPr>
-            <w:tcW w:w="680" w:type="dxa"/>
-          </w:tcPr>
-          <w:p>
-            <w:pPr>
-              <w:spacing w:after="0" w:line="240" w:lineRule="auto"/>
-            </w:pPr>
-            <w:r>
-              <w:rPr>
-                <w:rFonts w:ascii="微软雅黑" w:hAnsi="微软雅黑" w:eastAsia="微软雅黑"/>
-                <w:sz w:val="18"/>
-              </w:rPr>
-              <w:t>3</w:t>
-            </w:r>
-          </w:p>
-        </w:tc>
-        <w:tc>
-          <w:tcPr>
             <w:tcW w:w="1134" w:type="dxa"/>
           </w:tcPr>
           <w:p>
@@ -19031,24 +18496,6 @@
         </w:trPr>
         <w:tc>
           <w:tcPr>
-            <w:tcW w:w="680" w:type="dxa"/>
-            <w:shd w:val="clear" w:color="auto" w:fill="F8FAFC"/>
-          </w:tcPr>
-          <w:p>
-            <w:pPr>
-              <w:spacing w:after="0" w:line="240" w:lineRule="auto"/>
-            </w:pPr>
-            <w:r>
-              <w:rPr>
-                <w:rFonts w:ascii="微软雅黑" w:hAnsi="微软雅黑" w:eastAsia="微软雅黑"/>
-                <w:sz w:val="18"/>
-              </w:rPr>
-              <w:t>4</w:t>
-            </w:r>
-          </w:p>
-        </w:tc>
-        <w:tc>
-          <w:tcPr>
             <w:tcW w:w="1134" w:type="dxa"/>
             <w:shd w:val="clear" w:color="auto" w:fill="F8FAFC"/>
           </w:tcPr>
@@ -19124,23 +18571,6 @@
         </w:trPr>
         <w:tc>
           <w:tcPr>
-            <w:tcW w:w="680" w:type="dxa"/>
-          </w:tcPr>
-          <w:p>
-            <w:pPr>
-              <w:spacing w:after="0" w:line="240" w:lineRule="auto"/>
-            </w:pPr>
-            <w:r>
-              <w:rPr>
-                <w:rFonts w:ascii="微软雅黑" w:hAnsi="微软雅黑" w:eastAsia="微软雅黑"/>
-                <w:sz w:val="18"/>
-              </w:rPr>
-              <w:t>5</w:t>
-            </w:r>
-          </w:p>
-        </w:tc>
-        <w:tc>
-          <w:tcPr>
             <w:tcW w:w="1134" w:type="dxa"/>
           </w:tcPr>
           <w:p>
@@ -19213,24 +18643,6 @@
         </w:trPr>
         <w:tc>
           <w:tcPr>
-            <w:tcW w:w="680" w:type="dxa"/>
-            <w:shd w:val="clear" w:color="auto" w:fill="F8FAFC"/>
-          </w:tcPr>
-          <w:p>
-            <w:pPr>
-              <w:spacing w:after="0" w:line="240" w:lineRule="auto"/>
-            </w:pPr>
-            <w:r>
-              <w:rPr>
-                <w:rFonts w:ascii="微软雅黑" w:hAnsi="微软雅黑" w:eastAsia="微软雅黑"/>
-                <w:sz w:val="18"/>
-              </w:rPr>
-              <w:t>6</w:t>
-            </w:r>
-          </w:p>
-        </w:tc>
-        <w:tc>
-          <w:tcPr>
             <w:tcW w:w="1134" w:type="dxa"/>
             <w:shd w:val="clear" w:color="auto" w:fill="F8FAFC"/>
           </w:tcPr>
@@ -19306,23 +18718,6 @@
         </w:trPr>
         <w:tc>
           <w:tcPr>
-            <w:tcW w:w="680" w:type="dxa"/>
-          </w:tcPr>
-          <w:p>
-            <w:pPr>
-              <w:spacing w:after="0" w:line="240" w:lineRule="auto"/>
-            </w:pPr>
-            <w:r>
-              <w:rPr>
-                <w:rFonts w:ascii="微软雅黑" w:hAnsi="微软雅黑" w:eastAsia="微软雅黑"/>
-                <w:sz w:val="18"/>
-              </w:rPr>
-              <w:t>7</w:t>
-            </w:r>
-          </w:p>
-        </w:tc>
-        <w:tc>
-          <w:tcPr>
             <w:tcW w:w="1134" w:type="dxa"/>
           </w:tcPr>
           <w:p>
@@ -19395,24 +18790,6 @@
         </w:trPr>
         <w:tc>
           <w:tcPr>
-            <w:tcW w:w="680" w:type="dxa"/>
-            <w:shd w:val="clear" w:color="auto" w:fill="F8FAFC"/>
-          </w:tcPr>
-          <w:p>
-            <w:pPr>
-              <w:spacing w:after="0" w:line="240" w:lineRule="auto"/>
-            </w:pPr>
-            <w:r>
-              <w:rPr>
-                <w:rFonts w:ascii="微软雅黑" w:hAnsi="微软雅黑" w:eastAsia="微软雅黑"/>
-                <w:sz w:val="18"/>
-              </w:rPr>
-              <w:t>8</w:t>
-            </w:r>
-          </w:p>
-        </w:tc>
-        <w:tc>
-          <w:tcPr>
             <w:tcW w:w="1134" w:type="dxa"/>
             <w:shd w:val="clear" w:color="auto" w:fill="F8FAFC"/>
           </w:tcPr>
@@ -19488,23 +18865,6 @@
         </w:trPr>
         <w:tc>
           <w:tcPr>
-            <w:tcW w:w="680" w:type="dxa"/>
-          </w:tcPr>
-          <w:p>
-            <w:pPr>
-              <w:spacing w:after="0" w:line="240" w:lineRule="auto"/>
-            </w:pPr>
-            <w:r>
-              <w:rPr>
-                <w:rFonts w:ascii="微软雅黑" w:hAnsi="微软雅黑" w:eastAsia="微软雅黑"/>
-                <w:sz w:val="18"/>
-              </w:rPr>
-              <w:t>9</w:t>
-            </w:r>
-          </w:p>
-        </w:tc>
-        <w:tc>
-          <w:tcPr>
             <w:tcW w:w="1134" w:type="dxa"/>
           </w:tcPr>
           <w:p>
@@ -19577,24 +18937,6 @@
         </w:trPr>
         <w:tc>
           <w:tcPr>
-            <w:tcW w:w="680" w:type="dxa"/>
-            <w:shd w:val="clear" w:color="auto" w:fill="F8FAFC"/>
-          </w:tcPr>
-          <w:p>
-            <w:pPr>
-              <w:spacing w:after="0" w:line="240" w:lineRule="auto"/>
-            </w:pPr>
-            <w:r>
-              <w:rPr>
-                <w:rFonts w:ascii="微软雅黑" w:hAnsi="微软雅黑" w:eastAsia="微软雅黑"/>
-                <w:sz w:val="18"/>
-              </w:rPr>
-              <w:t>10</w:t>
-            </w:r>
-          </w:p>
-        </w:tc>
-        <w:tc>
-          <w:tcPr>
             <w:tcW w:w="1134" w:type="dxa"/>
             <w:shd w:val="clear" w:color="auto" w:fill="F8FAFC"/>
           </w:tcPr>
@@ -19670,23 +19012,6 @@
         </w:trPr>
         <w:tc>
           <w:tcPr>
-            <w:tcW w:w="680" w:type="dxa"/>
-          </w:tcPr>
-          <w:p>
-            <w:pPr>
-              <w:spacing w:after="0" w:line="240" w:lineRule="auto"/>
-            </w:pPr>
-            <w:r>
-              <w:rPr>
-                <w:rFonts w:ascii="微软雅黑" w:hAnsi="微软雅黑" w:eastAsia="微软雅黑"/>
-                <w:sz w:val="18"/>
-              </w:rPr>
-              <w:t>11</w:t>
-            </w:r>
-          </w:p>
-        </w:tc>
-        <w:tc>
-          <w:tcPr>
             <w:tcW w:w="1134" w:type="dxa"/>
           </w:tcPr>
           <w:p>
@@ -19757,24 +19082,6 @@
         <w:trPr>
           <w:jc w:val="center"/>
         </w:trPr>
-        <w:tc>
-          <w:tcPr>
-            <w:tcW w:w="680" w:type="dxa"/>
-            <w:shd w:val="clear" w:color="auto" w:fill="F8FAFC"/>
-          </w:tcPr>
-          <w:p>
-            <w:pPr>
-              <w:spacing w:after="0" w:line="240" w:lineRule="auto"/>
-            </w:pPr>
-            <w:r>
-              <w:rPr>
-                <w:rFonts w:ascii="微软雅黑" w:hAnsi="微软雅黑" w:eastAsia="微软雅黑"/>
-                <w:sz w:val="18"/>
-              </w:rPr>
-              <w:t>12</w:t>
-            </w:r>
-          </w:p>
-        </w:tc>
         <w:tc>
           <w:tcPr>
             <w:tcW w:w="1134" w:type="dxa"/>
@@ -19891,27 +19198,6 @@
         </w:trPr>
         <w:tc>
           <w:tcPr>
-            <w:tcW w:w="680" w:type="dxa"/>
-            <w:shd w:val="clear" w:color="auto" w:fill="2E5A7C"/>
-          </w:tcPr>
-          <w:p>
-            <w:pPr>
-              <w:spacing w:after="0" w:line="240" w:lineRule="auto"/>
-              <w:jc w:val="center"/>
-            </w:pPr>
-            <w:r>
-              <w:rPr>
-                <w:rFonts w:ascii="微软雅黑" w:hAnsi="微软雅黑" w:eastAsia="微软雅黑"/>
-                <w:b/>
-                <w:color w:val="FFFFFF"/>
-                <w:sz w:val="18"/>
-              </w:rPr>
-              <w:t>行号</w:t>
-            </w:r>
-          </w:p>
-        </w:tc>
-        <w:tc>
-          <w:tcPr>
             <w:tcW w:w="1134" w:type="dxa"/>
             <w:shd w:val="clear" w:color="auto" w:fill="2E5A7C"/>
           </w:tcPr>
@@ -19996,23 +19282,6 @@
         </w:trPr>
         <w:tc>
           <w:tcPr>
-            <w:tcW w:w="680" w:type="dxa"/>
-          </w:tcPr>
-          <w:p>
-            <w:pPr>
-              <w:spacing w:after="0" w:line="240" w:lineRule="auto"/>
-            </w:pPr>
-            <w:r>
-              <w:rPr>
-                <w:rFonts w:ascii="微软雅黑" w:hAnsi="微软雅黑" w:eastAsia="微软雅黑"/>
-                <w:sz w:val="18"/>
-              </w:rPr>
-              <w:t>13</w:t>
-            </w:r>
-          </w:p>
-        </w:tc>
-        <w:tc>
-          <w:tcPr>
             <w:tcW w:w="1134" w:type="dxa"/>
           </w:tcPr>
           <w:p>
@@ -20085,24 +19354,6 @@
         </w:trPr>
         <w:tc>
           <w:tcPr>
-            <w:tcW w:w="680" w:type="dxa"/>
-            <w:shd w:val="clear" w:color="auto" w:fill="F8FAFC"/>
-          </w:tcPr>
-          <w:p>
-            <w:pPr>
-              <w:spacing w:after="0" w:line="240" w:lineRule="auto"/>
-            </w:pPr>
-            <w:r>
-              <w:rPr>
-                <w:rFonts w:ascii="微软雅黑" w:hAnsi="微软雅黑" w:eastAsia="微软雅黑"/>
-                <w:sz w:val="18"/>
-              </w:rPr>
-              <w:t>14</w:t>
-            </w:r>
-          </w:p>
-        </w:tc>
-        <w:tc>
-          <w:tcPr>
             <w:tcW w:w="1134" w:type="dxa"/>
             <w:shd w:val="clear" w:color="auto" w:fill="F8FAFC"/>
           </w:tcPr>
@@ -20178,23 +19429,6 @@
         </w:trPr>
         <w:tc>
           <w:tcPr>
-            <w:tcW w:w="680" w:type="dxa"/>
-          </w:tcPr>
-          <w:p>
-            <w:pPr>
-              <w:spacing w:after="0" w:line="240" w:lineRule="auto"/>
-            </w:pPr>
-            <w:r>
-              <w:rPr>
-                <w:rFonts w:ascii="微软雅黑" w:hAnsi="微软雅黑" w:eastAsia="微软雅黑"/>
-                <w:sz w:val="18"/>
-              </w:rPr>
-              <w:t>15</w:t>
-            </w:r>
-          </w:p>
-        </w:tc>
-        <w:tc>
-          <w:tcPr>
             <w:tcW w:w="1134" w:type="dxa"/>
           </w:tcPr>
           <w:p>
@@ -20267,24 +19501,6 @@
         </w:trPr>
         <w:tc>
           <w:tcPr>
-            <w:tcW w:w="680" w:type="dxa"/>
-            <w:shd w:val="clear" w:color="auto" w:fill="F8FAFC"/>
-          </w:tcPr>
-          <w:p>
-            <w:pPr>
-              <w:spacing w:after="0" w:line="240" w:lineRule="auto"/>
-            </w:pPr>
-            <w:r>
-              <w:rPr>
-                <w:rFonts w:ascii="微软雅黑" w:hAnsi="微软雅黑" w:eastAsia="微软雅黑"/>
-                <w:sz w:val="18"/>
-              </w:rPr>
-              <w:t>16</w:t>
-            </w:r>
-          </w:p>
-        </w:tc>
-        <w:tc>
-          <w:tcPr>
             <w:tcW w:w="1134" w:type="dxa"/>
             <w:shd w:val="clear" w:color="auto" w:fill="F8FAFC"/>
           </w:tcPr>
@@ -20360,23 +19576,6 @@
         </w:trPr>
         <w:tc>
           <w:tcPr>
-            <w:tcW w:w="680" w:type="dxa"/>
-          </w:tcPr>
-          <w:p>
-            <w:pPr>
-              <w:spacing w:after="0" w:line="240" w:lineRule="auto"/>
-            </w:pPr>
-            <w:r>
-              <w:rPr>
-                <w:rFonts w:ascii="微软雅黑" w:hAnsi="微软雅黑" w:eastAsia="微软雅黑"/>
-                <w:sz w:val="18"/>
-              </w:rPr>
-              <w:t>17</w:t>
-            </w:r>
-          </w:p>
-        </w:tc>
-        <w:tc>
-          <w:tcPr>
             <w:tcW w:w="1134" w:type="dxa"/>
           </w:tcPr>
           <w:p>
@@ -20449,24 +19648,6 @@
         </w:trPr>
         <w:tc>
           <w:tcPr>
-            <w:tcW w:w="680" w:type="dxa"/>
-            <w:shd w:val="clear" w:color="auto" w:fill="F8FAFC"/>
-          </w:tcPr>
-          <w:p>
-            <w:pPr>
-              <w:spacing w:after="0" w:line="240" w:lineRule="auto"/>
-            </w:pPr>
-            <w:r>
-              <w:rPr>
-                <w:rFonts w:ascii="微软雅黑" w:hAnsi="微软雅黑" w:eastAsia="微软雅黑"/>
-                <w:sz w:val="18"/>
-              </w:rPr>
-              <w:t>18</w:t>
-            </w:r>
-          </w:p>
-        </w:tc>
-        <w:tc>
-          <w:tcPr>
             <w:tcW w:w="1134" w:type="dxa"/>
             <w:shd w:val="clear" w:color="auto" w:fill="F8FAFC"/>
           </w:tcPr>
@@ -20542,23 +19723,6 @@
         </w:trPr>
         <w:tc>
           <w:tcPr>
-            <w:tcW w:w="680" w:type="dxa"/>
-          </w:tcPr>
-          <w:p>
-            <w:pPr>
-              <w:spacing w:after="0" w:line="240" w:lineRule="auto"/>
-            </w:pPr>
-            <w:r>
-              <w:rPr>
-                <w:rFonts w:ascii="微软雅黑" w:hAnsi="微软雅黑" w:eastAsia="微软雅黑"/>
-                <w:sz w:val="18"/>
-              </w:rPr>
-              <w:t>19</w:t>
-            </w:r>
-          </w:p>
-        </w:tc>
-        <w:tc>
-          <w:tcPr>
             <w:tcW w:w="1134" w:type="dxa"/>
           </w:tcPr>
           <w:p>
@@ -20631,24 +19795,6 @@
         </w:trPr>
         <w:tc>
           <w:tcPr>
-            <w:tcW w:w="680" w:type="dxa"/>
-            <w:shd w:val="clear" w:color="auto" w:fill="F8FAFC"/>
-          </w:tcPr>
-          <w:p>
-            <w:pPr>
-              <w:spacing w:after="0" w:line="240" w:lineRule="auto"/>
-            </w:pPr>
-            <w:r>
-              <w:rPr>
-                <w:rFonts w:ascii="微软雅黑" w:hAnsi="微软雅黑" w:eastAsia="微软雅黑"/>
-                <w:sz w:val="18"/>
-              </w:rPr>
-              <w:t>20</w:t>
-            </w:r>
-          </w:p>
-        </w:tc>
-        <w:tc>
-          <w:tcPr>
             <w:tcW w:w="1134" w:type="dxa"/>
             <w:shd w:val="clear" w:color="auto" w:fill="F8FAFC"/>
           </w:tcPr>
@@ -20724,23 +19870,6 @@
         </w:trPr>
         <w:tc>
           <w:tcPr>
-            <w:tcW w:w="680" w:type="dxa"/>
-          </w:tcPr>
-          <w:p>
-            <w:pPr>
-              <w:spacing w:after="0" w:line="240" w:lineRule="auto"/>
-            </w:pPr>
-            <w:r>
-              <w:rPr>
-                <w:rFonts w:ascii="微软雅黑" w:hAnsi="微软雅黑" w:eastAsia="微软雅黑"/>
-                <w:sz w:val="18"/>
-              </w:rPr>
-              <w:t>21</w:t>
-            </w:r>
-          </w:p>
-        </w:tc>
-        <w:tc>
-          <w:tcPr>
             <w:tcW w:w="1134" w:type="dxa"/>
           </w:tcPr>
           <w:p>
@@ -20813,24 +19942,6 @@
         </w:trPr>
         <w:tc>
           <w:tcPr>
-            <w:tcW w:w="680" w:type="dxa"/>
-            <w:shd w:val="clear" w:color="auto" w:fill="F8FAFC"/>
-          </w:tcPr>
-          <w:p>
-            <w:pPr>
-              <w:spacing w:after="0" w:line="240" w:lineRule="auto"/>
-            </w:pPr>
-            <w:r>
-              <w:rPr>
-                <w:rFonts w:ascii="微软雅黑" w:hAnsi="微软雅黑" w:eastAsia="微软雅黑"/>
-                <w:sz w:val="18"/>
-              </w:rPr>
-              <w:t>22</w:t>
-            </w:r>
-          </w:p>
-        </w:tc>
-        <w:tc>
-          <w:tcPr>
             <w:tcW w:w="1134" w:type="dxa"/>
             <w:shd w:val="clear" w:color="auto" w:fill="F8FAFC"/>
           </w:tcPr>
@@ -20906,23 +20017,6 @@
         </w:trPr>
         <w:tc>
           <w:tcPr>
-            <w:tcW w:w="680" w:type="dxa"/>
-          </w:tcPr>
-          <w:p>
-            <w:pPr>
-              <w:spacing w:after="0" w:line="240" w:lineRule="auto"/>
-            </w:pPr>
-            <w:r>
-              <w:rPr>
-                <w:rFonts w:ascii="微软雅黑" w:hAnsi="微软雅黑" w:eastAsia="微软雅黑"/>
-                <w:sz w:val="18"/>
-              </w:rPr>
-              <w:t>23</w:t>
-            </w:r>
-          </w:p>
-        </w:tc>
-        <w:tc>
-          <w:tcPr>
             <w:tcW w:w="1134" w:type="dxa"/>
           </w:tcPr>
           <w:p>
@@ -20993,24 +20087,6 @@
         <w:trPr>
           <w:jc w:val="center"/>
         </w:trPr>
-        <w:tc>
-          <w:tcPr>
-            <w:tcW w:w="680" w:type="dxa"/>
-            <w:shd w:val="clear" w:color="auto" w:fill="F8FAFC"/>
-          </w:tcPr>
-          <w:p>
-            <w:pPr>
-              <w:spacing w:after="0" w:line="240" w:lineRule="auto"/>
-            </w:pPr>
-            <w:r>
-              <w:rPr>
-                <w:rFonts w:ascii="微软雅黑" w:hAnsi="微软雅黑" w:eastAsia="微软雅黑"/>
-                <w:sz w:val="18"/>
-              </w:rPr>
-              <w:t>24</w:t>
-            </w:r>
-          </w:p>
-        </w:tc>
         <w:tc>
           <w:tcPr>
             <w:tcW w:w="1134" w:type="dxa"/>

--- a/source/Minitab应用实战手册_V1.5_OpenClaw版.docx
+++ b/source/Minitab应用实战手册_V1.5_OpenClaw版.docx
@@ -20323,53 +20323,15 @@
     </w:p>
     <w:p>
       <w:r>
-        <w:rPr>
-          <w:rFonts w:ascii="微软雅黑" w:hAnsi="微软雅黑" w:eastAsia="微软雅黑"/>
-          <w:sz w:val="19"/>
-        </w:rPr>
         <w:t>USL（Upper Specification Limit）= 规格上限，LSL（Lower Specification Limit）= 规格下限。它们是产品设计或客户要求决定的硬边界，不是统计算出来的。</w:t>
-      </w:r>
-      <w:r>
-        <w:rPr>
-          <w:rFonts w:ascii="微软雅黑" w:hAnsi="微软雅黑" w:eastAsia="微软雅黑"/>
-          <w:sz w:val="19"/>
-        </w:rPr>
-        <w:br w:type="textWrapping"/>
-      </w:r>
-      <w:r>
-        <w:rPr>
-          <w:rFonts w:ascii="微软雅黑" w:hAnsi="微软雅黑" w:eastAsia="微软雅黑"/>
-          <w:sz w:val="19"/>
-        </w:rPr>
-        <w:t>传音场景：USB 插入力 USL=2.0 Kgf（插太紧会损坏接口），LSL=0.5 Kgf（插太松会接触不良）。这两个值来自结构设计规范或客户 Spec，工程师不能随意改动。</w:t>
-      </w:r>
-      <w:r>
-        <w:rPr>
-          <w:rFonts w:ascii="微软雅黑" w:hAnsi="微软雅黑" w:eastAsia="微软雅黑"/>
-          <w:sz w:val="19"/>
-        </w:rPr>
-        <w:br w:type="textWrapping"/>
-      </w:r>
-      <w:r>
-        <w:rPr>
-          <w:rFonts w:ascii="微软雅黑" w:hAnsi="微软雅黑" w:eastAsia="微软雅黑"/>
-          <w:sz w:val="19"/>
-        </w:rPr>
-        <w:t>Cpk 怎么算：同时看两端，取较小值。公式：Cpk = min[(均值-LSL)/(3×σ), (USL-均值)/(3×σ)]。如果只有单侧规格（如按键寿命只有下限），则只算那一侧。</w:t>
-      </w:r>
-      <w:r>
-        <w:rPr>
-          <w:rFonts w:ascii="微软雅黑" w:hAnsi="微软雅黑" w:eastAsia="微软雅黑"/>
-          <w:sz w:val="19"/>
-        </w:rPr>
-        <w:br w:type="textWrapping"/>
-      </w:r>
-      <w:r>
-        <w:rPr>
-          <w:rFonts w:ascii="微软雅黑" w:hAnsi="微软雅黑" w:eastAsia="微软雅黑"/>
-          <w:sz w:val="19"/>
-        </w:rPr>
-        <w:t>注意：USL/LSL 与 UCL/LCL 不同。UCL/LCL 是控制图的控制限（统计算出来的），USL/LSL 是规格限（设计要求）。</w:t>
+        <w:br/>
+        <w:t>传音场景：USB 插入力 USL=2.0 Kgf（插太紧会损坏接口），LSL=0.5 Kgf（插太松会接触不良）。</w:t>
+        <w:br/>
+        <w:t>规格限的具体数字来源：① 结构设计规范（结构工程师根据 USB 接口的物理特性定义）② 客户 Spec（如果客户有特殊要求）③ 企业标准（传音的 QM-ST-STP-R-002 V2.8 第 5.3.24 条款）。</w:t>
+        <w:br/>
+        <w:t>关键原则：规格限是固定的，工程师不能随意改动。Cpk 不够 → 说明制程有问题，需要改进制程，而不是改规格。简单说：规格限是"产品能不能用"的物理边界，Cpk 是"制程稳不稳"的统计指标。两者不能混为一谈。</w:t>
+        <w:br/>
+        <w:t>Cpk 怎么算：</w:t>
       </w:r>
     </w:p>
     <w:p/>

--- a/source/Minitab应用实战手册_V1.5_OpenClaw版.docx
+++ b/source/Minitab应用实战手册_V1.5_OpenClaw版.docx
@@ -9822,47 +9822,10 @@
     </w:p>
     <w:p>
       <w:r>
-        <w:rPr>
-          <w:rFonts w:ascii="微软雅黑" w:hAnsi="微软雅黑" w:eastAsia="微软雅黑"/>
-          <w:b/>
-          <w:color w:val="1D4ED8"/>
-          <w:sz w:val="20"/>
-        </w:rPr>
-        <w:t>【说明】</w:t>
-      </w:r>
-      <w:r>
-        <w:rPr>
-          <w:rFonts w:ascii="微软雅黑" w:hAnsi="微软雅黑" w:eastAsia="微软雅黑"/>
-          <w:sz w:val="20"/>
-        </w:rPr>
-        <w:t>【目的】评估供应商 USB 插入力是否稳定满足 0.5~2.0 Kgf 规格。</w:t>
-      </w:r>
-      <w:r>
-        <w:rPr>
-          <w:rFonts w:ascii="微软雅黑" w:hAnsi="微软雅黑" w:eastAsia="微软雅黑"/>
-          <w:sz w:val="20"/>
-        </w:rPr>
-        <w:br w:type="textWrapping"/>
-      </w:r>
-      <w:r>
-        <w:rPr>
-          <w:rFonts w:ascii="微软雅黑" w:hAnsi="微软雅黑" w:eastAsia="微软雅黑"/>
-          <w:sz w:val="20"/>
-        </w:rPr>
-        <w:t>【作用】把"5次平均 1.2 Kgf，合格"升级为"Cpk=2.14，制程能力充足，不合格品率 &lt; 30 PPM"。</w:t>
-      </w:r>
-      <w:r>
-        <w:rPr>
-          <w:rFonts w:ascii="微软雅黑" w:hAnsi="微软雅黑" w:eastAsia="微软雅黑"/>
-          <w:sz w:val="20"/>
-        </w:rPr>
-        <w:br w:type="textWrapping"/>
-      </w:r>
-      <w:r>
-        <w:rPr>
-          <w:rFonts w:ascii="微软雅黑" w:hAnsi="微软雅黑" w:eastAsia="微软雅黑"/>
-          <w:sz w:val="20"/>
-        </w:rPr>
+        <w:t>【说明】【目的】评估供应商 USB 插入力是否稳定满足 0.5~2.0 Kgf 规格。</w:t>
+        <w:br/>
+        <w:t>【作用】把"5次平均 1.1933 Kgf，合格"升级为"Cpk=2.07，制程能力充足，不合格品率 &lt; 30 PPM"。</w:t>
+        <w:br/>
         <w:t>【价值产出】供应商评价有量化指标；可提前发现偏移趋势。</w:t>
       </w:r>
     </w:p>
@@ -9898,11 +9861,7 @@
     </w:p>
     <w:p>
       <w:r>
-        <w:rPr>
-          <w:rFonts w:ascii="微软雅黑" w:hAnsi="微软雅黑" w:eastAsia="微软雅黑"/>
-          <w:sz w:val="20"/>
-        </w:rPr>
-        <w:t>单列=C1，规格下限=0.5，规格上限=2.0。</w:t>
+        <w:t>单列=C1，子组大小=1，规格下限=0.5，规格上限=2.0。</w:t>
       </w:r>
     </w:p>
     <w:p/>

--- a/source/Minitab应用实战手册_V1.5_OpenClaw版.docx
+++ b/source/Minitab应用实战手册_V1.5_OpenClaw版.docx
@@ -3829,47 +3829,10 @@
     <w:p/>
     <w:p>
       <w:r>
-        <w:rPr>
-          <w:rFonts w:ascii="微软雅黑" w:hAnsi="微软雅黑" w:eastAsia="微软雅黑"/>
-          <w:b/>
-          <w:color w:val="1D4ED8"/>
-          <w:sz w:val="20"/>
-        </w:rPr>
-        <w:t>【说明】</w:t>
-      </w:r>
-      <w:r>
-        <w:rPr>
-          <w:rFonts w:ascii="微软雅黑" w:hAnsi="微软雅黑" w:eastAsia="微软雅黑"/>
-          <w:sz w:val="20"/>
-        </w:rPr>
-        <w:t>◼ 怎么理解：Cpk 本质上是"允许的波动"除以"实际的波动"。Cpk=1.33 意味着制程规格带宽是实际波动的 4 倍，所以即使有一点偏移，也不会超出规格限。</w:t>
-      </w:r>
-      <w:r>
-        <w:rPr>
-          <w:rFonts w:ascii="微软雅黑" w:hAnsi="微软雅黑" w:eastAsia="微软雅黑"/>
-          <w:sz w:val="20"/>
-        </w:rPr>
-        <w:br w:type="textWrapping"/>
-      </w:r>
-      <w:r>
-        <w:rPr>
-          <w:rFonts w:ascii="微软雅黑" w:hAnsi="微软雅黑" w:eastAsia="微软雅黑"/>
-          <w:sz w:val="20"/>
-        </w:rPr>
+        <w:t>【说明】◼ 怎么理解：Cpk 本质上是"允许的波动"除以"实际的波动"。1.33 = 4/3 = 8σ÷6σ。推导过程：① 目标质量水平：不合格品率 &lt; 100 PPM → 查正态分布表：±4σ 覆盖 99.994%，不合格率约 63 PPM ✓ ② 规格带宽 = ±4σ×2 = 8σ ③ Cpk = 规格带宽÷6σ = 8σ÷6σ = 4/3 ≈ 1.33。所以 Cpk=1.33 保证即使均值偏移 1.5σ，不合格品率仍控制在 63 PPM 以内。</w:t>
+        <w:br/>
         <w:t>◼ 怎么操作：先做正态性检验——统计 → 基本统计量 → 正态性检验 → 变量=C1 → 确定。p≥0.05 说明正态 → 可用能力分析。能力分析：统计 → 质量工具 → 能力分析 → 正态 → 单列选 C1 → 规格下限填 LSL 值、规格上限填 USL 值 → 确定。</w:t>
-      </w:r>
-      <w:r>
-        <w:rPr>
-          <w:rFonts w:ascii="微软雅黑" w:hAnsi="微软雅黑" w:eastAsia="微软雅黑"/>
-          <w:sz w:val="20"/>
-        </w:rPr>
-        <w:br w:type="textWrapping"/>
-      </w:r>
-      <w:r>
-        <w:rPr>
-          <w:rFonts w:ascii="微软雅黑" w:hAnsi="微软雅黑" w:eastAsia="微软雅黑"/>
-          <w:sz w:val="20"/>
-        </w:rPr>
+        <w:br/>
         <w:t>◼ 看什么结果：第一眼看 Cpk 值（≥1.33 合格），第二眼看直方图上的红线（规格限）有没有被碰到的趋势，第三眼看"整体预期不合格品率"（应该 &lt; 63 PPM）。注意：Cpk 和 Ppk 差距大说明批次间波动大，需追查原因。</w:t>
       </w:r>
     </w:p>
@@ -9824,7 +9787,7 @@
       <w:r>
         <w:t>【说明】【目的】评估供应商 USB 插入力是否稳定满足 0.5~2.0 Kgf 规格。</w:t>
         <w:br/>
-        <w:t>【作用】把"5次平均 1.1933 Kgf，合格"升级为"Cpk=2.07，制程能力充足，不合格品率 &lt; 30 PPM"。</w:t>
+        <w:t>【作用】把"5次平均 1.1933 Kgf，合格"升级为"Cpk=3.07，制程能力充足，不合格品率极低"。</w:t>
         <w:br/>
         <w:t>【价值产出】供应商评价有量化指标；可提前发现偏移趋势。</w:t>
       </w:r>
@@ -16382,38 +16345,12 @@
     </w:p>
     <w:p>
       <w:r>
-        <w:rPr>
-          <w:rFonts w:ascii="微软雅黑" w:hAnsi="微软雅黑" w:eastAsia="微软雅黑"/>
-          <w:sz w:val="19"/>
-        </w:rPr>
         <w:t>Cpk 衡量过程能力——过程均值偏离规格中心多远、波动有多大。Cpk=1.33 是制造业通用门槛，对应：过程均值偏移 ±1.5σ 时，不合格品率 ≈ 63 PPM（百万分之 63）。</w:t>
-      </w:r>
-      <w:r>
-        <w:rPr>
-          <w:rFonts w:ascii="微软雅黑" w:hAnsi="微软雅黑" w:eastAsia="微软雅黑"/>
-          <w:sz w:val="19"/>
-        </w:rPr>
-        <w:br w:type="textWrapping"/>
-      </w:r>
-      <w:r>
-        <w:rPr>
-          <w:rFonts w:ascii="微软雅黑" w:hAnsi="微软雅黑" w:eastAsia="微软雅黑"/>
-          <w:sz w:val="19"/>
-        </w:rPr>
-        <w:t>怎么理解：Cpk=1 意味着 3σ 范围刚好覆盖规格限的一半，不合格率约 0.27%；Cpk=1.33 意味着 4σ 范围，不合格率降到约 0.006%（63 PPM）；Cpk=1.67 则对应 5σ，不合格率约 0.6 PPM。</w:t>
-      </w:r>
-      <w:r>
-        <w:rPr>
-          <w:rFonts w:ascii="微软雅黑" w:hAnsi="微软雅黑" w:eastAsia="微软雅黑"/>
-          <w:sz w:val="19"/>
-        </w:rPr>
-        <w:br w:type="textWrapping"/>
-      </w:r>
-      <w:r>
-        <w:rPr>
-          <w:rFonts w:ascii="微软雅黑" w:hAnsi="微软雅黑" w:eastAsia="微软雅黑"/>
-          <w:sz w:val="19"/>
-        </w:rPr>
+        <w:br/>
+        <w:t>为什么是 1.33？推导过程：① 确定目标质量水平：不合格品率 &lt; 100 PPM → 查正态分布表：±4σ 覆盖 99.994%，不合格率约 63 PPM ✓ ② 计算规格带宽：±4σ×2 = 8σ ③ 计算 Cpk：规格带宽÷6σ = 8σ÷6σ = 4/3 ≈ 1.33。所以 1.33 = 4/3，来自"规格带宽 8σ ÷ 过程波动 6σ"。</w:t>
+        <w:br/>
+        <w:t>为什么不是 1.0？Cpk=1.0 → 规格带宽=6σ（±3σ），如果均值偏移 1.5σ，只剩 1.5σ 余量，不合格率≈6.7%（67000 PPM）❌ 太高了。为什么不是 1.5？Cpk=1.5 → 规格带宽=9σ（±4.5σ），质量更好但成本更高，1.33 是性价比最好的选择。</w:t>
+        <w:br/>
         <w:t>传音场景：USB 插入力规格 0.5~2.0 Kgf。假设实测均值 1.2，标准差 0.15。Cpk 取两端较小值：min[(1.2-0.5)/(3×0.15), (2.0-1.2)/(3×0.15)] = min(1.56, 1.78) = 1.56。&gt;1.33，过程能力足够。如果 Cpk&lt;1.0，说明过程波动太大，需要改进制程。</w:t>
       </w:r>
     </w:p>

--- a/source/Minitab应用实战手册_V1.5_OpenClaw版.docx
+++ b/source/Minitab应用实战手册_V1.5_OpenClaw版.docx
@@ -5124,52 +5124,12 @@
     </w:p>
     <w:p>
       <w:r>
-        <w:rPr>
-          <w:rFonts w:ascii="微软雅黑" w:hAnsi="微软雅黑" w:eastAsia="微软雅黑"/>
-          <w:sz w:val="19"/>
-        </w:rPr>
         <w:t>现象：Weibull 分析结果 β=9.55（或 &gt;5），η=5.15，明显不合理。AD 值异常巨大（如 29.8）。</w:t>
-      </w:r>
-      <w:r>
-        <w:rPr>
-          <w:rFonts w:ascii="微软雅黑" w:hAnsi="微软雅黑" w:eastAsia="微软雅黑"/>
-          <w:sz w:val="19"/>
-        </w:rPr>
-        <w:br w:type="textWrapping"/>
-      </w:r>
-      <w:r>
-        <w:rPr>
-          <w:rFonts w:ascii="微软雅黑" w:hAnsi="微软雅黑" w:eastAsia="微软雅黑"/>
-          <w:sz w:val="19"/>
-        </w:rPr>
+        <w:br/>
         <w:t>根因：失效数据高度集中在 2~3 个值（如本例只有 4 和 5 两个值），最小二乘(LSXY)估计对这种数据极不稳定，会把 β 算崩。</w:t>
-      </w:r>
-      <w:r>
-        <w:rPr>
-          <w:rFonts w:ascii="微软雅黑" w:hAnsi="微软雅黑" w:eastAsia="微软雅黑"/>
-          <w:sz w:val="19"/>
-        </w:rPr>
-        <w:br w:type="textWrapping"/>
-      </w:r>
-      <w:r>
-        <w:rPr>
-          <w:rFonts w:ascii="微软雅黑" w:hAnsi="微软雅黑" w:eastAsia="微软雅黑"/>
-          <w:sz w:val="19"/>
-        </w:rPr>
-        <w:t>正确做法：在分布分析对话框点「估计」选项卡，将估计方法从"最小二乘"改为"极大似然(MLE)"。MLE 对集中数据更稳健，本例改 MLE 后 β=1.98（合理的磨损失效）。</w:t>
-      </w:r>
-      <w:r>
-        <w:rPr>
-          <w:rFonts w:ascii="微软雅黑" w:hAnsi="微软雅黑" w:eastAsia="微软雅黑"/>
-          <w:sz w:val="19"/>
-        </w:rPr>
-        <w:br w:type="textWrapping"/>
-      </w:r>
-      <w:r>
-        <w:rPr>
-          <w:rFonts w:ascii="微软雅黑" w:hAnsi="微软雅黑" w:eastAsia="微软雅黑"/>
-          <w:sz w:val="19"/>
-        </w:rPr>
+        <w:br/>
+        <w:t>正确做法：在分布分析对话框点「估计」选项卡，将估计方法从"最小二乘"改为"极大似然(MLE)"。MLE 对集中数据更稳健，本例改 MLE 后 β=1.88（合理的磨损失效）。</w:t>
+        <w:br/>
         <w:t>补充：数据集中时 AD 也会飙到 20+，这是 AD 对数据集中敏感的特性，不代表拟合差——此时优先看概率图目视判断（点是否贴近线），而非死磕 AD 数值。</w:t>
       </w:r>
     </w:p>
@@ -9137,11 +9097,7 @@
     </w:p>
     <w:p>
       <w:r>
-        <w:rPr>
-          <w:rFonts w:ascii="微软雅黑" w:hAnsi="微软雅黑" w:eastAsia="微软雅黑"/>
-          <w:sz w:val="20"/>
-        </w:rPr>
-        <w:t>"整改前后各测30台，Kaplan-Meier 分析：Log-Rank p=0.003，整改有统计显著改善，可放行量产。"</w:t>
+        <w:t>"整改前后各测30台，Kaplan-Meier 分析：Log-Rank p=0.019，整改有统计显著改善，可放行量产。"</w:t>
       </w:r>
     </w:p>
     <w:p/>
@@ -12465,81 +12421,17 @@
     </w:p>
     <w:p>
       <w:r>
-        <w:rPr>
-          <w:rFonts w:ascii="微软雅黑" w:hAnsi="微软雅黑" w:eastAsia="微软雅黑"/>
-          <w:sz w:val="19"/>
-        </w:rPr>
         <w:t>以下卡片共用同一套主线数据，读者可以跟着卡片顺序，在 Minitab 里用同一批数据反复练手。数据如下：</w:t>
-      </w:r>
-      <w:r>
-        <w:rPr>
-          <w:rFonts w:ascii="微软雅黑" w:hAnsi="微软雅黑" w:eastAsia="微软雅黑"/>
-          <w:sz w:val="19"/>
-        </w:rPr>
-        <w:br w:type="textWrapping"/>
-      </w:r>
-      <w:r>
-        <w:rPr>
-          <w:rFonts w:ascii="微软雅黑" w:hAnsi="微软雅黑" w:eastAsia="微软雅黑"/>
-          <w:sz w:val="19"/>
-        </w:rPr>
+        <w:br/>
         <w:t xml:space="preserve">  12 台手机做 1m 大理石受控跌落，最多跌 10 次。</w:t>
-      </w:r>
-      <w:r>
-        <w:rPr>
-          <w:rFonts w:ascii="微软雅黑" w:hAnsi="微软雅黑" w:eastAsia="微软雅黑"/>
-          <w:sz w:val="19"/>
-        </w:rPr>
-        <w:br w:type="textWrapping"/>
-      </w:r>
-      <w:r>
-        <w:rPr>
-          <w:rFonts w:ascii="微软雅黑" w:hAnsi="微软雅黑" w:eastAsia="微软雅黑"/>
-          <w:sz w:val="19"/>
-        </w:rPr>
+        <w:br/>
         <w:t xml:space="preserve">  · 3 台第 4 次失效（屏幕碎裂）</w:t>
-      </w:r>
-      <w:r>
-        <w:rPr>
-          <w:rFonts w:ascii="微软雅黑" w:hAnsi="微软雅黑" w:eastAsia="微软雅黑"/>
-          <w:sz w:val="19"/>
-        </w:rPr>
-        <w:br w:type="textWrapping"/>
-      </w:r>
-      <w:r>
-        <w:rPr>
-          <w:rFonts w:ascii="微软雅黑" w:hAnsi="微软雅黑" w:eastAsia="微软雅黑"/>
-          <w:sz w:val="19"/>
-        </w:rPr>
+        <w:br/>
         <w:t xml:space="preserve">  · 5 台第 5 次失效（屏幕碎裂）</w:t>
-      </w:r>
-      <w:r>
-        <w:rPr>
-          <w:rFonts w:ascii="微软雅黑" w:hAnsi="微软雅黑" w:eastAsia="微软雅黑"/>
-          <w:sz w:val="19"/>
-        </w:rPr>
-        <w:br w:type="textWrapping"/>
-      </w:r>
-      <w:r>
-        <w:rPr>
-          <w:rFonts w:ascii="微软雅黑" w:hAnsi="微软雅黑" w:eastAsia="微软雅黑"/>
-          <w:sz w:val="19"/>
-        </w:rPr>
+        <w:br/>
         <w:t xml:space="preserve">  · 4 台坚持到 10 次全过（右删失）</w:t>
-      </w:r>
-      <w:r>
-        <w:rPr>
-          <w:rFonts w:ascii="微软雅黑" w:hAnsi="微软雅黑" w:eastAsia="微软雅黑"/>
-          <w:sz w:val="19"/>
-        </w:rPr>
-        <w:br w:type="textWrapping"/>
-      </w:r>
-      <w:r>
-        <w:rPr>
-          <w:rFonts w:ascii="微软雅黑" w:hAnsi="微软雅黑" w:eastAsia="微软雅黑"/>
-          <w:sz w:val="19"/>
-        </w:rPr>
-        <w:t>Weibull 分析结果（MLE 估计）：失效数=8，删失数=4；β=1.98（磨损失效），η=8.50；B10=2.72 次，B50=7.06 次。</w:t>
+        <w:br/>
+        <w:t>Weibull 分析结果（MLE 估计）：失效数=8，删失数=4；β=1.88（磨损失效），η=8.50；B10=2.56098 次，B50=7.06 次。</w:t>
       </w:r>
     </w:p>
     <w:p>
@@ -12583,7 +12475,7 @@
     </w:p>
     <w:p>
       <w:r>
-        <w:t>B10 = 总体中 10% 产品失效对应的次数，即该时间点可靠度 R=90%。源于轴承行业"BX 寿命"概念。传音场景：统一案例 W-795 跌落数据跑 Weibull（MLE 估计），B10=2.72 次→预计 10% 手机在 2.72 次跌落后失效。对比：MTTF（Mean Time To Failure，平均失效前时间）≈7.55 次是"平均寿命"，B50=7.06 次是"中位寿命"（50% 失效）。但 Weibull 分布下同样 MTTF 的两批产品失效模式可能完全不同，B10 更适合做质量决策和保修期设定。思考题：B50=7.06 和 B10=2.72 哪个更大？（答案：B50，因为失效次数越往后累积越多）</w:t>
+        <w:t>B10 = 总体中 10% 产品失效对应的次数，即该时间点可靠度 R=90%。源于轴承行业"BX 寿命"概念。传音场景：统一案例 W-795 跌落数据跑 Weibull（MLE 估计），B10=2.56098 次→预计 10% 手机在 2.56098 次跌落后失效。对比：MTTF（Mean Time To Failure，平均失效前时间）≈7.55 次是"平均寿命"，B50=7.06 次是"中位寿命"（50% 失效）。但 Weibull 分布下同样 MTTF 的两批产品失效模式可能完全不同，B10 更适合做质量决策和保修期设定。思考题：B50=7.06 和 B10=2.56098 哪个更大？（答案：B50，因为失效次数越往后累积越多）</w:t>
       </w:r>
     </w:p>
     <w:p/>
@@ -13537,11 +13429,7 @@
     </w:p>
     <w:p>
       <w:r>
-        <w:rPr>
-          <w:rFonts w:ascii="微软雅黑" w:hAnsi="微软雅黑" w:eastAsia="微软雅黑"/>
-          <w:sz w:val="19"/>
-        </w:rPr>
-        <w:t>β&lt;1=早期失效(查来料)；β=1=随机失效；β&gt;1=磨损型失效(查设计)。传音场景：统一案例 W-795 跌落 12 台数据，Weibull 分析（MLE 估计）输出 β=1.98，β&gt;1 且数据未显示混合失效模式→磨损失效，失效根因在于设计/工艺，而非来料。</w:t>
+        <w:t>β&lt;1=早期失效(查来料)；β=1=随机失效；β&gt;1=磨损型失效(查设计)。传音场景：统一案例 W-795 跌落 12 台数据，Weibull 分析（MLE 估计）输出 β=1.88，β&gt;1 且数据未显示混合失效模式→磨损失效，失效根因在于设计/工艺，而非来料。</w:t>
       </w:r>
     </w:p>
     <w:p>
@@ -13563,128 +13451,12 @@
         </w:rPr>
       </w:pPr>
       <w:r>
-        <w:rPr>
-          <w:rFonts w:ascii="微软雅黑" w:hAnsi="微软雅黑" w:eastAsia="微软雅黑"/>
-          <w:sz w:val="19"/>
-        </w:rPr>
         <w:t>接第03卡的数据和菜单，在输出窗口找"形状参数"行。</w:t>
-      </w:r>
-      <w:r>
-        <w:rPr>
-          <w:rFonts w:ascii="微软雅黑" w:hAnsi="微软雅黑" w:eastAsia="微软雅黑"/>
-          <w:sz w:val="19"/>
-        </w:rPr>
-        <w:br w:type="textWrapping"/>
-      </w:r>
-      <w:r>
-        <w:rPr>
-          <w:rFonts w:ascii="微软雅黑" w:hAnsi="微软雅黑" w:eastAsia="微软雅黑"/>
-          <w:sz w:val="19"/>
-        </w:rPr>
-        <w:t>统一案例结果（MLE）：β=1.98，η=8.50，B10=</w:t>
-      </w:r>
-      <w:r>
-        <w:rPr>
-          <w:rFonts w:ascii="微软雅黑" w:hAnsi="微软雅黑" w:eastAsia="微软雅黑"/>
-          <w:sz w:val="19"/>
-          <w:lang w:val="en-US" w:eastAsia="zh-CN"/>
-        </w:rPr>
-        <w:t>2.56098</w:t>
-      </w:r>
-      <w:r>
-        <w:rPr>
-          <w:rFonts w:ascii="微软雅黑" w:hAnsi="微软雅黑" w:eastAsia="微软雅黑"/>
-          <w:sz w:val="19"/>
-        </w:rPr>
-        <w:t>，B50=</w:t>
-      </w:r>
-      <w:r>
-        <w:rPr>
-          <w:rFonts w:hint="eastAsia" w:ascii="微软雅黑" w:hAnsi="微软雅黑" w:eastAsia="微软雅黑"/>
-          <w:sz w:val="19"/>
-        </w:rPr>
-        <w:t xml:space="preserve">  6.99272</w:t>
-      </w:r>
-      <w:r>
-        <w:rPr>
-          <w:rFonts w:ascii="微软雅黑" w:hAnsi="微软雅黑" w:eastAsia="微软雅黑"/>
-          <w:sz w:val="19"/>
-        </w:rPr>
-        <w:t>。</w:t>
-      </w:r>
-      <w:r>
-        <w:rPr>
-          <w:rFonts w:ascii="微软雅黑" w:hAnsi="微软雅黑" w:eastAsia="微软雅黑"/>
-          <w:sz w:val="19"/>
-        </w:rPr>
-        <w:br w:type="textWrapping"/>
-      </w:r>
-      <w:r>
-        <w:rPr>
-          <w:rFonts w:ascii="微软雅黑" w:hAnsi="微软雅黑" w:eastAsia="微软雅黑"/>
-          <w:sz w:val="19"/>
-        </w:rPr>
+        <w:br/>
+        <w:t>统一案例结果（MLE）：β=1.88，η=8.50，B10=2.56098，B50=  6.99272。</w:t>
+        <w:br/>
         <w:t>本次只关注：β 的点估计值——若数据集中在 2~3 个值，务必确认使用的是 MLE 而非 LSXY，否则 β 可能算崩到 9+（完全失真）。</w:t>
-      </w:r>
-      <w:r>
-        <w:rPr>
-          <w:rFonts w:ascii="微软雅黑" w:hAnsi="微软雅黑" w:eastAsia="微软雅黑"/>
-          <w:sz w:val="19"/>
-        </w:rPr>
-        <w:br w:type="textWrapping"/>
-      </w:r>
-      <w:bookmarkStart w:id="0" w:name="_GoBack"/>
-      <w:bookmarkEnd w:id="0"/>
-      <w:r>
-        <w:rPr>
-          <w:rFonts w:hint="eastAsia" w:eastAsia="微软雅黑"/>
-          <w:lang w:eastAsia="zh-CN"/>
-        </w:rPr>
-        <w:drawing>
-          <wp:anchor distT="0" distB="0" distL="114300" distR="114300" simplePos="0" relativeHeight="251659264" behindDoc="0" locked="0" layoutInCell="1" allowOverlap="1">
-            <wp:simplePos x="0" y="0"/>
-            <wp:positionH relativeFrom="column">
-              <wp:posOffset>0</wp:posOffset>
-            </wp:positionH>
-            <wp:positionV relativeFrom="paragraph">
-              <wp:posOffset>951865</wp:posOffset>
-            </wp:positionV>
-            <wp:extent cx="5513705" cy="2191385"/>
-            <wp:effectExtent l="0" t="0" r="1270" b="8890"/>
-            <wp:wrapSquare wrapText="bothSides"/>
-            <wp:docPr id="10" name="图片 10" descr="img_v3_0213m_3dc5337a-9f53-454a-a05d-81cb5fd0285g"/>
-            <wp:cNvGraphicFramePr>
-              <a:graphicFrameLocks xmlns:a="http://schemas.openxmlformats.org/drawingml/2006/main" noChangeAspect="1"/>
-            </wp:cNvGraphicFramePr>
-            <a:graphic xmlns:a="http://schemas.openxmlformats.org/drawingml/2006/main">
-              <a:graphicData uri="http://schemas.openxmlformats.org/drawingml/2006/picture">
-                <pic:pic xmlns:pic="http://schemas.openxmlformats.org/drawingml/2006/picture">
-                  <pic:nvPicPr>
-                    <pic:cNvPr id="10" name="图片 10" descr="img_v3_0213m_3dc5337a-9f53-454a-a05d-81cb5fd0285g"/>
-                    <pic:cNvPicPr>
-                      <a:picLocks noChangeAspect="1"/>
-                    </pic:cNvPicPr>
-                  </pic:nvPicPr>
-                  <pic:blipFill>
-                    <a:blip r:embed="rId7"/>
-                    <a:stretch>
-                      <a:fillRect/>
-                    </a:stretch>
-                  </pic:blipFill>
-                  <pic:spPr>
-                    <a:xfrm>
-                      <a:off x="0" y="0"/>
-                      <a:ext cx="5513705" cy="2191385"/>
-                    </a:xfrm>
-                    <a:prstGeom prst="rect">
-                      <a:avLst/>
-                    </a:prstGeom>
-                  </pic:spPr>
-                </pic:pic>
-              </a:graphicData>
-            </a:graphic>
-          </wp:anchor>
-        </w:drawing>
+        <w:br/>
       </w:r>
     </w:p>
     <w:p>
@@ -20243,11 +20015,7 @@
     </w:p>
     <w:p>
       <w:r>
-        <w:rPr>
-          <w:rFonts w:ascii="微软雅黑" w:hAnsi="微软雅黑" w:eastAsia="微软雅黑"/>
-          <w:sz w:val="19"/>
-        </w:rPr>
-        <w:t>Weibull 特征寿命，累积失效概率达 63.2% 时对应的时间。η 越大寿命越长。传音场景：统一案例 W-795 跌落数据（MLE 估计），η=8.50 次→63.2% 的手机在 8.5 次跌落后失效。当 β=1.98&gt;1 时，中位寿命 B50=7.06 次略小于 η（8.50），符合磨损失效规律。对比：β=1（随机失效）时 B50=η*ln2≈0.693η。</w:t>
+        <w:t>Weibull 特征寿命，累积失效概率达 63.2% 时对应的时间。η 越大寿命越长。传音场景：统一案例 W-795 跌落数据（MLE 估计），η=8.50 次→63.2% 的手机在 8.5 次跌落后失效。当 β=1.88&gt;1 时，中位寿命 B50=7.06 次略小于 η（8.50），符合磨损失效规律。对比：β=1（随机失效）时 B50=η*ln2≈0.693η。</w:t>
       </w:r>
     </w:p>
     <w:p/>
@@ -21866,213 +21634,35 @@
     </w:p>
     <w:p>
       <w:r>
-        <w:rPr>
-          <w:rFonts w:ascii="微软雅黑" w:hAnsi="微软雅黑" w:eastAsia="微软雅黑"/>
-          <w:sz w:val="19"/>
-        </w:rPr>
-        <w:t>置信区间 = "真实值大概率落在哪个范围"。不要只看点估计（如 B10=2.72 次），因为单点只是一个猜测，真实值很可能上下浮动。</w:t>
-      </w:r>
-      <w:r>
-        <w:rPr>
-          <w:rFonts w:ascii="微软雅黑" w:hAnsi="微软雅黑" w:eastAsia="微软雅黑"/>
-          <w:sz w:val="19"/>
-        </w:rPr>
-        <w:br w:type="textWrapping"/>
-      </w:r>
-      <w:r>
-        <w:rPr>
-          <w:rFonts w:ascii="微软雅黑" w:hAnsi="微软雅黑" w:eastAsia="微软雅黑"/>
-          <w:sz w:val="19"/>
-        </w:rPr>
-        <w:t>传音场景：统一案例 W-795 12 台数据（MLE 估计），B10=2.72 次。如果 Minitab 能算 CI，输出会显示类似 "B10 的 95% CI: [1.8, 4.5]"——意思是：真实 B10 有 95% 概率落在 1.8~4.5 次之间。</w:t>
-      </w:r>
-      <w:r>
-        <w:rPr>
-          <w:rFonts w:ascii="微软雅黑" w:hAnsi="微软雅黑" w:eastAsia="微软雅黑"/>
-          <w:sz w:val="19"/>
-        </w:rPr>
-        <w:br w:type="textWrapping"/>
-      </w:r>
-      <w:r>
-        <w:rPr>
-          <w:rFonts w:ascii="微软雅黑" w:hAnsi="微软雅黑" w:eastAsia="微软雅黑"/>
-          <w:sz w:val="19"/>
-        </w:rPr>
-        <w:t>为什么 CI 很重要：如果只报 B10=2.72，研发会觉得"2.72次就出问题"；但如果 CI 是 [1.2, 4.8]，实际上真实值可能高达 4.8 次——这个区间信息直接影响整改优先级判断。</w:t>
-      </w:r>
-      <w:r>
-        <w:rPr>
-          <w:rFonts w:ascii="微软雅黑" w:hAnsi="微软雅黑" w:eastAsia="微软雅黑"/>
-          <w:sz w:val="19"/>
-        </w:rPr>
-        <w:br w:type="textWrapping"/>
-      </w:r>
-      <w:r>
-        <w:rPr>
-          <w:rFonts w:ascii="微软雅黑" w:hAnsi="微软雅黑" w:eastAsia="微软雅黑"/>
-          <w:sz w:val="19"/>
-        </w:rPr>
+        <w:t>置信区间 = "真实值大概率落在哪个范围"。不要只看点估计（如 B10=2.56098 次），因为单点只是一个猜测，真实值很可能上下浮动。</w:t>
+        <w:br/>
+        <w:t>传音场景：统一案例 W-795 12 台数据（MLE 估计），B10=2.56098 次。如果 Minitab 能算 CI，输出会显示类似 "B10 的 95% CI: [1.8, 4.5]"——意思是：真实 B10 有 95% 概率落在 1.8~4.5 次之间。</w:t>
+        <w:br/>
+        <w:t>为什么 CI 很重要：如果只报 B10=2.56098，研发会觉得"2.56098次就出问题"；但如果 CI 是 [1.2, 4.8]，实际上真实值可能高达 4.8 次——这个区间信息直接影响整改优先级判断。</w:t>
+        <w:br/>
         <w:t>CI 怎么算：Minitab 基于极大似然估计，用 Fisher 信息矩阵推导标准误，再乘 t 分布分位数。失效数越多、数据越分散，标准误越小，CI 越窄。</w:t>
-      </w:r>
-      <w:r>
-        <w:rPr>
-          <w:rFonts w:ascii="微软雅黑" w:hAnsi="微软雅黑" w:eastAsia="微软雅黑"/>
-          <w:sz w:val="19"/>
-        </w:rPr>
-        <w:br w:type="textWrapping"/>
-      </w:r>
-      <w:r>
-        <w:rPr>
-          <w:rFonts w:ascii="微软雅黑" w:hAnsi="微软雅黑" w:eastAsia="微软雅黑"/>
-          <w:sz w:val="19"/>
-        </w:rPr>
+        <w:br/>
         <w:t>本案例特殊情况：12 台/8 失效，数据高度集中在 4 和 5 两个值，信息不足 → Minitab 未能输出 CI。这是正常的，不代表操作错误。</w:t>
-      </w:r>
-      <w:r>
-        <w:rPr>
-          <w:rFonts w:ascii="微软雅黑" w:hAnsi="微软雅黑" w:eastAsia="微软雅黑"/>
-          <w:sz w:val="19"/>
-        </w:rPr>
-        <w:br w:type="textWrapping"/>
-      </w:r>
-      <w:r>
-        <w:rPr>
-          <w:rFonts w:ascii="微软雅黑" w:hAnsi="微软雅黑" w:eastAsia="微软雅黑"/>
-          <w:sz w:val="19"/>
-        </w:rPr>
+        <w:br/>
         <w:t>一般规律：失效数≥15 且数据分散时，CI 宽度明显收窄；失效数&lt;10 时 CI 很宽，点估计参考价值有限。正式报告建议攒到 ≥15 个失效数据。</w:t>
-      </w:r>
-      <w:r>
-        <w:rPr>
-          <w:rFonts w:ascii="微软雅黑" w:hAnsi="微软雅黑" w:eastAsia="微软雅黑"/>
-          <w:sz w:val="19"/>
-        </w:rPr>
-        <w:br w:type="textWrapping"/>
-      </w:r>
-      <w:r>
-        <w:rPr>
-          <w:rFonts w:ascii="微软雅黑" w:hAnsi="微软雅黑" w:eastAsia="微软雅黑"/>
-          <w:sz w:val="19"/>
-        </w:rPr>
-        <w:br w:type="textWrapping"/>
-      </w:r>
-      <w:r>
-        <w:rPr>
-          <w:rFonts w:ascii="微软雅黑" w:hAnsi="微软雅黑" w:eastAsia="微软雅黑"/>
-          <w:sz w:val="19"/>
-        </w:rPr>
+        <w:br/>
+        <w:br/>
         <w:t>操作步骤（Minitab 15）：</w:t>
-      </w:r>
-      <w:r>
-        <w:rPr>
-          <w:rFonts w:ascii="微软雅黑" w:hAnsi="微软雅黑" w:eastAsia="微软雅黑"/>
-          <w:sz w:val="19"/>
-        </w:rPr>
-        <w:br w:type="textWrapping"/>
-      </w:r>
-      <w:r>
-        <w:rPr>
-          <w:rFonts w:ascii="微软雅黑" w:hAnsi="微软雅黑" w:eastAsia="微软雅黑"/>
-          <w:sz w:val="19"/>
-        </w:rPr>
+        <w:br/>
         <w:t xml:space="preserve">  ① 菜单：统计 → 可靠性/生存 → 参数分布分析（右删失）</w:t>
-      </w:r>
-      <w:r>
-        <w:rPr>
-          <w:rFonts w:ascii="微软雅黑" w:hAnsi="微软雅黑" w:eastAsia="微软雅黑"/>
-          <w:sz w:val="19"/>
-        </w:rPr>
-        <w:br w:type="textWrapping"/>
-      </w:r>
-      <w:r>
-        <w:rPr>
-          <w:rFonts w:ascii="微软雅黑" w:hAnsi="微软雅黑" w:eastAsia="微软雅黑"/>
-          <w:sz w:val="19"/>
-        </w:rPr>
+        <w:br/>
         <w:t xml:space="preserve">  ② 变量(V)：C1（失效次数），删失(C)：C2（删失列），删失值 = 1</w:t>
-      </w:r>
-      <w:r>
-        <w:rPr>
-          <w:rFonts w:ascii="微软雅黑" w:hAnsi="微软雅黑" w:eastAsia="微软雅黑"/>
-          <w:sz w:val="19"/>
-        </w:rPr>
-        <w:br w:type="textWrapping"/>
-      </w:r>
-      <w:r>
-        <w:rPr>
-          <w:rFonts w:ascii="微软雅黑" w:hAnsi="微软雅黑" w:eastAsia="微软雅黑"/>
-          <w:sz w:val="19"/>
-        </w:rPr>
+        <w:br/>
         <w:t xml:space="preserve">  ③ 假设分布：威布尔；估计法：极大似然</w:t>
-      </w:r>
-      <w:r>
-        <w:rPr>
-          <w:rFonts w:ascii="微软雅黑" w:hAnsi="微软雅黑" w:eastAsia="微软雅黑"/>
-          <w:sz w:val="19"/>
-        </w:rPr>
-        <w:br w:type="textWrapping"/>
-      </w:r>
-      <w:r>
-        <w:rPr>
-          <w:rFonts w:ascii="微软雅黑" w:hAnsi="微软雅黑" w:eastAsia="微软雅黑"/>
-          <w:sz w:val="19"/>
-        </w:rPr>
+        <w:br/>
         <w:t xml:space="preserve">  ④ 关键一步：点"图形(G)..."按钮 → 在弹出的图形对话框中，勾选"在概率图中显示置信区间(S)"</w:t>
-      </w:r>
-      <w:r>
-        <w:rPr>
-          <w:rFonts w:ascii="微软雅黑" w:hAnsi="微软雅黑" w:eastAsia="微软雅黑"/>
-          <w:sz w:val="19"/>
-        </w:rPr>
-        <w:br w:type="textWrapping"/>
-      </w:r>
-      <w:r>
-        <w:rPr>
-          <w:rFonts w:ascii="微软雅黑" w:hAnsi="微软雅黑" w:eastAsia="微软雅黑"/>
-          <w:sz w:val="19"/>
-        </w:rPr>
+        <w:br/>
         <w:t xml:space="preserve">  ⑤ 确定 → 确定，Minitab 会在概率图上画出两条虚线（95% CI 带）</w:t>
-      </w:r>
-      <w:r>
-        <w:rPr>
-          <w:rFonts w:ascii="微软雅黑" w:hAnsi="微软雅黑" w:eastAsia="微软雅黑"/>
-          <w:sz w:val="19"/>
-        </w:rPr>
-        <w:br w:type="textWrapping"/>
-      </w:r>
-      <w:r>
-        <w:rPr>
-          <w:rFonts w:ascii="微软雅黑" w:hAnsi="微软雅黑" w:eastAsia="微软雅黑"/>
-          <w:sz w:val="19"/>
-        </w:rPr>
+        <w:br/>
         <w:t xml:space="preserve">  ⑥ 同时输出窗口会列出各百分位点（B1/B5/B10/B50）的点估计 + 95% 双侧置信区间</w:t>
-      </w:r>
-      <w:r>
-        <w:rPr>
-          <w:rFonts w:ascii="微软雅黑" w:hAnsi="微软雅黑" w:eastAsia="微软雅黑"/>
-          <w:sz w:val="19"/>
-        </w:rPr>
-        <w:br w:type="textWrapping"/>
-      </w:r>
-      <w:r>
-        <w:rPr>
-          <w:rFonts w:ascii="微软雅黑" w:hAnsi="微软雅黑" w:eastAsia="微软雅黑"/>
-          <w:sz w:val="19"/>
-        </w:rPr>
+        <w:br/>
         <w:t>⚠ 注意：W-795 案例数据（12 台，数据集中在 4~5 次）信息量不足，Minitab 可能仍无法计算 CI——此时概率图只有一条拟合直线，无 CI 带。这是数据本身的问题，不是操作错误。以下提供一组"分散型"示例数据（20 台，失效从 1~18 次分散分布），专门用于演示 CI 效果。</w:t>
-      </w:r>
-      <w:r>
-        <w:rPr>
-          <w:rFonts w:ascii="微软雅黑" w:hAnsi="微软雅黑" w:eastAsia="微软雅黑"/>
-          <w:sz w:val="19"/>
-        </w:rPr>
-        <w:br w:type="textWrapping"/>
-      </w:r>
-      <w:r>
-        <w:rPr>
-          <w:rFonts w:ascii="微软雅黑" w:hAnsi="微软雅黑" w:eastAsia="微软雅黑"/>
-          <w:sz w:val="19"/>
-        </w:rPr>
+        <w:br/>
         <w:t>▎CI 演示数据（20 台，分散型，可出 CI）——复制到 C1/C2。下方数据按行号顺序复制到 Minitab 即可。用这组数据按步骤①~⑤操作，Minitab 会在概率图上生成"拟合直线 + 上下两条虚线"——那就是 95% CI 带。输出窗口也会显示完整的百分位 CI 表。</w:t>
       </w:r>
     </w:p>
@@ -26973,12 +26563,7 @@
     <w:p/>
     <w:p>
       <w:r>
-        <w:rPr>
-          <w:rFonts w:ascii="微软雅黑" w:hAnsi="微软雅黑" w:eastAsia="微软雅黑"/>
-          <w:b/>
-          <w:sz w:val="20"/>
-        </w:rPr>
-        <w:t>第10题：Log-Rank p=0.003 结论？</w:t>
+        <w:t>第10题：Log-Rank p=0.019 结论？</w:t>
       </w:r>
     </w:p>
     <w:p>

--- a/source/Minitab应用实战手册_V1.5_OpenClaw版.docx
+++ b/source/Minitab应用实战手册_V1.5_OpenClaw版.docx
@@ -28866,11 +28866,7 @@
     </w:p>
     <w:p>
       <w:r>
-        <w:rPr>
-          <w:rFonts w:ascii="微软雅黑" w:hAnsi="微软雅黑" w:eastAsia="微软雅黑"/>
-          <w:sz w:val="18"/>
-        </w:rPr>
-        <w:t>C2（样品编号）可选填，C3 删失标记为 0（失效）或 1（全过）。</w:t>
+        <w:t>C1=失效次数，C2=删失标记（0=失效，1=全过）。数据：4,4,4,5,5,5,5,5,10,10,10,10（12台）。</w:t>
       </w:r>
     </w:p>
     <w:tbl>
@@ -30116,12 +30112,7 @@
     <w:p/>
     <w:p>
       <w:r>
-        <w:rPr>
-          <w:rFonts w:ascii="微软雅黑" w:hAnsi="微软雅黑" w:eastAsia="微软雅黑"/>
-          <w:i/>
-          <w:sz w:val="18"/>
-        </w:rPr>
-        <w:t>操作：统计 → 可靠性/生存 → 分布分析(右删失) → 参数分布分析(P)... → 变量=C1，删失列=C3，删失值=1，假定分布=Weibull</w:t>
+        <w:t>操作：统计 → 可靠性/生存 → 分布分析(右删失) → 参数分布分析(P)... → 变量=C1，删失列=C2，删失值=1，假定分布=Weibull</w:t>
       </w:r>
     </w:p>
     <w:p/>
@@ -31607,11 +31598,7 @@
     </w:p>
     <w:p>
       <w:r>
-        <w:rPr>
-          <w:rFonts w:ascii="微软雅黑" w:hAnsi="微软雅黑" w:eastAsia="微软雅黑"/>
-          <w:sz w:val="18"/>
-        </w:rPr>
-        <w:t>C3=0（失效）/1（全过），C4 为组别标记。整表复制到 Minitab 后走 KM 分析。</w:t>
+        <w:t>C1=失效次数，C2=删失标记（0=失效/1=全过），C3=组别（整改前/整改后）。整表复制到 Minitab 后走 KM 分析。</w:t>
       </w:r>
     </w:p>
     <w:p>
@@ -35114,12 +35101,7 @@
     <w:p/>
     <w:p>
       <w:r>
-        <w:rPr>
-          <w:rFonts w:ascii="微软雅黑" w:hAnsi="微软雅黑" w:eastAsia="微软雅黑"/>
-          <w:i/>
-          <w:sz w:val="18"/>
-        </w:rPr>
-        <w:t>操作：统计 → 可靠性/生存 → 非参数分布分析(右删失) → 时间列=C1，删失列=C3，删失值=1，按变量(B)=C4 → 图形勾选"生存图"，结果(R)选"对数排秩和 Wilcoxon 统计量"</w:t>
+        <w:t>操作：统计 → 可靠性/生存 → 非参数分布分析（右删失） → 时间列=C1，删失列=C2，删失值=1，按变量(B)=C3 → 图形勾选"生存图"，结果(R)选"对数排秩和 Wilcoxon 统计量"</w:t>
       </w:r>
     </w:p>
     <w:p>

--- a/source/Minitab应用实战手册_V1.5_OpenClaw版.docx
+++ b/source/Minitab应用实战手册_V1.5_OpenClaw版.docx
@@ -12431,7 +12431,7 @@
         <w:br/>
         <w:t xml:space="preserve">  · 4 台坚持到 10 次全过（右删失）</w:t>
         <w:br/>
-        <w:t>Weibull 分析结果（MLE 估计）：失效数=8，删失数=4；β=1.88（磨损失效），η=8.50；B10=2.56098 次，B50=7.06 次。</w:t>
+        <w:t>Weibull 分析结果（MLE 估计）：失效数=8，删失数=4；β=1.88（磨损失效），η=8.50；B10=2.56098 次，B50=6.99272 次。</w:t>
       </w:r>
     </w:p>
     <w:p>
@@ -12475,7 +12475,7 @@
     </w:p>
     <w:p>
       <w:r>
-        <w:t>B10 = 总体中 10% 产品失效对应的次数，即该时间点可靠度 R=90%。源于轴承行业"BX 寿命"概念。传音场景：统一案例 W-795 跌落数据跑 Weibull（MLE 估计），B10=2.56098 次→预计 10% 手机在 2.56098 次跌落后失效。对比：MTTF（Mean Time To Failure，平均失效前时间）≈7.55 次是"平均寿命"，B50=7.06 次是"中位寿命"（50% 失效）。但 Weibull 分布下同样 MTTF 的两批产品失效模式可能完全不同，B10 更适合做质量决策和保修期设定。思考题：B50=7.06 和 B10=2.56098 哪个更大？（答案：B50，因为失效次数越往后累积越多）</w:t>
+        <w:t>B10 = 总体中 10% 产品失效对应的次数，即该时间点可靠度 R=90%。源于轴承行业"BX 寿命"概念。传音场景：统一案例 W-795 跌落数据跑 Weibull（MLE 估计），B10=2.56098 次→预计 10% 手机在 2.56098 次跌落后失效。对比：MTTF（Mean Time To Failure，平均失效前时间）≈7.55 次是"平均寿命"，B50=6.99272 次是"中位寿命"（50% 失效）。但 Weibull 分布下同样 MTTF 的两批产品失效模式可能完全不同，B10 更适合做质量决策和保修期设定。思考题：B50=6.99272 和 B10=2.56098 哪个更大？（答案：B50，因为失效次数越往后累积越多）</w:t>
       </w:r>
     </w:p>
     <w:p/>
@@ -13453,7 +13453,7 @@
       <w:r>
         <w:t>接第03卡的数据和菜单，在输出窗口找"形状参数"行。</w:t>
         <w:br/>
-        <w:t>统一案例结果（MLE）：β=1.88，η=8.50，B10=2.56098，B50=  6.99272。</w:t>
+        <w:t>统一案例结果（MLE）：β=1.88，η=8.50，B10=2.56098，B50=6.99272。</w:t>
         <w:br/>
         <w:t>本次只关注：β 的点估计值——若数据集中在 2~3 个值，务必确认使用的是 MLE 而非 LSXY，否则 β 可能算崩到 9+（完全失真）。</w:t>
         <w:br/>
@@ -20015,7 +20015,7 @@
     </w:p>
     <w:p>
       <w:r>
-        <w:t>Weibull 特征寿命，累积失效概率达 63.2% 时对应的时间。η 越大寿命越长。传音场景：统一案例 W-795 跌落数据（MLE 估计），η=8.50 次→63.2% 的手机在 8.5 次跌落后失效。当 β=1.88&gt;1 时，中位寿命 B50=7.06 次略小于 η（8.50），符合磨损失效规律。对比：β=1（随机失效）时 B50=η*ln2≈0.693η。</w:t>
+        <w:t>Weibull 特征寿命，累积失效概率达 63.2% 时对应的时间。η 越大寿命越长。传音场景：统一案例 W-795 跌落数据（MLE 估计），η=8.50 次→63.2% 的手机在 8.5 次跌落后失效。当 β=1.88&gt;1 时，中位寿命 B50=6.99272 次略小于 η（8.50），符合磨损失效规律。对比：β=1（随机失效）时 B50=η*ln2≈0.693η。</w:t>
       </w:r>
     </w:p>
     <w:p/>

--- a/source/Minitab应用实战手册_V1.5_OpenClaw版.docx
+++ b/source/Minitab应用实战手册_V1.5_OpenClaw版.docx
@@ -28866,7 +28866,7 @@
     </w:p>
     <w:p>
       <w:r>
-        <w:t>C1=失效次数，C2=删失标记（0=失效，1=全过）。数据：4,4,4,5,5,5,5,5,10,10,10,10（12台）。</w:t>
+        <w:t>C1=失效次数，C2=样品编号（可选），C3=删失标记（0=失效，1=全过）。数据：4,4,4,5,5,5,5,5,10,10,10,10（12台）。</w:t>
       </w:r>
     </w:p>
     <w:tbl>
@@ -31707,18 +31707,8 @@
             <w:shd w:val="clear" w:color="auto" w:fill="2E5A7C"/>
           </w:tcPr>
           <w:p>
-            <w:pPr>
-              <w:spacing w:after="0" w:line="240" w:lineRule="auto"/>
-              <w:jc w:val="center"/>
-            </w:pPr>
-            <w:r>
-              <w:rPr>
-                <w:rFonts w:ascii="微软雅黑" w:hAnsi="微软雅黑" w:eastAsia="微软雅黑"/>
-                <w:b/>
-                <w:color w:val="FFFFFF"/>
-                <w:sz w:val="18"/>
-              </w:rPr>
-              <w:t>C3(删失)</w:t>
+            <w:r>
+              <w:t>C2(删失)</w:t>
             </w:r>
           </w:p>
         </w:tc>
@@ -31728,18 +31718,8 @@
             <w:shd w:val="clear" w:color="auto" w:fill="2E5A7C"/>
           </w:tcPr>
           <w:p>
-            <w:pPr>
-              <w:spacing w:after="0" w:line="240" w:lineRule="auto"/>
-              <w:jc w:val="center"/>
-            </w:pPr>
-            <w:r>
-              <w:rPr>
-                <w:rFonts w:ascii="微软雅黑" w:hAnsi="微软雅黑" w:eastAsia="微软雅黑"/>
-                <w:b/>
-                <w:color w:val="FFFFFF"/>
-                <w:sz w:val="18"/>
-              </w:rPr>
-              <w:t>C4(组别)</w:t>
+            <w:r>
+              <w:t>C3(组别)</w:t>
             </w:r>
           </w:p>
         </w:tc>
@@ -33428,18 +33408,8 @@
             <w:shd w:val="clear" w:color="auto" w:fill="2E5A7C"/>
           </w:tcPr>
           <w:p>
-            <w:pPr>
-              <w:spacing w:after="0" w:line="240" w:lineRule="auto"/>
-              <w:jc w:val="center"/>
-            </w:pPr>
-            <w:r>
-              <w:rPr>
-                <w:rFonts w:ascii="微软雅黑" w:hAnsi="微软雅黑" w:eastAsia="微软雅黑"/>
-                <w:b/>
-                <w:color w:val="FFFFFF"/>
-                <w:sz w:val="18"/>
-              </w:rPr>
-              <w:t>C3(删失)</w:t>
+            <w:r>
+              <w:t>C2(删失)</w:t>
             </w:r>
           </w:p>
         </w:tc>
@@ -33449,18 +33419,8 @@
             <w:shd w:val="clear" w:color="auto" w:fill="2E5A7C"/>
           </w:tcPr>
           <w:p>
-            <w:pPr>
-              <w:spacing w:after="0" w:line="240" w:lineRule="auto"/>
-              <w:jc w:val="center"/>
-            </w:pPr>
-            <w:r>
-              <w:rPr>
-                <w:rFonts w:ascii="微软雅黑" w:hAnsi="微软雅黑" w:eastAsia="微软雅黑"/>
-                <w:b/>
-                <w:color w:val="FFFFFF"/>
-                <w:sz w:val="18"/>
-              </w:rPr>
-              <w:t>C4(组别)</w:t>
+            <w:r>
+              <w:t>C3(组别)</w:t>
             </w:r>
           </w:p>
         </w:tc>

--- a/source/Minitab应用实战手册_V1.5_OpenClaw版.docx
+++ b/source/Minitab应用实战手册_V1.5_OpenClaw版.docx
@@ -28866,7 +28866,7 @@
     </w:p>
     <w:p>
       <w:r>
-        <w:t>C1=失效次数，C2=样品编号（可选），C3=删失标记（0=失效，1=全过）。数据：4,4,4,5,5,5,5,5,10,10,10,10（12台）。</w:t>
+        <w:t>C1=失效次数，C2=样品编号（可选），C3=删失标记（0=失效，1=全过）。</w:t>
       </w:r>
     </w:p>
     <w:tbl>
@@ -30112,7 +30112,7 @@
     <w:p/>
     <w:p>
       <w:r>
-        <w:t>操作：统计 → 可靠性/生存 → 分布分析(右删失) → 参数分布分析(P)... → 变量=C1，删失列=C2，删失值=1，假定分布=Weibull</w:t>
+        <w:t>操作：统计 → 可靠性/生存 → 分布分析(右删失) → 参数分布分析(P)... → 变量=C1，删失列=C3，删失值=1，假定分布=Weibull</w:t>
       </w:r>
     </w:p>
     <w:p/>
